--- a/投标文件.docx
+++ b/投标文件.docx
@@ -341,6 +341,17 @@
           <w:sz w:val="22"/>
         </w:rPr>
         <w:t>十九、售后服务方案</w:t>
+      </w:r>
+    </w:p>
+    <w:p>
+      <w:pPr>
+        <w:spacing w:after="40"/>
+      </w:pPr>
+      <w:r>
+        <w:rPr>
+          <w:sz w:val="22"/>
+        </w:rPr>
+        <w:t>二十、其他供应商认为应该提供的材料</w:t>
       </w:r>
     </w:p>
     <w:p>
@@ -2845,40 +2856,140 @@
     <w:p/>
     <w:tbl>
       <w:tblPr>
-        <w:tblW w:type="auto" w:w="0"/>
-        <w:tblLook w:firstColumn="1" w:firstRow="1" w:lastColumn="0" w:lastRow="0" w:noHBand="0" w:noVBand="1" w:val="04A0"/>
+        <w:tblStyle w:val="13"/>
+        <w:tblW w:w="10259" w:type="dxa"/>
+        <w:jc w:val="center"/>
         <w:tblBorders>
-          <w:top w:val="single" w:sz="4" w:space="0" w:color="000000"/>
-          <w:left w:val="single" w:sz="4" w:space="0" w:color="000000"/>
-          <w:bottom w:val="single" w:sz="4" w:space="0" w:color="000000"/>
-          <w:right w:val="single" w:sz="4" w:space="0" w:color="000000"/>
-          <w:insideH w:val="single" w:sz="4" w:space="0" w:color="000000"/>
-          <w:insideV w:val="single" w:sz="4" w:space="0" w:color="000000"/>
+          <w:top w:val="single" w:color="auto" w:sz="4" w:space="0"/>
+          <w:left w:val="single" w:color="auto" w:sz="4" w:space="0"/>
+          <w:bottom w:val="single" w:color="auto" w:sz="4" w:space="0"/>
+          <w:right w:val="single" w:color="auto" w:sz="4" w:space="0"/>
+          <w:insideH w:val="single" w:color="auto" w:sz="4" w:space="0"/>
+          <w:insideV w:val="single" w:color="auto" w:sz="4" w:space="0"/>
         </w:tblBorders>
+        <w:tblLayout w:type="fixed"/>
+        <w:tblCellMar>
+          <w:top w:w="0" w:type="dxa"/>
+          <w:left w:w="108" w:type="dxa"/>
+          <w:bottom w:w="0" w:type="dxa"/>
+          <w:right w:w="108" w:type="dxa"/>
+        </w:tblCellMar>
       </w:tblPr>
       <w:tblGrid>
-        <w:gridCol w:w="1441"/>
-        <w:gridCol w:w="1441"/>
-        <w:gridCol w:w="1441"/>
-        <w:gridCol w:w="1441"/>
-        <w:gridCol w:w="1441"/>
-        <w:gridCol w:w="1441"/>
+        <w:gridCol w:w="822"/>
+        <w:gridCol w:w="1398"/>
+        <w:gridCol w:w="972"/>
+        <w:gridCol w:w="1329"/>
+        <w:gridCol w:w="719"/>
+        <w:gridCol w:w="1786"/>
+        <w:gridCol w:w="705"/>
+        <w:gridCol w:w="995"/>
+        <w:gridCol w:w="1533"/>
       </w:tblGrid>
       <w:tr>
+        <w:tblPrEx>
+          <w:tblBorders>
+            <w:top w:val="single" w:color="auto" w:sz="4" w:space="0"/>
+            <w:left w:val="single" w:color="auto" w:sz="4" w:space="0"/>
+            <w:bottom w:val="single" w:color="auto" w:sz="4" w:space="0"/>
+            <w:right w:val="single" w:color="auto" w:sz="4" w:space="0"/>
+            <w:insideH w:val="single" w:color="auto" w:sz="4" w:space="0"/>
+            <w:insideV w:val="single" w:color="auto" w:sz="4" w:space="0"/>
+          </w:tblBorders>
+          <w:tblCellMar>
+            <w:top w:w="0" w:type="dxa"/>
+            <w:left w:w="108" w:type="dxa"/>
+            <w:bottom w:w="0" w:type="dxa"/>
+            <w:right w:w="108" w:type="dxa"/>
+          </w:tblCellMar>
+        </w:tblPrEx>
+        <w:trPr>
+          <w:cantSplit/>
+          <w:trHeight w:val="530" w:hRule="atLeast"/>
+          <w:jc w:val="center"/>
+        </w:trPr>
         <w:tc>
           <w:tcPr>
-            <w:tcW w:type="dxa" w:w="1441"/>
+            <w:tcW w:w="822" w:type="dxa"/>
+            <w:vMerge w:val="restart"/>
+            <w:shd w:val="clear" w:color="auto" w:fill="auto"/>
+            <w:vAlign w:val="center"/>
           </w:tcPr>
           <w:p>
             <w:pPr>
-              <w:spacing w:before="40" w:after="40"/>
+              <w:wordWrap w:val="0"/>
+              <w:topLinePunct/>
+              <w:spacing w:line="400" w:lineRule="exact"/>
               <w:jc w:val="center"/>
+              <w:rPr>
+                <w:rFonts w:asciiTheme="minorEastAsia" w:hAnsiTheme="minorEastAsia" w:eastAsiaTheme="minorEastAsia" w:cstheme="minorEastAsia"/>
+                <w:sz w:val="21"/>
+                <w:szCs w:val="21"/>
+              </w:rPr>
             </w:pPr>
-            <w:r/>
             <w:r>
               <w:rPr>
-                <w:b/>
-                <w:sz w:val="20"/>
+                <w:rFonts w:hint="eastAsia" w:asciiTheme="minorEastAsia" w:hAnsiTheme="minorEastAsia" w:eastAsiaTheme="minorEastAsia" w:cstheme="minorEastAsia"/>
+                <w:sz w:val="21"/>
+                <w:szCs w:val="21"/>
+              </w:rPr>
+              <w:t>类别</w:t>
+            </w:r>
+          </w:p>
+        </w:tc>
+        <w:tc>
+          <w:tcPr>
+            <w:tcW w:w="1398" w:type="dxa"/>
+            <w:vMerge w:val="restart"/>
+            <w:shd w:val="clear" w:color="auto" w:fill="auto"/>
+            <w:vAlign w:val="center"/>
+          </w:tcPr>
+          <w:p>
+            <w:pPr>
+              <w:wordWrap w:val="0"/>
+              <w:topLinePunct/>
+              <w:spacing w:line="400" w:lineRule="exact"/>
+              <w:jc w:val="center"/>
+              <w:rPr>
+                <w:rFonts w:asciiTheme="minorEastAsia" w:hAnsiTheme="minorEastAsia" w:eastAsiaTheme="minorEastAsia" w:cstheme="minorEastAsia"/>
+                <w:sz w:val="21"/>
+                <w:szCs w:val="21"/>
+              </w:rPr>
+            </w:pPr>
+            <w:r>
+              <w:rPr>
+                <w:rFonts w:hint="eastAsia" w:asciiTheme="minorEastAsia" w:hAnsiTheme="minorEastAsia" w:eastAsiaTheme="minorEastAsia" w:cstheme="minorEastAsia"/>
+                <w:sz w:val="21"/>
+                <w:szCs w:val="21"/>
+              </w:rPr>
+              <w:t>职务</w:t>
+            </w:r>
+          </w:p>
+        </w:tc>
+        <w:tc>
+          <w:tcPr>
+            <w:tcW w:w="972" w:type="dxa"/>
+            <w:vMerge w:val="restart"/>
+            <w:shd w:val="clear" w:color="auto" w:fill="auto"/>
+            <w:vAlign w:val="center"/>
+          </w:tcPr>
+          <w:p>
+            <w:pPr>
+              <w:wordWrap w:val="0"/>
+              <w:topLinePunct/>
+              <w:spacing w:line="400" w:lineRule="exact"/>
+              <w:jc w:val="center"/>
+              <w:rPr>
+                <w:rFonts w:asciiTheme="minorEastAsia" w:hAnsiTheme="minorEastAsia" w:eastAsiaTheme="minorEastAsia" w:cstheme="minorEastAsia"/>
+                <w:sz w:val="21"/>
+                <w:szCs w:val="21"/>
+              </w:rPr>
+            </w:pPr>
+            <w:r>
+              <w:rPr>
+                <w:rFonts w:hint="eastAsia" w:asciiTheme="minorEastAsia" w:hAnsiTheme="minorEastAsia" w:eastAsiaTheme="minorEastAsia" w:cstheme="minorEastAsia"/>
+                <w:sz w:val="21"/>
+                <w:szCs w:val="21"/>
               </w:rPr>
               <w:t>姓名</w:t>
             </w:r>
@@ -2886,114 +2997,715 @@
         </w:tc>
         <w:tc>
           <w:tcPr>
-            <w:tcW w:type="dxa" w:w="1441"/>
+            <w:tcW w:w="1329" w:type="dxa"/>
+            <w:vMerge w:val="restart"/>
+            <w:shd w:val="clear" w:color="auto" w:fill="auto"/>
+            <w:vAlign w:val="center"/>
           </w:tcPr>
           <w:p>
             <w:pPr>
-              <w:spacing w:before="40" w:after="40"/>
+              <w:wordWrap w:val="0"/>
+              <w:topLinePunct/>
+              <w:spacing w:line="400" w:lineRule="exact"/>
               <w:jc w:val="center"/>
+              <w:rPr>
+                <w:rFonts w:asciiTheme="minorEastAsia" w:hAnsiTheme="minorEastAsia" w:eastAsiaTheme="minorEastAsia" w:cstheme="minorEastAsia"/>
+                <w:sz w:val="21"/>
+                <w:szCs w:val="21"/>
+              </w:rPr>
             </w:pPr>
-            <w:r/>
             <w:r>
               <w:rPr>
-                <w:b/>
-                <w:sz w:val="20"/>
+                <w:rFonts w:hint="eastAsia" w:asciiTheme="minorEastAsia" w:hAnsiTheme="minorEastAsia" w:eastAsiaTheme="minorEastAsia" w:cstheme="minorEastAsia"/>
+                <w:sz w:val="21"/>
+                <w:szCs w:val="21"/>
               </w:rPr>
-              <w:t>岗位/职务</w:t>
+              <w:t>职称</w:t>
             </w:r>
           </w:p>
         </w:tc>
         <w:tc>
           <w:tcPr>
-            <w:tcW w:type="dxa" w:w="1441"/>
+            <w:tcW w:w="719" w:type="dxa"/>
+            <w:vMerge w:val="restart"/>
+            <w:shd w:val="clear" w:color="auto" w:fill="auto"/>
+            <w:vAlign w:val="center"/>
           </w:tcPr>
           <w:p>
             <w:pPr>
-              <w:spacing w:before="40" w:after="40"/>
+              <w:wordWrap w:val="0"/>
+              <w:topLinePunct/>
+              <w:spacing w:line="400" w:lineRule="exact"/>
               <w:jc w:val="center"/>
+              <w:rPr>
+                <w:rFonts w:asciiTheme="minorEastAsia" w:hAnsiTheme="minorEastAsia" w:eastAsiaTheme="minorEastAsia" w:cstheme="minorEastAsia"/>
+                <w:sz w:val="21"/>
+                <w:szCs w:val="21"/>
+              </w:rPr>
             </w:pPr>
-            <w:r/>
             <w:r>
               <w:rPr>
-                <w:b/>
-                <w:sz w:val="20"/>
+                <w:rFonts w:hint="eastAsia" w:asciiTheme="minorEastAsia" w:hAnsiTheme="minorEastAsia" w:eastAsiaTheme="minorEastAsia" w:cstheme="minorEastAsia"/>
+                <w:sz w:val="21"/>
+                <w:szCs w:val="21"/>
               </w:rPr>
-              <w:t>主要资质证书</w:t>
+              <w:t>常住地</w:t>
             </w:r>
           </w:p>
         </w:tc>
         <w:tc>
           <w:tcPr>
-            <w:tcW w:type="dxa" w:w="1441"/>
+            <w:tcW w:w="5019" w:type="dxa"/>
+            <w:gridSpan w:val="4"/>
+            <w:shd w:val="clear" w:color="auto" w:fill="auto"/>
+            <w:vAlign w:val="center"/>
           </w:tcPr>
           <w:p>
             <w:pPr>
-              <w:spacing w:before="40" w:after="40"/>
+              <w:wordWrap w:val="0"/>
+              <w:topLinePunct/>
+              <w:spacing w:line="400" w:lineRule="exact"/>
               <w:jc w:val="center"/>
+              <w:rPr>
+                <w:rFonts w:asciiTheme="minorEastAsia" w:hAnsiTheme="minorEastAsia" w:eastAsiaTheme="minorEastAsia" w:cstheme="minorEastAsia"/>
+                <w:sz w:val="21"/>
+                <w:szCs w:val="21"/>
+              </w:rPr>
             </w:pPr>
-            <w:r/>
             <w:r>
               <w:rPr>
-                <w:b/>
-                <w:sz w:val="20"/>
+                <w:rFonts w:hint="eastAsia" w:asciiTheme="minorEastAsia" w:hAnsiTheme="minorEastAsia" w:eastAsiaTheme="minorEastAsia" w:cstheme="minorEastAsia"/>
+                <w:sz w:val="21"/>
+                <w:szCs w:val="21"/>
               </w:rPr>
-              <w:t>学历</w:t>
+              <w:t>资格证明(附复印件)</w:t>
+            </w:r>
+          </w:p>
+        </w:tc>
+      </w:tr>
+      <w:tr>
+        <w:tblPrEx>
+          <w:tblBorders>
+            <w:top w:val="single" w:color="auto" w:sz="4" w:space="0"/>
+            <w:left w:val="single" w:color="auto" w:sz="4" w:space="0"/>
+            <w:bottom w:val="single" w:color="auto" w:sz="4" w:space="0"/>
+            <w:right w:val="single" w:color="auto" w:sz="4" w:space="0"/>
+            <w:insideH w:val="single" w:color="auto" w:sz="4" w:space="0"/>
+            <w:insideV w:val="single" w:color="auto" w:sz="4" w:space="0"/>
+          </w:tblBorders>
+          <w:tblCellMar>
+            <w:top w:w="0" w:type="dxa"/>
+            <w:left w:w="108" w:type="dxa"/>
+            <w:bottom w:w="0" w:type="dxa"/>
+            <w:right w:w="108" w:type="dxa"/>
+          </w:tblCellMar>
+        </w:tblPrEx>
+        <w:trPr>
+          <w:cantSplit/>
+          <w:trHeight w:val="530" w:hRule="atLeast"/>
+          <w:jc w:val="center"/>
+        </w:trPr>
+        <w:tc>
+          <w:tcPr>
+            <w:tcW w:w="822" w:type="dxa"/>
+            <w:vMerge w:val="continue"/>
+            <w:shd w:val="clear" w:color="auto" w:fill="auto"/>
+            <w:vAlign w:val="center"/>
+          </w:tcPr>
+          <w:p>
+            <w:pPr>
+              <w:wordWrap w:val="0"/>
+              <w:topLinePunct/>
+              <w:spacing w:line="400" w:lineRule="exact"/>
+              <w:jc w:val="center"/>
+              <w:rPr>
+                <w:rFonts w:asciiTheme="minorEastAsia" w:hAnsiTheme="minorEastAsia" w:eastAsiaTheme="minorEastAsia" w:cstheme="minorEastAsia"/>
+                <w:sz w:val="21"/>
+                <w:szCs w:val="21"/>
+              </w:rPr>
+            </w:pPr>
+          </w:p>
+        </w:tc>
+        <w:tc>
+          <w:tcPr>
+            <w:tcW w:w="1398" w:type="dxa"/>
+            <w:vMerge w:val="continue"/>
+            <w:shd w:val="clear" w:color="auto" w:fill="auto"/>
+            <w:vAlign w:val="center"/>
+          </w:tcPr>
+          <w:p>
+            <w:pPr>
+              <w:wordWrap w:val="0"/>
+              <w:topLinePunct/>
+              <w:spacing w:line="400" w:lineRule="exact"/>
+              <w:jc w:val="center"/>
+              <w:rPr>
+                <w:rFonts w:asciiTheme="minorEastAsia" w:hAnsiTheme="minorEastAsia" w:eastAsiaTheme="minorEastAsia" w:cstheme="minorEastAsia"/>
+                <w:sz w:val="21"/>
+                <w:szCs w:val="21"/>
+              </w:rPr>
+            </w:pPr>
+          </w:p>
+        </w:tc>
+        <w:tc>
+          <w:tcPr>
+            <w:tcW w:w="972" w:type="dxa"/>
+            <w:vMerge w:val="continue"/>
+            <w:shd w:val="clear" w:color="auto" w:fill="auto"/>
+            <w:vAlign w:val="center"/>
+          </w:tcPr>
+          <w:p>
+            <w:pPr>
+              <w:wordWrap w:val="0"/>
+              <w:topLinePunct/>
+              <w:spacing w:line="400" w:lineRule="exact"/>
+              <w:jc w:val="center"/>
+              <w:rPr>
+                <w:rFonts w:asciiTheme="minorEastAsia" w:hAnsiTheme="minorEastAsia" w:eastAsiaTheme="minorEastAsia" w:cstheme="minorEastAsia"/>
+                <w:sz w:val="21"/>
+                <w:szCs w:val="21"/>
+              </w:rPr>
+            </w:pPr>
+          </w:p>
+        </w:tc>
+        <w:tc>
+          <w:tcPr>
+            <w:tcW w:w="1329" w:type="dxa"/>
+            <w:vMerge w:val="continue"/>
+            <w:shd w:val="clear" w:color="auto" w:fill="auto"/>
+            <w:vAlign w:val="center"/>
+          </w:tcPr>
+          <w:p>
+            <w:pPr>
+              <w:wordWrap w:val="0"/>
+              <w:topLinePunct/>
+              <w:spacing w:line="400" w:lineRule="exact"/>
+              <w:jc w:val="center"/>
+              <w:rPr>
+                <w:rFonts w:asciiTheme="minorEastAsia" w:hAnsiTheme="minorEastAsia" w:eastAsiaTheme="minorEastAsia" w:cstheme="minorEastAsia"/>
+                <w:sz w:val="21"/>
+                <w:szCs w:val="21"/>
+              </w:rPr>
+            </w:pPr>
+          </w:p>
+        </w:tc>
+        <w:tc>
+          <w:tcPr>
+            <w:tcW w:w="719" w:type="dxa"/>
+            <w:vMerge w:val="continue"/>
+            <w:shd w:val="clear" w:color="auto" w:fill="auto"/>
+            <w:vAlign w:val="center"/>
+          </w:tcPr>
+          <w:p>
+            <w:pPr>
+              <w:wordWrap w:val="0"/>
+              <w:topLinePunct/>
+              <w:spacing w:line="400" w:lineRule="exact"/>
+              <w:jc w:val="center"/>
+              <w:rPr>
+                <w:rFonts w:asciiTheme="minorEastAsia" w:hAnsiTheme="minorEastAsia" w:eastAsiaTheme="minorEastAsia" w:cstheme="minorEastAsia"/>
+                <w:sz w:val="21"/>
+                <w:szCs w:val="21"/>
+              </w:rPr>
+            </w:pPr>
+          </w:p>
+        </w:tc>
+        <w:tc>
+          <w:tcPr>
+            <w:tcW w:w="1786" w:type="dxa"/>
+            <w:shd w:val="clear" w:color="auto" w:fill="auto"/>
+            <w:vAlign w:val="center"/>
+          </w:tcPr>
+          <w:p>
+            <w:pPr>
+              <w:wordWrap w:val="0"/>
+              <w:topLinePunct/>
+              <w:spacing w:line="400" w:lineRule="exact"/>
+              <w:jc w:val="center"/>
+              <w:rPr>
+                <w:rFonts w:asciiTheme="minorEastAsia" w:hAnsiTheme="minorEastAsia" w:eastAsiaTheme="minorEastAsia" w:cstheme="minorEastAsia"/>
+                <w:sz w:val="21"/>
+                <w:szCs w:val="21"/>
+              </w:rPr>
+            </w:pPr>
+            <w:r>
+              <w:rPr>
+                <w:rFonts w:hint="eastAsia" w:asciiTheme="minorEastAsia" w:hAnsiTheme="minorEastAsia" w:eastAsiaTheme="minorEastAsia" w:cstheme="minorEastAsia"/>
+                <w:sz w:val="21"/>
+                <w:szCs w:val="21"/>
+              </w:rPr>
+              <w:t>证书名称</w:t>
             </w:r>
           </w:p>
         </w:tc>
         <w:tc>
           <w:tcPr>
-            <w:tcW w:type="dxa" w:w="1441"/>
+            <w:tcW w:w="705" w:type="dxa"/>
+            <w:shd w:val="clear" w:color="auto" w:fill="auto"/>
+            <w:vAlign w:val="center"/>
           </w:tcPr>
           <w:p>
             <w:pPr>
-              <w:spacing w:before="40" w:after="40"/>
+              <w:wordWrap w:val="0"/>
+              <w:topLinePunct/>
+              <w:spacing w:line="400" w:lineRule="exact"/>
               <w:jc w:val="center"/>
+              <w:rPr>
+                <w:rFonts w:asciiTheme="minorEastAsia" w:hAnsiTheme="minorEastAsia" w:eastAsiaTheme="minorEastAsia" w:cstheme="minorEastAsia"/>
+                <w:sz w:val="21"/>
+                <w:szCs w:val="21"/>
+              </w:rPr>
             </w:pPr>
-            <w:r/>
             <w:r>
               <w:rPr>
-                <w:b/>
-                <w:sz w:val="20"/>
+                <w:rFonts w:hint="eastAsia" w:asciiTheme="minorEastAsia" w:hAnsiTheme="minorEastAsia" w:eastAsiaTheme="minorEastAsia" w:cstheme="minorEastAsia"/>
+                <w:sz w:val="21"/>
+                <w:szCs w:val="21"/>
               </w:rPr>
-              <w:t>所学专业</w:t>
+              <w:t>级别</w:t>
             </w:r>
           </w:p>
         </w:tc>
         <w:tc>
           <w:tcPr>
-            <w:tcW w:type="dxa" w:w="1441"/>
+            <w:tcW w:w="995" w:type="dxa"/>
+            <w:shd w:val="clear" w:color="auto" w:fill="auto"/>
+            <w:vAlign w:val="center"/>
           </w:tcPr>
           <w:p>
             <w:pPr>
-              <w:spacing w:before="40" w:after="40"/>
+              <w:wordWrap w:val="0"/>
+              <w:topLinePunct/>
+              <w:spacing w:line="400" w:lineRule="exact"/>
               <w:jc w:val="center"/>
+              <w:rPr>
+                <w:rFonts w:asciiTheme="minorEastAsia" w:hAnsiTheme="minorEastAsia" w:eastAsiaTheme="minorEastAsia" w:cstheme="minorEastAsia"/>
+                <w:sz w:val="21"/>
+                <w:szCs w:val="21"/>
+              </w:rPr>
             </w:pPr>
-            <w:r/>
             <w:r>
               <w:rPr>
-                <w:b/>
-                <w:sz w:val="20"/>
+                <w:rFonts w:hint="eastAsia" w:asciiTheme="minorEastAsia" w:hAnsiTheme="minorEastAsia" w:eastAsiaTheme="minorEastAsia" w:cstheme="minorEastAsia"/>
+                <w:sz w:val="21"/>
+                <w:szCs w:val="21"/>
               </w:rPr>
-              <w:t>主要工作经历及简介</w:t>
+              <w:t>证号</w:t>
+            </w:r>
+          </w:p>
+        </w:tc>
+        <w:tc>
+          <w:tcPr>
+            <w:tcW w:w="1533" w:type="dxa"/>
+            <w:shd w:val="clear" w:color="auto" w:fill="auto"/>
+            <w:vAlign w:val="center"/>
+          </w:tcPr>
+          <w:p>
+            <w:pPr>
+              <w:wordWrap w:val="0"/>
+              <w:topLinePunct/>
+              <w:spacing w:line="400" w:lineRule="exact"/>
+              <w:jc w:val="center"/>
+              <w:rPr>
+                <w:rFonts w:asciiTheme="minorEastAsia" w:hAnsiTheme="minorEastAsia" w:eastAsiaTheme="minorEastAsia" w:cstheme="minorEastAsia"/>
+                <w:sz w:val="21"/>
+                <w:szCs w:val="21"/>
+              </w:rPr>
+            </w:pPr>
+            <w:r>
+              <w:rPr>
+                <w:rFonts w:hint="eastAsia" w:asciiTheme="minorEastAsia" w:hAnsiTheme="minorEastAsia" w:eastAsiaTheme="minorEastAsia" w:cstheme="minorEastAsia"/>
+                <w:sz w:val="21"/>
+                <w:szCs w:val="21"/>
+              </w:rPr>
+              <w:t>专业</w:t>
             </w:r>
           </w:p>
         </w:tc>
       </w:tr>
       <w:tr>
+        <w:tblPrEx>
+          <w:tblBorders>
+            <w:top w:val="single" w:color="auto" w:sz="4" w:space="0"/>
+            <w:left w:val="single" w:color="auto" w:sz="4" w:space="0"/>
+            <w:bottom w:val="single" w:color="auto" w:sz="4" w:space="0"/>
+            <w:right w:val="single" w:color="auto" w:sz="4" w:space="0"/>
+            <w:insideH w:val="single" w:color="auto" w:sz="4" w:space="0"/>
+            <w:insideV w:val="single" w:color="auto" w:sz="4" w:space="0"/>
+          </w:tblBorders>
+          <w:tblCellMar>
+            <w:top w:w="0" w:type="dxa"/>
+            <w:left w:w="108" w:type="dxa"/>
+            <w:bottom w:w="0" w:type="dxa"/>
+            <w:right w:w="108" w:type="dxa"/>
+          </w:tblCellMar>
+        </w:tblPrEx>
+        <w:trPr>
+          <w:cantSplit/>
+          <w:trHeight w:val="531" w:hRule="atLeast"/>
+          <w:jc w:val="center"/>
+        </w:trPr>
         <w:tc>
           <w:tcPr>
-            <w:tcW w:type="dxa" w:w="1441"/>
+            <w:tcW w:w="822" w:type="dxa"/>
+            <w:vMerge w:val="restart"/>
+            <w:vAlign w:val="center"/>
           </w:tcPr>
           <w:p>
             <w:pPr>
-              <w:spacing w:before="40" w:after="40"/>
-              <w:jc w:val="left"/>
+              <w:wordWrap w:val="0"/>
+              <w:topLinePunct/>
+              <w:spacing w:line="400" w:lineRule="exact"/>
+              <w:jc w:val="center"/>
+              <w:rPr>
+                <w:rFonts w:hint="default" w:asciiTheme="minorEastAsia" w:hAnsiTheme="minorEastAsia" w:eastAsiaTheme="minorEastAsia" w:cstheme="minorEastAsia"/>
+                <w:sz w:val="21"/>
+                <w:szCs w:val="21"/>
+                <w:lang w:val="en-US" w:eastAsia="zh-CN"/>
+              </w:rPr>
             </w:pPr>
-            <w:r/>
             <w:r>
               <w:rPr>
-                <w:sz w:val="18"/>
+                <w:rFonts w:hint="eastAsia" w:asciiTheme="minorEastAsia" w:hAnsiTheme="minorEastAsia" w:eastAsiaTheme="minorEastAsia" w:cstheme="minorEastAsia"/>
+                <w:sz w:val="21"/>
+                <w:szCs w:val="21"/>
+                <w:lang w:val="en-US" w:eastAsia="zh-CN"/>
+              </w:rPr>
+              <w:t>管理人员</w:t>
+            </w:r>
+          </w:p>
+        </w:tc>
+        <w:tc>
+          <w:tcPr>
+            <w:tcW w:w="1398" w:type="dxa"/>
+            <w:vAlign w:val="center"/>
+          </w:tcPr>
+          <w:p>
+            <w:pPr>
+              <w:wordWrap w:val="0"/>
+              <w:topLinePunct/>
+              <w:spacing w:line="240" w:lineRule="auto"/>
+              <w:jc w:val="center"/>
+              <w:rPr>
+                <w:rFonts w:hint="eastAsia" w:asciiTheme="minorEastAsia" w:hAnsiTheme="minorEastAsia" w:eastAsiaTheme="minorEastAsia" w:cstheme="minorEastAsia"/>
+                <w:sz w:val="21"/>
+                <w:szCs w:val="21"/>
+                <w:lang w:val="en-US" w:eastAsia="zh-CN"/>
+              </w:rPr>
+            </w:pPr>
+            <w:r>
+              <w:rPr>
+                <w:rFonts w:hint="eastAsia" w:asciiTheme="minorEastAsia" w:hAnsiTheme="minorEastAsia" w:eastAsiaTheme="minorEastAsia" w:cstheme="minorEastAsia"/>
+                <w:sz w:val="21"/>
+                <w:szCs w:val="21"/>
+                <w:lang w:val="en-US" w:eastAsia="zh-CN"/>
+              </w:rPr>
+              <w:t>董事长</w:t>
+            </w:r>
+          </w:p>
+        </w:tc>
+        <w:tc>
+          <w:tcPr>
+            <w:tcW w:w="972" w:type="dxa"/>
+            <w:vAlign w:val="center"/>
+          </w:tcPr>
+          <w:p>
+            <w:pPr>
+              <w:wordWrap w:val="0"/>
+              <w:topLinePunct/>
+              <w:spacing w:line="240" w:lineRule="auto"/>
+              <w:jc w:val="center"/>
+              <w:rPr>
+                <w:rFonts w:hint="eastAsia" w:asciiTheme="minorEastAsia" w:hAnsiTheme="minorEastAsia" w:eastAsiaTheme="minorEastAsia" w:cstheme="minorEastAsia"/>
+                <w:sz w:val="21"/>
+                <w:szCs w:val="21"/>
+                <w:lang w:val="en-US" w:eastAsia="zh-CN"/>
+              </w:rPr>
+            </w:pPr>
+            <w:r>
+              <w:rPr>
+                <w:rFonts w:hint="eastAsia" w:asciiTheme="minorEastAsia" w:hAnsiTheme="minorEastAsia" w:eastAsiaTheme="minorEastAsia" w:cstheme="minorEastAsia"/>
+                <w:sz w:val="21"/>
+                <w:szCs w:val="21"/>
+                <w:lang w:val="en-US" w:eastAsia="zh-CN"/>
+              </w:rPr>
+              <w:t>晏红君</w:t>
+            </w:r>
+          </w:p>
+        </w:tc>
+        <w:tc>
+          <w:tcPr>
+            <w:tcW w:w="1329" w:type="dxa"/>
+            <w:vAlign w:val="center"/>
+          </w:tcPr>
+          <w:p>
+            <w:pPr>
+              <w:wordWrap w:val="0"/>
+              <w:topLinePunct/>
+              <w:spacing w:line="240" w:lineRule="auto"/>
+              <w:jc w:val="center"/>
+              <w:rPr>
+                <w:rFonts w:hint="eastAsia" w:asciiTheme="minorEastAsia" w:hAnsiTheme="minorEastAsia" w:eastAsiaTheme="minorEastAsia" w:cstheme="minorEastAsia"/>
+                <w:sz w:val="21"/>
+                <w:szCs w:val="21"/>
+                <w:lang w:val="en-US" w:eastAsia="zh-CN"/>
+              </w:rPr>
+            </w:pPr>
+            <w:r>
+              <w:rPr>
+                <w:rFonts w:hint="eastAsia" w:asciiTheme="minorEastAsia" w:hAnsiTheme="minorEastAsia" w:eastAsiaTheme="minorEastAsia" w:cstheme="minorEastAsia"/>
+                <w:sz w:val="21"/>
+                <w:szCs w:val="21"/>
+                <w:lang w:val="en-US" w:eastAsia="zh-CN"/>
+              </w:rPr>
+              <w:t>/</w:t>
+            </w:r>
+          </w:p>
+        </w:tc>
+        <w:tc>
+          <w:tcPr>
+            <w:tcW w:w="719" w:type="dxa"/>
+            <w:vAlign w:val="center"/>
+          </w:tcPr>
+          <w:p>
+            <w:pPr>
+              <w:wordWrap w:val="0"/>
+              <w:topLinePunct/>
+              <w:spacing w:line="240" w:lineRule="auto"/>
+              <w:jc w:val="center"/>
+              <w:rPr>
+                <w:rFonts w:hint="default" w:asciiTheme="minorEastAsia" w:hAnsiTheme="minorEastAsia" w:eastAsiaTheme="minorEastAsia" w:cstheme="minorEastAsia"/>
+                <w:sz w:val="21"/>
+                <w:szCs w:val="21"/>
+                <w:lang w:val="en-US" w:eastAsia="zh-CN"/>
+              </w:rPr>
+            </w:pPr>
+            <w:r>
+              <w:rPr>
+                <w:rFonts w:hint="eastAsia" w:asciiTheme="minorEastAsia" w:hAnsiTheme="minorEastAsia" w:eastAsiaTheme="minorEastAsia" w:cstheme="minorEastAsia"/>
+                <w:sz w:val="21"/>
+                <w:szCs w:val="21"/>
+                <w:lang w:val="en-US" w:eastAsia="zh-CN"/>
+              </w:rPr>
+              <w:t>成都</w:t>
+            </w:r>
+          </w:p>
+        </w:tc>
+        <w:tc>
+          <w:tcPr>
+            <w:tcW w:w="1786" w:type="dxa"/>
+            <w:vAlign w:val="center"/>
+          </w:tcPr>
+          <w:p>
+            <w:pPr>
+              <w:wordWrap w:val="0"/>
+              <w:topLinePunct/>
+              <w:spacing w:line="240" w:lineRule="auto"/>
+              <w:jc w:val="center"/>
+              <w:rPr>
+                <w:rFonts w:hint="eastAsia" w:asciiTheme="minorEastAsia" w:hAnsiTheme="minorEastAsia" w:eastAsiaTheme="minorEastAsia" w:cstheme="minorEastAsia"/>
+                <w:sz w:val="21"/>
+                <w:szCs w:val="21"/>
+                <w:lang w:val="en-US" w:eastAsia="zh-CN"/>
+              </w:rPr>
+            </w:pPr>
+            <w:r>
+              <w:rPr>
+                <w:rFonts w:hint="eastAsia" w:asciiTheme="minorEastAsia" w:hAnsiTheme="minorEastAsia" w:eastAsiaTheme="minorEastAsia" w:cstheme="minorEastAsia"/>
+                <w:sz w:val="21"/>
+                <w:szCs w:val="21"/>
+                <w:lang w:val="en-US" w:eastAsia="zh-CN"/>
+              </w:rPr>
+              <w:t>/</w:t>
+            </w:r>
+          </w:p>
+        </w:tc>
+        <w:tc>
+          <w:tcPr>
+            <w:tcW w:w="705" w:type="dxa"/>
+            <w:vAlign w:val="center"/>
+          </w:tcPr>
+          <w:p>
+            <w:pPr>
+              <w:wordWrap w:val="0"/>
+              <w:topLinePunct/>
+              <w:spacing w:line="240" w:lineRule="auto"/>
+              <w:jc w:val="center"/>
+              <w:rPr>
+                <w:rFonts w:hint="eastAsia" w:asciiTheme="minorEastAsia" w:hAnsiTheme="minorEastAsia" w:eastAsiaTheme="minorEastAsia" w:cstheme="minorEastAsia"/>
+                <w:sz w:val="21"/>
+                <w:szCs w:val="21"/>
+                <w:lang w:val="en-US" w:eastAsia="zh-CN"/>
+              </w:rPr>
+            </w:pPr>
+            <w:r>
+              <w:rPr>
+                <w:rFonts w:hint="eastAsia" w:asciiTheme="minorEastAsia" w:hAnsiTheme="minorEastAsia" w:eastAsiaTheme="minorEastAsia" w:cstheme="minorEastAsia"/>
+                <w:sz w:val="21"/>
+                <w:szCs w:val="21"/>
+                <w:lang w:val="en-US" w:eastAsia="zh-CN"/>
+              </w:rPr>
+              <w:t>/</w:t>
+            </w:r>
+          </w:p>
+        </w:tc>
+        <w:tc>
+          <w:tcPr>
+            <w:tcW w:w="995" w:type="dxa"/>
+            <w:vAlign w:val="center"/>
+          </w:tcPr>
+          <w:p>
+            <w:pPr>
+              <w:wordWrap w:val="0"/>
+              <w:topLinePunct/>
+              <w:spacing w:line="240" w:lineRule="auto"/>
+              <w:jc w:val="center"/>
+              <w:rPr>
+                <w:rFonts w:hint="eastAsia" w:asciiTheme="minorEastAsia" w:hAnsiTheme="minorEastAsia" w:eastAsiaTheme="minorEastAsia" w:cstheme="minorEastAsia"/>
+                <w:sz w:val="21"/>
+                <w:szCs w:val="21"/>
+                <w:lang w:val="en-US" w:eastAsia="zh-CN"/>
+              </w:rPr>
+            </w:pPr>
+            <w:r>
+              <w:rPr>
+                <w:rFonts w:hint="eastAsia" w:asciiTheme="minorEastAsia" w:hAnsiTheme="minorEastAsia" w:eastAsiaTheme="minorEastAsia" w:cstheme="minorEastAsia"/>
+                <w:sz w:val="21"/>
+                <w:szCs w:val="21"/>
+                <w:lang w:val="en-US" w:eastAsia="zh-CN"/>
+              </w:rPr>
+              <w:t>/</w:t>
+            </w:r>
+          </w:p>
+        </w:tc>
+        <w:tc>
+          <w:tcPr>
+            <w:tcW w:w="1533" w:type="dxa"/>
+            <w:vAlign w:val="center"/>
+          </w:tcPr>
+          <w:p>
+            <w:pPr>
+              <w:wordWrap w:val="0"/>
+              <w:topLinePunct/>
+              <w:spacing w:line="240" w:lineRule="auto"/>
+              <w:jc w:val="center"/>
+              <w:rPr>
+                <w:rFonts w:hint="eastAsia" w:asciiTheme="minorEastAsia" w:hAnsiTheme="minorEastAsia" w:eastAsiaTheme="minorEastAsia" w:cstheme="minorEastAsia"/>
+                <w:sz w:val="21"/>
+                <w:szCs w:val="21"/>
+                <w:lang w:val="en-US" w:eastAsia="zh-CN"/>
+              </w:rPr>
+            </w:pPr>
+            <w:r>
+              <w:rPr>
+                <w:rFonts w:hint="eastAsia" w:asciiTheme="minorEastAsia" w:hAnsiTheme="minorEastAsia" w:eastAsiaTheme="minorEastAsia" w:cstheme="minorEastAsia"/>
+                <w:sz w:val="21"/>
+                <w:szCs w:val="21"/>
+                <w:lang w:val="en-US" w:eastAsia="zh-CN"/>
+              </w:rPr>
+              <w:t>/</w:t>
+            </w:r>
+          </w:p>
+        </w:tc>
+      </w:tr>
+      <w:tr>
+        <w:tblPrEx>
+          <w:tblBorders>
+            <w:top w:val="single" w:color="auto" w:sz="4" w:space="0"/>
+            <w:left w:val="single" w:color="auto" w:sz="4" w:space="0"/>
+            <w:bottom w:val="single" w:color="auto" w:sz="4" w:space="0"/>
+            <w:right w:val="single" w:color="auto" w:sz="4" w:space="0"/>
+            <w:insideH w:val="single" w:color="auto" w:sz="4" w:space="0"/>
+            <w:insideV w:val="single" w:color="auto" w:sz="4" w:space="0"/>
+          </w:tblBorders>
+          <w:tblCellMar>
+            <w:top w:w="0" w:type="dxa"/>
+            <w:left w:w="108" w:type="dxa"/>
+            <w:bottom w:w="0" w:type="dxa"/>
+            <w:right w:w="108" w:type="dxa"/>
+          </w:tblCellMar>
+        </w:tblPrEx>
+        <w:trPr>
+          <w:cantSplit/>
+          <w:trHeight w:val="530" w:hRule="atLeast"/>
+          <w:jc w:val="center"/>
+        </w:trPr>
+        <w:tc>
+          <w:tcPr>
+            <w:tcW w:w="822" w:type="dxa"/>
+            <w:vMerge w:val="continue"/>
+            <w:vAlign w:val="center"/>
+          </w:tcPr>
+          <w:p>
+            <w:pPr>
+              <w:wordWrap w:val="0"/>
+              <w:topLinePunct/>
+              <w:spacing w:line="400" w:lineRule="exact"/>
+              <w:jc w:val="center"/>
+              <w:rPr>
+                <w:rFonts w:asciiTheme="minorEastAsia" w:hAnsiTheme="minorEastAsia" w:eastAsiaTheme="minorEastAsia" w:cstheme="minorEastAsia"/>
+                <w:sz w:val="21"/>
+                <w:szCs w:val="21"/>
+              </w:rPr>
+            </w:pPr>
+            <w:r>
+              <w:t>管理人员</w:t>
+            </w:r>
+          </w:p>
+        </w:tc>
+        <w:tc>
+          <w:tcPr>
+            <w:tcW w:w="1398" w:type="dxa"/>
+            <w:vAlign w:val="center"/>
+          </w:tcPr>
+          <w:p>
+            <w:pPr>
+              <w:wordWrap w:val="0"/>
+              <w:topLinePunct/>
+              <w:spacing w:line="240" w:lineRule="auto"/>
+              <w:jc w:val="center"/>
+              <w:rPr>
+                <w:rFonts w:hint="eastAsia" w:asciiTheme="minorEastAsia" w:hAnsiTheme="minorEastAsia" w:eastAsiaTheme="minorEastAsia" w:cstheme="minorEastAsia"/>
+                <w:sz w:val="21"/>
+                <w:szCs w:val="21"/>
+                <w:lang w:val="en-US" w:eastAsia="zh-CN"/>
+              </w:rPr>
+            </w:pPr>
+            <w:r>
+              <w:rPr>
+                <w:rFonts w:hint="eastAsia" w:asciiTheme="minorEastAsia" w:hAnsiTheme="minorEastAsia" w:eastAsiaTheme="minorEastAsia" w:cstheme="minorEastAsia"/>
+                <w:sz w:val="21"/>
+                <w:szCs w:val="21"/>
+                <w:lang w:val="en-US" w:eastAsia="zh-CN"/>
+              </w:rPr>
+              <w:t>项目经理</w:t>
+            </w:r>
+          </w:p>
+        </w:tc>
+        <w:tc>
+          <w:tcPr>
+            <w:tcW w:w="972" w:type="dxa"/>
+            <w:vAlign w:val="center"/>
+          </w:tcPr>
+          <w:p>
+            <w:pPr>
+              <w:wordWrap w:val="0"/>
+              <w:topLinePunct/>
+              <w:spacing w:line="240" w:lineRule="auto"/>
+              <w:jc w:val="center"/>
+              <w:rPr>
+                <w:rFonts w:hint="eastAsia" w:asciiTheme="minorEastAsia" w:hAnsiTheme="minorEastAsia" w:eastAsiaTheme="minorEastAsia" w:cstheme="minorEastAsia"/>
+                <w:sz w:val="21"/>
+                <w:szCs w:val="21"/>
+                <w:lang w:val="en-US" w:eastAsia="zh-CN"/>
+              </w:rPr>
+            </w:pPr>
+            <w:r>
+              <w:rPr>
+                <w:rFonts w:hint="eastAsia" w:asciiTheme="minorEastAsia" w:hAnsiTheme="minorEastAsia" w:eastAsiaTheme="minorEastAsia" w:cstheme="minorEastAsia"/>
+                <w:sz w:val="21"/>
+                <w:szCs w:val="21"/>
+                <w:lang w:val="en-US" w:eastAsia="zh-CN"/>
               </w:rPr>
               <w:t>张茂辰</w:t>
             </w:r>
@@ -3001,35 +3713,28 @@
         </w:tc>
         <w:tc>
           <w:tcPr>
-            <w:tcW w:type="dxa" w:w="1441"/>
+            <w:tcW w:w="1329" w:type="dxa"/>
+            <w:vAlign w:val="center"/>
           </w:tcPr>
           <w:p>
             <w:pPr>
-              <w:spacing w:before="40" w:after="40"/>
-              <w:jc w:val="left"/>
+              <w:wordWrap w:val="0"/>
+              <w:topLinePunct/>
+              <w:spacing w:line="240" w:lineRule="auto"/>
+              <w:jc w:val="center"/>
+              <w:rPr>
+                <w:rFonts w:hint="eastAsia" w:asciiTheme="minorEastAsia" w:hAnsiTheme="minorEastAsia" w:eastAsiaTheme="minorEastAsia" w:cstheme="minorEastAsia"/>
+                <w:sz w:val="21"/>
+                <w:szCs w:val="21"/>
+                <w:lang w:val="en-US" w:eastAsia="zh-CN"/>
+              </w:rPr>
             </w:pPr>
-            <w:r/>
             <w:r>
               <w:rPr>
-                <w:sz w:val="18"/>
-              </w:rPr>
-              <w:t>项目经理</w:t>
-            </w:r>
-          </w:p>
-        </w:tc>
-        <w:tc>
-          <w:tcPr>
-            <w:tcW w:type="dxa" w:w="1441"/>
-          </w:tcPr>
-          <w:p>
-            <w:pPr>
-              <w:spacing w:before="40" w:after="40"/>
-              <w:jc w:val="left"/>
-            </w:pPr>
-            <w:r/>
-            <w:r>
-              <w:rPr>
-                <w:sz w:val="18"/>
+                <w:rFonts w:hint="eastAsia" w:asciiTheme="minorEastAsia" w:hAnsiTheme="minorEastAsia" w:eastAsiaTheme="minorEastAsia" w:cstheme="minorEastAsia"/>
+                <w:sz w:val="21"/>
+                <w:szCs w:val="21"/>
+                <w:lang w:val="en-US" w:eastAsia="zh-CN"/>
               </w:rPr>
               <w:t>系统分析师（高级）</w:t>
             </w:r>
@@ -3037,73 +3742,535 @@
         </w:tc>
         <w:tc>
           <w:tcPr>
-            <w:tcW w:type="dxa" w:w="1441"/>
+            <w:tcW w:w="719" w:type="dxa"/>
+            <w:vAlign w:val="center"/>
           </w:tcPr>
           <w:p>
             <w:pPr>
-              <w:spacing w:before="40" w:after="40"/>
-              <w:jc w:val="left"/>
+              <w:wordWrap w:val="0"/>
+              <w:topLinePunct/>
+              <w:spacing w:line="240" w:lineRule="auto"/>
+              <w:jc w:val="center"/>
+              <w:rPr>
+                <w:rFonts w:hint="eastAsia" w:asciiTheme="minorEastAsia" w:hAnsiTheme="minorEastAsia" w:eastAsiaTheme="minorEastAsia" w:cstheme="minorEastAsia"/>
+                <w:sz w:val="21"/>
+                <w:szCs w:val="21"/>
+                <w:lang w:val="en-US" w:eastAsia="zh-CN"/>
+              </w:rPr>
             </w:pPr>
-            <w:r/>
             <w:r>
               <w:rPr>
-                <w:sz w:val="18"/>
+                <w:rFonts w:hint="eastAsia" w:asciiTheme="minorEastAsia" w:hAnsiTheme="minorEastAsia" w:eastAsiaTheme="minorEastAsia" w:cstheme="minorEastAsia"/>
+                <w:sz w:val="21"/>
+                <w:szCs w:val="21"/>
+                <w:lang w:val="en-US" w:eastAsia="zh-CN"/>
               </w:rPr>
-              <w:t>本科</w:t>
+              <w:t>成都</w:t>
             </w:r>
           </w:p>
         </w:tc>
         <w:tc>
           <w:tcPr>
-            <w:tcW w:type="dxa" w:w="1441"/>
+            <w:tcW w:w="1786" w:type="dxa"/>
+            <w:vAlign w:val="center"/>
           </w:tcPr>
           <w:p>
             <w:pPr>
-              <w:spacing w:before="40" w:after="40"/>
-              <w:jc w:val="left"/>
+              <w:wordWrap w:val="0"/>
+              <w:topLinePunct/>
+              <w:spacing w:line="240" w:lineRule="auto"/>
+              <w:jc w:val="center"/>
+              <w:rPr>
+                <w:rFonts w:hint="eastAsia" w:asciiTheme="minorEastAsia" w:hAnsiTheme="minorEastAsia" w:eastAsiaTheme="minorEastAsia" w:cstheme="minorEastAsia"/>
+                <w:sz w:val="21"/>
+                <w:szCs w:val="21"/>
+                <w:lang w:val="en-US" w:eastAsia="zh-CN"/>
+              </w:rPr>
             </w:pPr>
-            <w:r/>
             <w:r>
               <w:rPr>
-                <w:sz w:val="18"/>
+                <w:rFonts w:hint="eastAsia" w:asciiTheme="minorEastAsia" w:hAnsiTheme="minorEastAsia" w:eastAsiaTheme="minorEastAsia" w:cstheme="minorEastAsia"/>
+                <w:sz w:val="21"/>
+                <w:szCs w:val="21"/>
+                <w:lang w:val="en-US" w:eastAsia="zh-CN"/>
               </w:rPr>
-              <w:t>计算机科学与技术</w:t>
+              <w:t>计算机技术与软件专业技术资格</w:t>
             </w:r>
           </w:p>
         </w:tc>
         <w:tc>
           <w:tcPr>
-            <w:tcW w:type="dxa" w:w="1441"/>
+            <w:tcW w:w="705" w:type="dxa"/>
+            <w:vAlign w:val="center"/>
           </w:tcPr>
           <w:p>
             <w:pPr>
-              <w:spacing w:before="40" w:after="40"/>
-              <w:jc w:val="left"/>
+              <w:wordWrap w:val="0"/>
+              <w:topLinePunct/>
+              <w:spacing w:line="240" w:lineRule="auto"/>
+              <w:jc w:val="center"/>
+              <w:rPr>
+                <w:rFonts w:hint="default" w:asciiTheme="minorEastAsia" w:hAnsiTheme="minorEastAsia" w:eastAsiaTheme="minorEastAsia" w:cstheme="minorEastAsia"/>
+                <w:sz w:val="21"/>
+                <w:szCs w:val="21"/>
+                <w:lang w:val="en-US" w:eastAsia="zh-CN"/>
+              </w:rPr>
             </w:pPr>
-            <w:r/>
             <w:r>
               <w:rPr>
-                <w:sz w:val="18"/>
+                <w:rFonts w:hint="eastAsia" w:asciiTheme="minorEastAsia" w:hAnsiTheme="minorEastAsia" w:eastAsiaTheme="minorEastAsia" w:cstheme="minorEastAsia"/>
+                <w:sz w:val="21"/>
+                <w:szCs w:val="21"/>
+                <w:lang w:val="en-US" w:eastAsia="zh-CN"/>
               </w:rPr>
-              <w:t>10年以上IT系统架构与项目管理经验，主导多个大型数据处理系统建设项目</w:t>
+              <w:t>高级</w:t>
+            </w:r>
+          </w:p>
+        </w:tc>
+        <w:tc>
+          <w:tcPr>
+            <w:tcW w:w="995" w:type="dxa"/>
+            <w:vAlign w:val="center"/>
+          </w:tcPr>
+          <w:p>
+            <w:pPr>
+              <w:wordWrap w:val="0"/>
+              <w:topLinePunct/>
+              <w:spacing w:line="240" w:lineRule="auto"/>
+              <w:jc w:val="center"/>
+              <w:rPr>
+                <w:rFonts w:hint="eastAsia" w:asciiTheme="minorEastAsia" w:hAnsiTheme="minorEastAsia" w:eastAsiaTheme="minorEastAsia" w:cstheme="minorEastAsia"/>
+                <w:sz w:val="21"/>
+                <w:szCs w:val="21"/>
+                <w:lang w:val="en-US" w:eastAsia="zh-CN"/>
+              </w:rPr>
+            </w:pPr>
+            <w:r>
+              <w:rPr>
+                <w:rFonts w:hint="eastAsia" w:asciiTheme="minorEastAsia" w:hAnsiTheme="minorEastAsia" w:eastAsiaTheme="minorEastAsia" w:cstheme="minorEastAsia"/>
+                <w:sz w:val="21"/>
+                <w:szCs w:val="21"/>
+                <w:lang w:val="en-US" w:eastAsia="zh-CN"/>
+              </w:rPr>
+              <w:t>见附件</w:t>
+            </w:r>
+          </w:p>
+        </w:tc>
+        <w:tc>
+          <w:tcPr>
+            <w:tcW w:w="1533" w:type="dxa"/>
+            <w:vAlign w:val="center"/>
+          </w:tcPr>
+          <w:p>
+            <w:pPr>
+              <w:wordWrap w:val="0"/>
+              <w:topLinePunct/>
+              <w:spacing w:line="240" w:lineRule="auto"/>
+              <w:jc w:val="center"/>
+              <w:rPr>
+                <w:rFonts w:hint="eastAsia" w:asciiTheme="minorEastAsia" w:hAnsiTheme="minorEastAsia" w:eastAsiaTheme="minorEastAsia" w:cstheme="minorEastAsia"/>
+                <w:sz w:val="21"/>
+                <w:szCs w:val="21"/>
+                <w:lang w:val="en-US" w:eastAsia="zh-CN"/>
+              </w:rPr>
+            </w:pPr>
+            <w:r>
+              <w:rPr>
+                <w:rFonts w:hint="eastAsia" w:asciiTheme="minorEastAsia" w:hAnsiTheme="minorEastAsia" w:eastAsiaTheme="minorEastAsia" w:cstheme="minorEastAsia"/>
+                <w:sz w:val="21"/>
+                <w:szCs w:val="21"/>
+                <w:lang w:val="en-US" w:eastAsia="zh-CN"/>
+              </w:rPr>
+              <w:t>系统分析师</w:t>
             </w:r>
           </w:p>
         </w:tc>
       </w:tr>
       <w:tr>
+        <w:tblPrEx>
+          <w:tblBorders>
+            <w:top w:val="single" w:color="auto" w:sz="4" w:space="0"/>
+            <w:left w:val="single" w:color="auto" w:sz="4" w:space="0"/>
+            <w:bottom w:val="single" w:color="auto" w:sz="4" w:space="0"/>
+            <w:right w:val="single" w:color="auto" w:sz="4" w:space="0"/>
+            <w:insideH w:val="single" w:color="auto" w:sz="4" w:space="0"/>
+            <w:insideV w:val="single" w:color="auto" w:sz="4" w:space="0"/>
+          </w:tblBorders>
+          <w:tblCellMar>
+            <w:top w:w="0" w:type="dxa"/>
+            <w:left w:w="108" w:type="dxa"/>
+            <w:bottom w:w="0" w:type="dxa"/>
+            <w:right w:w="108" w:type="dxa"/>
+          </w:tblCellMar>
+        </w:tblPrEx>
+        <w:trPr>
+          <w:cantSplit/>
+          <w:trHeight w:val="531" w:hRule="atLeast"/>
+          <w:jc w:val="center"/>
+        </w:trPr>
         <w:tc>
           <w:tcPr>
-            <w:tcW w:type="dxa" w:w="1441"/>
+            <w:tcW w:w="822" w:type="dxa"/>
+            <w:vMerge w:val="continue"/>
+            <w:vAlign w:val="center"/>
           </w:tcPr>
           <w:p>
             <w:pPr>
-              <w:spacing w:before="40" w:after="40"/>
-              <w:jc w:val="left"/>
+              <w:wordWrap w:val="0"/>
+              <w:topLinePunct/>
+              <w:spacing w:line="400" w:lineRule="exact"/>
+              <w:jc w:val="center"/>
+              <w:rPr>
+                <w:rFonts w:asciiTheme="minorEastAsia" w:hAnsiTheme="minorEastAsia" w:eastAsiaTheme="minorEastAsia" w:cstheme="minorEastAsia"/>
+                <w:sz w:val="21"/>
+                <w:szCs w:val="21"/>
+              </w:rPr>
             </w:pPr>
-            <w:r/>
+            <w:r>
+              <w:t>管理人员</w:t>
+            </w:r>
+          </w:p>
+        </w:tc>
+        <w:tc>
+          <w:tcPr>
+            <w:tcW w:w="1398" w:type="dxa"/>
+            <w:vAlign w:val="center"/>
+          </w:tcPr>
+          <w:p>
+            <w:pPr>
+              <w:wordWrap w:val="0"/>
+              <w:topLinePunct/>
+              <w:spacing w:line="240" w:lineRule="auto"/>
+              <w:jc w:val="center"/>
+              <w:rPr>
+                <w:rFonts w:hint="eastAsia" w:asciiTheme="minorEastAsia" w:hAnsiTheme="minorEastAsia" w:eastAsiaTheme="minorEastAsia" w:cstheme="minorEastAsia"/>
+                <w:sz w:val="21"/>
+                <w:szCs w:val="21"/>
+                <w:lang w:val="en-US" w:eastAsia="zh-CN"/>
+              </w:rPr>
+            </w:pPr>
             <w:r>
               <w:rPr>
-                <w:sz w:val="18"/>
+                <w:rFonts w:hint="eastAsia" w:asciiTheme="minorEastAsia" w:hAnsiTheme="minorEastAsia" w:eastAsiaTheme="minorEastAsia" w:cstheme="minorEastAsia"/>
+                <w:sz w:val="21"/>
+                <w:szCs w:val="21"/>
+                <w:lang w:val="en-US" w:eastAsia="zh-CN"/>
+              </w:rPr>
+              <w:t>/</w:t>
+            </w:r>
+          </w:p>
+        </w:tc>
+        <w:tc>
+          <w:tcPr>
+            <w:tcW w:w="972" w:type="dxa"/>
+            <w:vAlign w:val="center"/>
+          </w:tcPr>
+          <w:p>
+            <w:pPr>
+              <w:wordWrap w:val="0"/>
+              <w:topLinePunct/>
+              <w:spacing w:line="240" w:lineRule="auto"/>
+              <w:jc w:val="center"/>
+              <w:rPr>
+                <w:rFonts w:hint="eastAsia" w:asciiTheme="minorEastAsia" w:hAnsiTheme="minorEastAsia" w:eastAsiaTheme="minorEastAsia" w:cstheme="minorEastAsia"/>
+                <w:sz w:val="21"/>
+                <w:szCs w:val="21"/>
+                <w:lang w:val="en-US" w:eastAsia="zh-CN"/>
+              </w:rPr>
+            </w:pPr>
+            <w:r>
+              <w:rPr>
+                <w:rFonts w:hint="eastAsia" w:asciiTheme="minorEastAsia" w:hAnsiTheme="minorEastAsia" w:eastAsiaTheme="minorEastAsia" w:cstheme="minorEastAsia"/>
+                <w:sz w:val="21"/>
+                <w:szCs w:val="21"/>
+                <w:lang w:val="en-US" w:eastAsia="zh-CN"/>
+              </w:rPr>
+              <w:t>/</w:t>
+            </w:r>
+          </w:p>
+        </w:tc>
+        <w:tc>
+          <w:tcPr>
+            <w:tcW w:w="1329" w:type="dxa"/>
+            <w:vAlign w:val="center"/>
+          </w:tcPr>
+          <w:p>
+            <w:pPr>
+              <w:wordWrap w:val="0"/>
+              <w:topLinePunct/>
+              <w:spacing w:line="240" w:lineRule="auto"/>
+              <w:jc w:val="center"/>
+              <w:rPr>
+                <w:rFonts w:hint="eastAsia" w:asciiTheme="minorEastAsia" w:hAnsiTheme="minorEastAsia" w:eastAsiaTheme="minorEastAsia" w:cstheme="minorEastAsia"/>
+                <w:sz w:val="21"/>
+                <w:szCs w:val="21"/>
+                <w:lang w:val="en-US" w:eastAsia="zh-CN"/>
+              </w:rPr>
+            </w:pPr>
+            <w:r>
+              <w:rPr>
+                <w:rFonts w:hint="eastAsia" w:asciiTheme="minorEastAsia" w:hAnsiTheme="minorEastAsia" w:eastAsiaTheme="minorEastAsia" w:cstheme="minorEastAsia"/>
+                <w:sz w:val="21"/>
+                <w:szCs w:val="21"/>
+                <w:lang w:val="en-US" w:eastAsia="zh-CN"/>
+              </w:rPr>
+              <w:t>/</w:t>
+            </w:r>
+          </w:p>
+        </w:tc>
+        <w:tc>
+          <w:tcPr>
+            <w:tcW w:w="719" w:type="dxa"/>
+            <w:vAlign w:val="center"/>
+          </w:tcPr>
+          <w:p>
+            <w:pPr>
+              <w:wordWrap w:val="0"/>
+              <w:topLinePunct/>
+              <w:spacing w:line="240" w:lineRule="auto"/>
+              <w:jc w:val="center"/>
+              <w:rPr>
+                <w:rFonts w:hint="eastAsia" w:asciiTheme="minorEastAsia" w:hAnsiTheme="minorEastAsia" w:eastAsiaTheme="minorEastAsia" w:cstheme="minorEastAsia"/>
+                <w:sz w:val="21"/>
+                <w:szCs w:val="21"/>
+                <w:lang w:val="en-US" w:eastAsia="zh-CN"/>
+              </w:rPr>
+            </w:pPr>
+            <w:r>
+              <w:rPr>
+                <w:rFonts w:hint="eastAsia" w:asciiTheme="minorEastAsia" w:hAnsiTheme="minorEastAsia" w:eastAsiaTheme="minorEastAsia" w:cstheme="minorEastAsia"/>
+                <w:sz w:val="21"/>
+                <w:szCs w:val="21"/>
+                <w:lang w:val="en-US" w:eastAsia="zh-CN"/>
+              </w:rPr>
+              <w:t>/</w:t>
+            </w:r>
+          </w:p>
+        </w:tc>
+        <w:tc>
+          <w:tcPr>
+            <w:tcW w:w="1786" w:type="dxa"/>
+            <w:vAlign w:val="center"/>
+          </w:tcPr>
+          <w:p>
+            <w:pPr>
+              <w:wordWrap w:val="0"/>
+              <w:topLinePunct/>
+              <w:spacing w:line="240" w:lineRule="auto"/>
+              <w:jc w:val="center"/>
+              <w:rPr>
+                <w:rFonts w:hint="eastAsia" w:asciiTheme="minorEastAsia" w:hAnsiTheme="minorEastAsia" w:eastAsiaTheme="minorEastAsia" w:cstheme="minorEastAsia"/>
+                <w:sz w:val="21"/>
+                <w:szCs w:val="21"/>
+                <w:lang w:val="en-US" w:eastAsia="zh-CN"/>
+              </w:rPr>
+            </w:pPr>
+            <w:r>
+              <w:rPr>
+                <w:rFonts w:hint="eastAsia" w:asciiTheme="minorEastAsia" w:hAnsiTheme="minorEastAsia" w:eastAsiaTheme="minorEastAsia" w:cstheme="minorEastAsia"/>
+                <w:sz w:val="21"/>
+                <w:szCs w:val="21"/>
+                <w:lang w:val="en-US" w:eastAsia="zh-CN"/>
+              </w:rPr>
+              <w:t>/</w:t>
+            </w:r>
+          </w:p>
+        </w:tc>
+        <w:tc>
+          <w:tcPr>
+            <w:tcW w:w="705" w:type="dxa"/>
+            <w:vAlign w:val="center"/>
+          </w:tcPr>
+          <w:p>
+            <w:pPr>
+              <w:wordWrap w:val="0"/>
+              <w:topLinePunct/>
+              <w:spacing w:line="240" w:lineRule="auto"/>
+              <w:jc w:val="center"/>
+              <w:rPr>
+                <w:rFonts w:hint="eastAsia" w:asciiTheme="minorEastAsia" w:hAnsiTheme="minorEastAsia" w:eastAsiaTheme="minorEastAsia" w:cstheme="minorEastAsia"/>
+                <w:sz w:val="21"/>
+                <w:szCs w:val="21"/>
+                <w:lang w:val="en-US" w:eastAsia="zh-CN"/>
+              </w:rPr>
+            </w:pPr>
+            <w:r>
+              <w:rPr>
+                <w:rFonts w:hint="eastAsia" w:asciiTheme="minorEastAsia" w:hAnsiTheme="minorEastAsia" w:eastAsiaTheme="minorEastAsia" w:cstheme="minorEastAsia"/>
+                <w:sz w:val="21"/>
+                <w:szCs w:val="21"/>
+                <w:lang w:val="en-US" w:eastAsia="zh-CN"/>
+              </w:rPr>
+              <w:t>/</w:t>
+            </w:r>
+          </w:p>
+        </w:tc>
+        <w:tc>
+          <w:tcPr>
+            <w:tcW w:w="995" w:type="dxa"/>
+            <w:vAlign w:val="center"/>
+          </w:tcPr>
+          <w:p>
+            <w:pPr>
+              <w:wordWrap w:val="0"/>
+              <w:topLinePunct/>
+              <w:spacing w:line="240" w:lineRule="auto"/>
+              <w:jc w:val="center"/>
+              <w:rPr>
+                <w:rFonts w:hint="eastAsia" w:asciiTheme="minorEastAsia" w:hAnsiTheme="minorEastAsia" w:eastAsiaTheme="minorEastAsia" w:cstheme="minorEastAsia"/>
+                <w:sz w:val="21"/>
+                <w:szCs w:val="21"/>
+                <w:lang w:val="en-US" w:eastAsia="zh-CN"/>
+              </w:rPr>
+            </w:pPr>
+            <w:r>
+              <w:rPr>
+                <w:rFonts w:hint="eastAsia" w:asciiTheme="minorEastAsia" w:hAnsiTheme="minorEastAsia" w:eastAsiaTheme="minorEastAsia" w:cstheme="minorEastAsia"/>
+                <w:sz w:val="21"/>
+                <w:szCs w:val="21"/>
+                <w:lang w:val="en-US" w:eastAsia="zh-CN"/>
+              </w:rPr>
+              <w:t>/</w:t>
+            </w:r>
+          </w:p>
+        </w:tc>
+        <w:tc>
+          <w:tcPr>
+            <w:tcW w:w="1533" w:type="dxa"/>
+            <w:vAlign w:val="center"/>
+          </w:tcPr>
+          <w:p>
+            <w:pPr>
+              <w:wordWrap w:val="0"/>
+              <w:topLinePunct/>
+              <w:spacing w:line="240" w:lineRule="auto"/>
+              <w:jc w:val="center"/>
+              <w:rPr>
+                <w:rFonts w:hint="eastAsia" w:asciiTheme="minorEastAsia" w:hAnsiTheme="minorEastAsia" w:eastAsiaTheme="minorEastAsia" w:cstheme="minorEastAsia"/>
+                <w:sz w:val="21"/>
+                <w:szCs w:val="21"/>
+                <w:lang w:val="en-US" w:eastAsia="zh-CN"/>
+              </w:rPr>
+            </w:pPr>
+            <w:r>
+              <w:rPr>
+                <w:rFonts w:hint="eastAsia" w:asciiTheme="minorEastAsia" w:hAnsiTheme="minorEastAsia" w:eastAsiaTheme="minorEastAsia" w:cstheme="minorEastAsia"/>
+                <w:sz w:val="21"/>
+                <w:szCs w:val="21"/>
+                <w:lang w:val="en-US" w:eastAsia="zh-CN"/>
+              </w:rPr>
+              <w:t>/</w:t>
+            </w:r>
+          </w:p>
+        </w:tc>
+      </w:tr>
+      <w:tr>
+        <w:tblPrEx>
+          <w:tblBorders>
+            <w:top w:val="single" w:color="auto" w:sz="4" w:space="0"/>
+            <w:left w:val="single" w:color="auto" w:sz="4" w:space="0"/>
+            <w:bottom w:val="single" w:color="auto" w:sz="4" w:space="0"/>
+            <w:right w:val="single" w:color="auto" w:sz="4" w:space="0"/>
+            <w:insideH w:val="single" w:color="auto" w:sz="4" w:space="0"/>
+            <w:insideV w:val="single" w:color="auto" w:sz="4" w:space="0"/>
+          </w:tblBorders>
+          <w:tblCellMar>
+            <w:top w:w="0" w:type="dxa"/>
+            <w:left w:w="108" w:type="dxa"/>
+            <w:bottom w:w="0" w:type="dxa"/>
+            <w:right w:w="108" w:type="dxa"/>
+          </w:tblCellMar>
+        </w:tblPrEx>
+        <w:trPr>
+          <w:cantSplit/>
+          <w:trHeight w:val="530" w:hRule="atLeast"/>
+          <w:jc w:val="center"/>
+        </w:trPr>
+        <w:tc>
+          <w:tcPr>
+            <w:tcW w:w="822" w:type="dxa"/>
+            <w:vMerge w:val="restart"/>
+            <w:vAlign w:val="center"/>
+          </w:tcPr>
+          <w:p>
+            <w:pPr>
+              <w:wordWrap w:val="0"/>
+              <w:topLinePunct/>
+              <w:spacing w:line="400" w:lineRule="exact"/>
+              <w:jc w:val="center"/>
+              <w:rPr>
+                <w:rFonts w:hint="default" w:asciiTheme="minorEastAsia" w:hAnsiTheme="minorEastAsia" w:eastAsiaTheme="minorEastAsia" w:cstheme="minorEastAsia"/>
+                <w:sz w:val="21"/>
+                <w:szCs w:val="21"/>
+                <w:lang w:val="en-US" w:eastAsia="zh-CN"/>
+              </w:rPr>
+            </w:pPr>
+            <w:r>
+              <w:rPr>
+                <w:rFonts w:hint="eastAsia" w:asciiTheme="minorEastAsia" w:hAnsiTheme="minorEastAsia" w:eastAsiaTheme="minorEastAsia" w:cstheme="minorEastAsia"/>
+                <w:sz w:val="21"/>
+                <w:szCs w:val="21"/>
+                <w:lang w:val="en-US" w:eastAsia="zh-CN"/>
+              </w:rPr>
+              <w:t>技术人员</w:t>
+            </w:r>
+          </w:p>
+        </w:tc>
+        <w:tc>
+          <w:tcPr>
+            <w:tcW w:w="1398" w:type="dxa"/>
+            <w:shd w:val="clear" w:color="auto" w:fill="auto"/>
+            <w:vAlign w:val="center"/>
+          </w:tcPr>
+          <w:p>
+            <w:pPr>
+              <w:wordWrap w:val="0"/>
+              <w:topLinePunct/>
+              <w:spacing w:line="240" w:lineRule="auto"/>
+              <w:jc w:val="center"/>
+              <w:rPr>
+                <w:rFonts w:hint="default" w:asciiTheme="minorEastAsia" w:hAnsiTheme="minorEastAsia" w:eastAsiaTheme="minorEastAsia" w:cstheme="minorEastAsia"/>
+                <w:sz w:val="21"/>
+                <w:szCs w:val="21"/>
+                <w:lang w:val="en-US" w:eastAsia="zh-CN" w:bidi="ar-SA"/>
+              </w:rPr>
+            </w:pPr>
+            <w:r>
+              <w:rPr>
+                <w:rFonts w:hint="eastAsia" w:asciiTheme="minorEastAsia" w:hAnsiTheme="minorEastAsia" w:eastAsiaTheme="minorEastAsia" w:cstheme="minorEastAsia"/>
+                <w:sz w:val="21"/>
+                <w:szCs w:val="21"/>
+                <w:lang w:val="en-US" w:eastAsia="zh-CN"/>
+              </w:rPr>
+              <w:t>元数据工程师</w:t>
+            </w:r>
+          </w:p>
+        </w:tc>
+        <w:tc>
+          <w:tcPr>
+            <w:tcW w:w="972" w:type="dxa"/>
+            <w:shd w:val="clear" w:color="auto" w:fill="auto"/>
+            <w:vAlign w:val="center"/>
+          </w:tcPr>
+          <w:p>
+            <w:pPr>
+              <w:wordWrap w:val="0"/>
+              <w:topLinePunct/>
+              <w:spacing w:line="240" w:lineRule="auto"/>
+              <w:jc w:val="center"/>
+              <w:rPr>
+                <w:rFonts w:hint="default" w:asciiTheme="minorEastAsia" w:hAnsiTheme="minorEastAsia" w:eastAsiaTheme="minorEastAsia" w:cstheme="minorEastAsia"/>
+                <w:sz w:val="21"/>
+                <w:szCs w:val="21"/>
+                <w:lang w:val="en-US" w:eastAsia="zh-CN" w:bidi="ar-SA"/>
+              </w:rPr>
+            </w:pPr>
+            <w:r>
+              <w:rPr>
+                <w:rFonts w:hint="eastAsia" w:asciiTheme="minorEastAsia" w:hAnsiTheme="minorEastAsia" w:eastAsiaTheme="minorEastAsia" w:cstheme="minorEastAsia"/>
+                <w:sz w:val="21"/>
+                <w:szCs w:val="21"/>
+                <w:lang w:val="en-US" w:eastAsia="zh-CN"/>
               </w:rPr>
               <w:t>陈小玉</w:t>
             </w:r>
@@ -3111,109 +4278,285 @@
         </w:tc>
         <w:tc>
           <w:tcPr>
-            <w:tcW w:type="dxa" w:w="1441"/>
+            <w:tcW w:w="1329" w:type="dxa"/>
+            <w:shd w:val="clear" w:color="auto" w:fill="auto"/>
+            <w:vAlign w:val="center"/>
           </w:tcPr>
           <w:p>
             <w:pPr>
-              <w:spacing w:before="40" w:after="40"/>
-              <w:jc w:val="left"/>
+              <w:wordWrap w:val="0"/>
+              <w:topLinePunct/>
+              <w:spacing w:line="240" w:lineRule="auto"/>
+              <w:jc w:val="center"/>
+              <w:rPr>
+                <w:rFonts w:hint="eastAsia" w:asciiTheme="minorEastAsia" w:hAnsiTheme="minorEastAsia" w:eastAsiaTheme="minorEastAsia" w:cstheme="minorEastAsia"/>
+                <w:sz w:val="21"/>
+                <w:szCs w:val="21"/>
+                <w:lang w:val="en-US" w:eastAsia="zh-CN" w:bidi="ar-SA"/>
+              </w:rPr>
             </w:pPr>
-            <w:r/>
             <w:r>
               <w:rPr>
-                <w:sz w:val="18"/>
+                <w:rFonts w:hint="eastAsia" w:asciiTheme="minorEastAsia" w:hAnsiTheme="minorEastAsia" w:eastAsiaTheme="minorEastAsia" w:cstheme="minorEastAsia"/>
+                <w:sz w:val="21"/>
+                <w:szCs w:val="21"/>
+                <w:lang w:val="en-US" w:eastAsia="zh-CN"/>
               </w:rPr>
-              <w:t>元数据工程师</w:t>
+              <w:t>软件设计师（中级）</w:t>
             </w:r>
           </w:p>
         </w:tc>
         <w:tc>
           <w:tcPr>
-            <w:tcW w:type="dxa" w:w="1441"/>
+            <w:tcW w:w="719" w:type="dxa"/>
+            <w:shd w:val="clear" w:color="auto" w:fill="auto"/>
+            <w:vAlign w:val="center"/>
           </w:tcPr>
           <w:p>
             <w:pPr>
-              <w:spacing w:before="40" w:after="40"/>
-              <w:jc w:val="left"/>
+              <w:wordWrap w:val="0"/>
+              <w:topLinePunct/>
+              <w:spacing w:line="240" w:lineRule="auto"/>
+              <w:jc w:val="center"/>
+              <w:rPr>
+                <w:rFonts w:hint="eastAsia" w:asciiTheme="minorEastAsia" w:hAnsiTheme="minorEastAsia" w:eastAsiaTheme="minorEastAsia" w:cstheme="minorEastAsia"/>
+                <w:sz w:val="21"/>
+                <w:szCs w:val="21"/>
+                <w:lang w:val="en-US" w:eastAsia="zh-CN" w:bidi="ar-SA"/>
+              </w:rPr>
             </w:pPr>
-            <w:r/>
             <w:r>
               <w:rPr>
-                <w:sz w:val="18"/>
+                <w:rFonts w:hint="eastAsia" w:asciiTheme="minorEastAsia" w:hAnsiTheme="minorEastAsia" w:eastAsiaTheme="minorEastAsia" w:cstheme="minorEastAsia"/>
+                <w:sz w:val="21"/>
+                <w:szCs w:val="21"/>
+                <w:lang w:val="en-US" w:eastAsia="zh-CN"/>
               </w:rPr>
-              <w:t>软件设计师（中级）、网络工程师（中级）、信息处理技术员</w:t>
+              <w:t>成都</w:t>
             </w:r>
           </w:p>
         </w:tc>
         <w:tc>
           <w:tcPr>
-            <w:tcW w:type="dxa" w:w="1441"/>
+            <w:tcW w:w="1786" w:type="dxa"/>
+            <w:shd w:val="clear" w:color="auto" w:fill="auto"/>
+            <w:vAlign w:val="center"/>
           </w:tcPr>
           <w:p>
             <w:pPr>
-              <w:spacing w:before="40" w:after="40"/>
-              <w:jc w:val="left"/>
+              <w:wordWrap w:val="0"/>
+              <w:topLinePunct/>
+              <w:spacing w:line="240" w:lineRule="auto"/>
+              <w:jc w:val="center"/>
+              <w:rPr>
+                <w:rFonts w:hint="eastAsia" w:asciiTheme="minorEastAsia" w:hAnsiTheme="minorEastAsia" w:eastAsiaTheme="minorEastAsia" w:cstheme="minorEastAsia"/>
+                <w:sz w:val="21"/>
+                <w:szCs w:val="21"/>
+                <w:lang w:val="en-US" w:eastAsia="zh-CN" w:bidi="ar-SA"/>
+              </w:rPr>
             </w:pPr>
-            <w:r/>
             <w:r>
               <w:rPr>
-                <w:sz w:val="18"/>
+                <w:rFonts w:hint="eastAsia" w:asciiTheme="minorEastAsia" w:hAnsiTheme="minorEastAsia" w:eastAsiaTheme="minorEastAsia" w:cstheme="minorEastAsia"/>
+                <w:sz w:val="21"/>
+                <w:szCs w:val="21"/>
+                <w:lang w:val="en-US" w:eastAsia="zh-CN"/>
               </w:rPr>
-              <w:t>本科</w:t>
+              <w:t>计算机技术与软件专业技术资格</w:t>
             </w:r>
           </w:p>
         </w:tc>
         <w:tc>
           <w:tcPr>
-            <w:tcW w:type="dxa" w:w="1441"/>
+            <w:tcW w:w="705" w:type="dxa"/>
+            <w:shd w:val="clear" w:color="auto" w:fill="auto"/>
+            <w:vAlign w:val="center"/>
           </w:tcPr>
           <w:p>
             <w:pPr>
-              <w:spacing w:before="40" w:after="40"/>
-              <w:jc w:val="left"/>
+              <w:wordWrap w:val="0"/>
+              <w:topLinePunct/>
+              <w:spacing w:line="240" w:lineRule="auto"/>
+              <w:jc w:val="center"/>
+              <w:rPr>
+                <w:rFonts w:hint="eastAsia" w:asciiTheme="minorEastAsia" w:hAnsiTheme="minorEastAsia" w:eastAsiaTheme="minorEastAsia" w:cstheme="minorEastAsia"/>
+                <w:sz w:val="21"/>
+                <w:szCs w:val="21"/>
+                <w:lang w:val="en-US" w:eastAsia="zh-CN" w:bidi="ar-SA"/>
+              </w:rPr>
             </w:pPr>
-            <w:r/>
             <w:r>
               <w:rPr>
-                <w:sz w:val="18"/>
+                <w:rFonts w:hint="eastAsia" w:asciiTheme="minorEastAsia" w:hAnsiTheme="minorEastAsia" w:eastAsiaTheme="minorEastAsia" w:cstheme="minorEastAsia"/>
+                <w:sz w:val="21"/>
+                <w:szCs w:val="21"/>
+                <w:lang w:val="en-US" w:eastAsia="zh-CN"/>
               </w:rPr>
-              <w:t>软件工程</w:t>
+              <w:t>中级</w:t>
             </w:r>
           </w:p>
         </w:tc>
         <w:tc>
           <w:tcPr>
-            <w:tcW w:type="dxa" w:w="1441"/>
+            <w:tcW w:w="995" w:type="dxa"/>
+            <w:shd w:val="clear" w:color="auto" w:fill="auto"/>
+            <w:vAlign w:val="center"/>
           </w:tcPr>
           <w:p>
             <w:pPr>
-              <w:spacing w:before="40" w:after="40"/>
-              <w:jc w:val="left"/>
+              <w:wordWrap w:val="0"/>
+              <w:topLinePunct/>
+              <w:spacing w:line="240" w:lineRule="auto"/>
+              <w:jc w:val="center"/>
+              <w:rPr>
+                <w:rFonts w:hint="eastAsia" w:asciiTheme="minorEastAsia" w:hAnsiTheme="minorEastAsia" w:eastAsiaTheme="minorEastAsia" w:cstheme="minorEastAsia"/>
+                <w:sz w:val="21"/>
+                <w:szCs w:val="21"/>
+                <w:lang w:val="en-US" w:eastAsia="zh-CN" w:bidi="ar-SA"/>
+              </w:rPr>
             </w:pPr>
-            <w:r/>
             <w:r>
               <w:rPr>
-                <w:sz w:val="18"/>
+                <w:rFonts w:hint="eastAsia" w:asciiTheme="minorEastAsia" w:hAnsiTheme="minorEastAsia" w:eastAsiaTheme="minorEastAsia" w:cstheme="minorEastAsia"/>
+                <w:sz w:val="21"/>
+                <w:szCs w:val="21"/>
+                <w:lang w:val="en-US" w:eastAsia="zh-CN"/>
               </w:rPr>
-              <w:t>8年以上数据处理与软件工程经验，熟悉IPTV元数据规范及相关技术标准</w:t>
+              <w:t>见附件</w:t>
+            </w:r>
+          </w:p>
+        </w:tc>
+        <w:tc>
+          <w:tcPr>
+            <w:tcW w:w="1533" w:type="dxa"/>
+            <w:shd w:val="clear" w:color="auto" w:fill="auto"/>
+            <w:vAlign w:val="center"/>
+          </w:tcPr>
+          <w:p>
+            <w:pPr>
+              <w:wordWrap w:val="0"/>
+              <w:topLinePunct/>
+              <w:spacing w:line="240" w:lineRule="auto"/>
+              <w:jc w:val="center"/>
+              <w:rPr>
+                <w:rFonts w:hint="eastAsia" w:asciiTheme="minorEastAsia" w:hAnsiTheme="minorEastAsia" w:eastAsiaTheme="minorEastAsia" w:cstheme="minorEastAsia"/>
+                <w:sz w:val="21"/>
+                <w:szCs w:val="21"/>
+                <w:lang w:val="en-US" w:eastAsia="zh-CN" w:bidi="ar-SA"/>
+              </w:rPr>
+            </w:pPr>
+            <w:r>
+              <w:rPr>
+                <w:rFonts w:hint="eastAsia" w:asciiTheme="minorEastAsia" w:hAnsiTheme="minorEastAsia" w:eastAsiaTheme="minorEastAsia" w:cstheme="minorEastAsia"/>
+                <w:sz w:val="21"/>
+                <w:szCs w:val="21"/>
+                <w:lang w:val="en-US" w:eastAsia="zh-CN"/>
+              </w:rPr>
+              <w:t>软件设计师</w:t>
             </w:r>
           </w:p>
         </w:tc>
       </w:tr>
       <w:tr>
+        <w:tblPrEx>
+          <w:tblBorders>
+            <w:top w:val="single" w:color="auto" w:sz="4" w:space="0"/>
+            <w:left w:val="single" w:color="auto" w:sz="4" w:space="0"/>
+            <w:bottom w:val="single" w:color="auto" w:sz="4" w:space="0"/>
+            <w:right w:val="single" w:color="auto" w:sz="4" w:space="0"/>
+            <w:insideH w:val="single" w:color="auto" w:sz="4" w:space="0"/>
+            <w:insideV w:val="single" w:color="auto" w:sz="4" w:space="0"/>
+          </w:tblBorders>
+          <w:tblCellMar>
+            <w:top w:w="0" w:type="dxa"/>
+            <w:left w:w="108" w:type="dxa"/>
+            <w:bottom w:w="0" w:type="dxa"/>
+            <w:right w:w="108" w:type="dxa"/>
+          </w:tblCellMar>
+        </w:tblPrEx>
+        <w:trPr>
+          <w:cantSplit/>
+          <w:trHeight w:val="531" w:hRule="atLeast"/>
+          <w:jc w:val="center"/>
+        </w:trPr>
         <w:tc>
           <w:tcPr>
-            <w:tcW w:type="dxa" w:w="1441"/>
+            <w:tcW w:w="822" w:type="dxa"/>
+            <w:vMerge w:val="continue"/>
+            <w:vAlign w:val="center"/>
           </w:tcPr>
           <w:p>
             <w:pPr>
-              <w:spacing w:before="40" w:after="40"/>
-              <w:jc w:val="left"/>
+              <w:wordWrap w:val="0"/>
+              <w:topLinePunct/>
+              <w:spacing w:line="400" w:lineRule="exact"/>
+              <w:jc w:val="center"/>
+              <w:rPr>
+                <w:rFonts w:asciiTheme="minorEastAsia" w:hAnsiTheme="minorEastAsia" w:eastAsiaTheme="minorEastAsia" w:cstheme="minorEastAsia"/>
+                <w:sz w:val="21"/>
+                <w:szCs w:val="21"/>
+              </w:rPr>
             </w:pPr>
-            <w:r/>
+            <w:r>
+              <w:t>技术人员</w:t>
+            </w:r>
+          </w:p>
+        </w:tc>
+        <w:tc>
+          <w:tcPr>
+            <w:tcW w:w="1398" w:type="dxa"/>
+            <w:shd w:val="clear" w:color="auto" w:fill="auto"/>
+            <w:vAlign w:val="center"/>
+          </w:tcPr>
+          <w:p>
+            <w:pPr>
+              <w:wordWrap w:val="0"/>
+              <w:topLinePunct/>
+              <w:spacing w:line="240" w:lineRule="auto"/>
+              <w:jc w:val="center"/>
+              <w:rPr>
+                <w:rFonts w:hint="eastAsia" w:asciiTheme="minorEastAsia" w:hAnsiTheme="minorEastAsia" w:eastAsiaTheme="minorEastAsia" w:cstheme="minorEastAsia"/>
+                <w:sz w:val="21"/>
+                <w:szCs w:val="21"/>
+                <w:lang w:val="en-US" w:eastAsia="zh-CN" w:bidi="ar-SA"/>
+              </w:rPr>
+            </w:pPr>
             <w:r>
               <w:rPr>
-                <w:sz w:val="18"/>
+                <w:rFonts w:hint="eastAsia" w:asciiTheme="minorEastAsia" w:hAnsiTheme="minorEastAsia" w:eastAsiaTheme="minorEastAsia" w:cstheme="minorEastAsia"/>
+                <w:sz w:val="21"/>
+                <w:szCs w:val="21"/>
+                <w:lang w:val="en-US" w:eastAsia="zh-CN"/>
+              </w:rPr>
+              <w:t>元数据处理员</w:t>
+            </w:r>
+          </w:p>
+        </w:tc>
+        <w:tc>
+          <w:tcPr>
+            <w:tcW w:w="972" w:type="dxa"/>
+            <w:shd w:val="clear" w:color="auto" w:fill="auto"/>
+            <w:vAlign w:val="center"/>
+          </w:tcPr>
+          <w:p>
+            <w:pPr>
+              <w:wordWrap w:val="0"/>
+              <w:topLinePunct/>
+              <w:spacing w:line="240" w:lineRule="auto"/>
+              <w:jc w:val="center"/>
+              <w:rPr>
+                <w:rFonts w:hint="eastAsia" w:asciiTheme="minorEastAsia" w:hAnsiTheme="minorEastAsia" w:eastAsiaTheme="minorEastAsia" w:cstheme="minorEastAsia"/>
+                <w:sz w:val="21"/>
+                <w:szCs w:val="21"/>
+                <w:lang w:val="en-US" w:eastAsia="zh-CN" w:bidi="ar-SA"/>
+              </w:rPr>
+            </w:pPr>
+            <w:r>
+              <w:rPr>
+                <w:rFonts w:hint="eastAsia" w:asciiTheme="minorEastAsia" w:hAnsiTheme="minorEastAsia" w:eastAsiaTheme="minorEastAsia" w:cstheme="minorEastAsia"/>
+                <w:sz w:val="21"/>
+                <w:szCs w:val="21"/>
+                <w:lang w:val="en-US" w:eastAsia="zh-CN"/>
               </w:rPr>
               <w:t>周俊豪</w:t>
             </w:r>
@@ -3221,109 +4564,285 @@
         </w:tc>
         <w:tc>
           <w:tcPr>
-            <w:tcW w:type="dxa" w:w="1441"/>
+            <w:tcW w:w="1329" w:type="dxa"/>
+            <w:shd w:val="clear" w:color="auto" w:fill="auto"/>
+            <w:vAlign w:val="center"/>
           </w:tcPr>
           <w:p>
             <w:pPr>
-              <w:spacing w:before="40" w:after="40"/>
-              <w:jc w:val="left"/>
+              <w:wordWrap w:val="0"/>
+              <w:topLinePunct/>
+              <w:spacing w:line="240" w:lineRule="auto"/>
+              <w:jc w:val="center"/>
+              <w:rPr>
+                <w:rFonts w:hint="eastAsia" w:asciiTheme="minorEastAsia" w:hAnsiTheme="minorEastAsia" w:eastAsiaTheme="minorEastAsia" w:cstheme="minorEastAsia"/>
+                <w:sz w:val="21"/>
+                <w:szCs w:val="21"/>
+                <w:lang w:val="en-US" w:eastAsia="zh-CN" w:bidi="ar-SA"/>
+              </w:rPr>
             </w:pPr>
-            <w:r/>
             <w:r>
               <w:rPr>
-                <w:sz w:val="18"/>
+                <w:rFonts w:hint="eastAsia" w:asciiTheme="minorEastAsia" w:hAnsiTheme="minorEastAsia" w:eastAsiaTheme="minorEastAsia" w:cstheme="minorEastAsia"/>
+                <w:sz w:val="21"/>
+                <w:szCs w:val="21"/>
+                <w:lang w:val="en-US" w:eastAsia="zh-CN"/>
               </w:rPr>
-              <w:t>元数据处理员</w:t>
+              <w:t>全媒体运营师（初级）</w:t>
             </w:r>
           </w:p>
         </w:tc>
         <w:tc>
           <w:tcPr>
-            <w:tcW w:type="dxa" w:w="1441"/>
+            <w:tcW w:w="719" w:type="dxa"/>
+            <w:shd w:val="clear" w:color="auto" w:fill="auto"/>
+            <w:vAlign w:val="center"/>
           </w:tcPr>
           <w:p>
             <w:pPr>
-              <w:spacing w:before="40" w:after="40"/>
-              <w:jc w:val="left"/>
+              <w:wordWrap w:val="0"/>
+              <w:topLinePunct/>
+              <w:spacing w:line="240" w:lineRule="auto"/>
+              <w:jc w:val="center"/>
+              <w:rPr>
+                <w:rFonts w:hint="eastAsia" w:asciiTheme="minorEastAsia" w:hAnsiTheme="minorEastAsia" w:eastAsiaTheme="minorEastAsia" w:cstheme="minorEastAsia"/>
+                <w:sz w:val="21"/>
+                <w:szCs w:val="21"/>
+                <w:lang w:val="en-US" w:eastAsia="zh-CN" w:bidi="ar-SA"/>
+              </w:rPr>
             </w:pPr>
-            <w:r/>
             <w:r>
               <w:rPr>
-                <w:sz w:val="18"/>
+                <w:rFonts w:hint="eastAsia" w:asciiTheme="minorEastAsia" w:hAnsiTheme="minorEastAsia" w:eastAsiaTheme="minorEastAsia" w:cstheme="minorEastAsia"/>
+                <w:sz w:val="21"/>
+                <w:szCs w:val="21"/>
+                <w:lang w:val="en-US" w:eastAsia="zh-CN"/>
               </w:rPr>
-              <w:t>全媒体运营职业技能证书、全国计算机等级考试三级（网络技术）</w:t>
+              <w:t>成都</w:t>
             </w:r>
           </w:p>
         </w:tc>
         <w:tc>
           <w:tcPr>
-            <w:tcW w:type="dxa" w:w="1441"/>
+            <w:tcW w:w="1786" w:type="dxa"/>
+            <w:shd w:val="clear" w:color="auto" w:fill="auto"/>
+            <w:vAlign w:val="center"/>
           </w:tcPr>
           <w:p>
             <w:pPr>
-              <w:spacing w:before="40" w:after="40"/>
-              <w:jc w:val="left"/>
+              <w:wordWrap w:val="0"/>
+              <w:topLinePunct/>
+              <w:spacing w:line="240" w:lineRule="auto"/>
+              <w:jc w:val="center"/>
+              <w:rPr>
+                <w:rFonts w:hint="eastAsia" w:asciiTheme="minorEastAsia" w:hAnsiTheme="minorEastAsia" w:eastAsiaTheme="minorEastAsia" w:cstheme="minorEastAsia"/>
+                <w:sz w:val="21"/>
+                <w:szCs w:val="21"/>
+                <w:lang w:val="en-US" w:eastAsia="zh-CN" w:bidi="ar-SA"/>
+              </w:rPr>
             </w:pPr>
-            <w:r/>
             <w:r>
               <w:rPr>
-                <w:sz w:val="18"/>
+                <w:rFonts w:hint="eastAsia" w:asciiTheme="minorEastAsia" w:hAnsiTheme="minorEastAsia" w:eastAsiaTheme="minorEastAsia" w:cstheme="minorEastAsia"/>
+                <w:sz w:val="21"/>
+                <w:szCs w:val="21"/>
+                <w:lang w:val="en-US" w:eastAsia="zh-CN"/>
               </w:rPr>
-              <w:t>本科</w:t>
+              <w:t>全媒体运营师</w:t>
             </w:r>
           </w:p>
         </w:tc>
         <w:tc>
           <w:tcPr>
-            <w:tcW w:type="dxa" w:w="1441"/>
+            <w:tcW w:w="705" w:type="dxa"/>
+            <w:shd w:val="clear" w:color="auto" w:fill="auto"/>
+            <w:vAlign w:val="center"/>
           </w:tcPr>
           <w:p>
             <w:pPr>
-              <w:spacing w:before="40" w:after="40"/>
-              <w:jc w:val="left"/>
+              <w:wordWrap w:val="0"/>
+              <w:topLinePunct/>
+              <w:spacing w:line="240" w:lineRule="auto"/>
+              <w:jc w:val="center"/>
+              <w:rPr>
+                <w:rFonts w:hint="eastAsia" w:asciiTheme="minorEastAsia" w:hAnsiTheme="minorEastAsia" w:eastAsiaTheme="minorEastAsia" w:cstheme="minorEastAsia"/>
+                <w:sz w:val="21"/>
+                <w:szCs w:val="21"/>
+                <w:lang w:val="en-US" w:eastAsia="zh-CN" w:bidi="ar-SA"/>
+              </w:rPr>
             </w:pPr>
-            <w:r/>
             <w:r>
               <w:rPr>
-                <w:sz w:val="18"/>
+                <w:rFonts w:hint="eastAsia" w:asciiTheme="minorEastAsia" w:hAnsiTheme="minorEastAsia" w:eastAsiaTheme="minorEastAsia" w:cstheme="minorEastAsia"/>
+                <w:sz w:val="21"/>
+                <w:szCs w:val="21"/>
+                <w:lang w:val="en-US" w:eastAsia="zh-CN"/>
               </w:rPr>
-              <w:t>数字媒体技术</w:t>
+              <w:t>初级</w:t>
             </w:r>
           </w:p>
         </w:tc>
         <w:tc>
           <w:tcPr>
-            <w:tcW w:type="dxa" w:w="1441"/>
+            <w:tcW w:w="995" w:type="dxa"/>
+            <w:shd w:val="clear" w:color="auto" w:fill="auto"/>
+            <w:vAlign w:val="center"/>
           </w:tcPr>
           <w:p>
             <w:pPr>
-              <w:spacing w:before="40" w:after="40"/>
-              <w:jc w:val="left"/>
+              <w:wordWrap w:val="0"/>
+              <w:topLinePunct/>
+              <w:spacing w:line="240" w:lineRule="auto"/>
+              <w:jc w:val="center"/>
+              <w:rPr>
+                <w:rFonts w:hint="eastAsia" w:asciiTheme="minorEastAsia" w:hAnsiTheme="minorEastAsia" w:eastAsiaTheme="minorEastAsia" w:cstheme="minorEastAsia"/>
+                <w:sz w:val="21"/>
+                <w:szCs w:val="21"/>
+                <w:lang w:val="en-US" w:eastAsia="zh-CN" w:bidi="ar-SA"/>
+              </w:rPr>
             </w:pPr>
-            <w:r/>
             <w:r>
               <w:rPr>
-                <w:sz w:val="18"/>
+                <w:rFonts w:hint="eastAsia" w:asciiTheme="minorEastAsia" w:hAnsiTheme="minorEastAsia" w:eastAsiaTheme="minorEastAsia" w:cstheme="minorEastAsia"/>
+                <w:sz w:val="21"/>
+                <w:szCs w:val="21"/>
+                <w:lang w:val="en-US" w:eastAsia="zh-CN"/>
               </w:rPr>
-              <w:t>6年以上视听内容元数据维护及全媒体运营经验，熟悉IPTV业务运营流程</w:t>
+              <w:t>见附件</w:t>
+            </w:r>
+          </w:p>
+        </w:tc>
+        <w:tc>
+          <w:tcPr>
+            <w:tcW w:w="1533" w:type="dxa"/>
+            <w:shd w:val="clear" w:color="auto" w:fill="auto"/>
+            <w:vAlign w:val="center"/>
+          </w:tcPr>
+          <w:p>
+            <w:pPr>
+              <w:wordWrap w:val="0"/>
+              <w:topLinePunct/>
+              <w:spacing w:line="240" w:lineRule="auto"/>
+              <w:jc w:val="center"/>
+              <w:rPr>
+                <w:rFonts w:hint="eastAsia" w:asciiTheme="minorEastAsia" w:hAnsiTheme="minorEastAsia" w:eastAsiaTheme="minorEastAsia" w:cstheme="minorEastAsia"/>
+                <w:sz w:val="21"/>
+                <w:szCs w:val="21"/>
+                <w:lang w:val="en-US" w:eastAsia="zh-CN" w:bidi="ar-SA"/>
+              </w:rPr>
+            </w:pPr>
+            <w:r>
+              <w:rPr>
+                <w:rFonts w:hint="eastAsia" w:asciiTheme="minorEastAsia" w:hAnsiTheme="minorEastAsia" w:eastAsiaTheme="minorEastAsia" w:cstheme="minorEastAsia"/>
+                <w:sz w:val="21"/>
+                <w:szCs w:val="21"/>
+                <w:lang w:val="en-US" w:eastAsia="zh-CN"/>
+              </w:rPr>
+              <w:t>全媒体运营</w:t>
             </w:r>
           </w:p>
         </w:tc>
       </w:tr>
       <w:tr>
+        <w:tblPrEx>
+          <w:tblBorders>
+            <w:top w:val="single" w:color="auto" w:sz="4" w:space="0"/>
+            <w:left w:val="single" w:color="auto" w:sz="4" w:space="0"/>
+            <w:bottom w:val="single" w:color="auto" w:sz="4" w:space="0"/>
+            <w:right w:val="single" w:color="auto" w:sz="4" w:space="0"/>
+            <w:insideH w:val="single" w:color="auto" w:sz="4" w:space="0"/>
+            <w:insideV w:val="single" w:color="auto" w:sz="4" w:space="0"/>
+          </w:tblBorders>
+          <w:tblCellMar>
+            <w:top w:w="0" w:type="dxa"/>
+            <w:left w:w="108" w:type="dxa"/>
+            <w:bottom w:w="0" w:type="dxa"/>
+            <w:right w:w="108" w:type="dxa"/>
+          </w:tblCellMar>
+        </w:tblPrEx>
+        <w:trPr>
+          <w:cantSplit/>
+          <w:trHeight w:val="530" w:hRule="atLeast"/>
+          <w:jc w:val="center"/>
+        </w:trPr>
         <w:tc>
           <w:tcPr>
-            <w:tcW w:type="dxa" w:w="1441"/>
+            <w:tcW w:w="822" w:type="dxa"/>
+            <w:vMerge w:val="continue"/>
+            <w:vAlign w:val="center"/>
           </w:tcPr>
           <w:p>
             <w:pPr>
-              <w:spacing w:before="40" w:after="40"/>
-              <w:jc w:val="left"/>
+              <w:wordWrap w:val="0"/>
+              <w:topLinePunct/>
+              <w:spacing w:line="400" w:lineRule="exact"/>
+              <w:jc w:val="center"/>
+              <w:rPr>
+                <w:rFonts w:asciiTheme="minorEastAsia" w:hAnsiTheme="minorEastAsia" w:eastAsiaTheme="minorEastAsia" w:cstheme="minorEastAsia"/>
+                <w:sz w:val="21"/>
+                <w:szCs w:val="21"/>
+              </w:rPr>
             </w:pPr>
-            <w:r/>
+            <w:r>
+              <w:t>技术人员</w:t>
+            </w:r>
+          </w:p>
+        </w:tc>
+        <w:tc>
+          <w:tcPr>
+            <w:tcW w:w="1398" w:type="dxa"/>
+            <w:shd w:val="clear" w:color="auto" w:fill="auto"/>
+            <w:vAlign w:val="center"/>
+          </w:tcPr>
+          <w:p>
+            <w:pPr>
+              <w:wordWrap w:val="0"/>
+              <w:topLinePunct/>
+              <w:spacing w:line="240" w:lineRule="auto"/>
+              <w:jc w:val="center"/>
+              <w:rPr>
+                <w:rFonts w:hint="eastAsia" w:asciiTheme="minorEastAsia" w:hAnsiTheme="minorEastAsia" w:eastAsiaTheme="minorEastAsia" w:cstheme="minorEastAsia"/>
+                <w:sz w:val="21"/>
+                <w:szCs w:val="21"/>
+                <w:lang w:val="en-US" w:eastAsia="zh-CN"/>
+              </w:rPr>
+            </w:pPr>
             <w:r>
               <w:rPr>
-                <w:sz w:val="18"/>
+                <w:rFonts w:hint="eastAsia" w:asciiTheme="minorEastAsia" w:hAnsiTheme="minorEastAsia" w:eastAsiaTheme="minorEastAsia" w:cstheme="minorEastAsia"/>
+                <w:sz w:val="21"/>
+                <w:szCs w:val="21"/>
+                <w:lang w:val="en-US" w:eastAsia="zh-CN"/>
+              </w:rPr>
+              <w:t>质量审核专员</w:t>
+            </w:r>
+          </w:p>
+        </w:tc>
+        <w:tc>
+          <w:tcPr>
+            <w:tcW w:w="972" w:type="dxa"/>
+            <w:shd w:val="clear" w:color="auto" w:fill="auto"/>
+            <w:vAlign w:val="center"/>
+          </w:tcPr>
+          <w:p>
+            <w:pPr>
+              <w:wordWrap w:val="0"/>
+              <w:topLinePunct/>
+              <w:spacing w:line="240" w:lineRule="auto"/>
+              <w:jc w:val="center"/>
+              <w:rPr>
+                <w:rFonts w:hint="eastAsia" w:asciiTheme="minorEastAsia" w:hAnsiTheme="minorEastAsia" w:eastAsiaTheme="minorEastAsia" w:cstheme="minorEastAsia"/>
+                <w:sz w:val="21"/>
+                <w:szCs w:val="21"/>
+                <w:lang w:val="en-US" w:eastAsia="zh-CN"/>
+              </w:rPr>
+            </w:pPr>
+            <w:r>
+              <w:rPr>
+                <w:rFonts w:hint="eastAsia" w:asciiTheme="minorEastAsia" w:hAnsiTheme="minorEastAsia" w:eastAsiaTheme="minorEastAsia" w:cstheme="minorEastAsia"/>
+                <w:sz w:val="21"/>
+                <w:szCs w:val="21"/>
+                <w:lang w:val="en-US" w:eastAsia="zh-CN"/>
               </w:rPr>
               <w:t>刘情</w:t>
             </w:r>
@@ -3331,112 +4850,736 @@
         </w:tc>
         <w:tc>
           <w:tcPr>
-            <w:tcW w:type="dxa" w:w="1441"/>
+            <w:tcW w:w="1329" w:type="dxa"/>
+            <w:shd w:val="clear" w:color="auto" w:fill="auto"/>
+            <w:vAlign w:val="center"/>
           </w:tcPr>
           <w:p>
             <w:pPr>
-              <w:spacing w:before="40" w:after="40"/>
-              <w:jc w:val="left"/>
+              <w:wordWrap w:val="0"/>
+              <w:topLinePunct/>
+              <w:spacing w:line="240" w:lineRule="auto"/>
+              <w:jc w:val="center"/>
+              <w:rPr>
+                <w:rFonts w:hint="eastAsia" w:asciiTheme="minorEastAsia" w:hAnsiTheme="minorEastAsia" w:eastAsiaTheme="minorEastAsia" w:cstheme="minorEastAsia"/>
+                <w:sz w:val="21"/>
+                <w:szCs w:val="21"/>
+                <w:lang w:val="en-US" w:eastAsia="zh-CN"/>
+              </w:rPr>
             </w:pPr>
-            <w:r/>
             <w:r>
               <w:rPr>
-                <w:sz w:val="18"/>
+                <w:rFonts w:hint="eastAsia" w:asciiTheme="minorEastAsia" w:hAnsiTheme="minorEastAsia" w:eastAsiaTheme="minorEastAsia" w:cstheme="minorEastAsia"/>
+                <w:sz w:val="21"/>
+                <w:szCs w:val="21"/>
+                <w:lang w:val="en-US" w:eastAsia="zh-CN"/>
               </w:rPr>
-              <w:t>质量审核专员</w:t>
+              <w:t>CISP注册信息安全工程师</w:t>
             </w:r>
           </w:p>
         </w:tc>
         <w:tc>
           <w:tcPr>
-            <w:tcW w:type="dxa" w:w="1441"/>
+            <w:tcW w:w="719" w:type="dxa"/>
+            <w:shd w:val="clear" w:color="auto" w:fill="auto"/>
+            <w:vAlign w:val="center"/>
           </w:tcPr>
           <w:p>
             <w:pPr>
-              <w:spacing w:before="40" w:after="40"/>
-              <w:jc w:val="left"/>
+              <w:wordWrap w:val="0"/>
+              <w:topLinePunct/>
+              <w:spacing w:line="240" w:lineRule="auto"/>
+              <w:jc w:val="center"/>
+              <w:rPr>
+                <w:rFonts w:hint="eastAsia" w:asciiTheme="minorEastAsia" w:hAnsiTheme="minorEastAsia" w:eastAsiaTheme="minorEastAsia" w:cstheme="minorEastAsia"/>
+                <w:sz w:val="21"/>
+                <w:szCs w:val="21"/>
+                <w:lang w:val="en-US" w:eastAsia="zh-CN"/>
+              </w:rPr>
             </w:pPr>
-            <w:r/>
             <w:r>
               <w:rPr>
-                <w:sz w:val="18"/>
+                <w:rFonts w:hint="eastAsia" w:asciiTheme="minorEastAsia" w:hAnsiTheme="minorEastAsia" w:eastAsiaTheme="minorEastAsia" w:cstheme="minorEastAsia"/>
+                <w:sz w:val="21"/>
+                <w:szCs w:val="21"/>
+                <w:lang w:val="en-US" w:eastAsia="zh-CN"/>
               </w:rPr>
-              <w:t>CISP注册信息安全工程师、CISAW信息安全保障人员（Web安全专业级）、网络视听节目审核员</w:t>
+              <w:t>成都</w:t>
             </w:r>
           </w:p>
         </w:tc>
         <w:tc>
           <w:tcPr>
-            <w:tcW w:type="dxa" w:w="1441"/>
+            <w:tcW w:w="1786" w:type="dxa"/>
+            <w:shd w:val="clear" w:color="auto" w:fill="auto"/>
+            <w:vAlign w:val="center"/>
           </w:tcPr>
           <w:p>
             <w:pPr>
-              <w:spacing w:before="40" w:after="40"/>
-              <w:jc w:val="left"/>
+              <w:wordWrap w:val="0"/>
+              <w:topLinePunct/>
+              <w:spacing w:line="240" w:lineRule="auto"/>
+              <w:jc w:val="center"/>
+              <w:rPr>
+                <w:rFonts w:hint="eastAsia" w:asciiTheme="minorEastAsia" w:hAnsiTheme="minorEastAsia" w:eastAsiaTheme="minorEastAsia" w:cstheme="minorEastAsia"/>
+                <w:sz w:val="21"/>
+                <w:szCs w:val="21"/>
+                <w:lang w:val="en-US" w:eastAsia="zh-CN"/>
+              </w:rPr>
             </w:pPr>
-            <w:r/>
             <w:r>
               <w:rPr>
-                <w:sz w:val="18"/>
+                <w:rFonts w:hint="eastAsia" w:asciiTheme="minorEastAsia" w:hAnsiTheme="minorEastAsia" w:eastAsiaTheme="minorEastAsia" w:cstheme="minorEastAsia"/>
+                <w:sz w:val="21"/>
+                <w:szCs w:val="21"/>
+                <w:lang w:val="en-US" w:eastAsia="zh-CN"/>
               </w:rPr>
-              <w:t>本科</w:t>
+              <w:t>注册信息安全工程师(CISP)</w:t>
             </w:r>
           </w:p>
         </w:tc>
         <w:tc>
           <w:tcPr>
-            <w:tcW w:type="dxa" w:w="1441"/>
+            <w:tcW w:w="705" w:type="dxa"/>
+            <w:shd w:val="clear" w:color="auto" w:fill="auto"/>
+            <w:vAlign w:val="center"/>
           </w:tcPr>
           <w:p>
             <w:pPr>
-              <w:spacing w:before="40" w:after="40"/>
-              <w:jc w:val="left"/>
+              <w:wordWrap w:val="0"/>
+              <w:topLinePunct/>
+              <w:spacing w:line="240" w:lineRule="auto"/>
+              <w:jc w:val="center"/>
+              <w:rPr>
+                <w:rFonts w:hint="eastAsia" w:asciiTheme="minorEastAsia" w:hAnsiTheme="minorEastAsia" w:eastAsiaTheme="minorEastAsia" w:cstheme="minorEastAsia"/>
+                <w:sz w:val="21"/>
+                <w:szCs w:val="21"/>
+                <w:lang w:val="en-US" w:eastAsia="zh-CN"/>
+              </w:rPr>
             </w:pPr>
-            <w:r/>
             <w:r>
               <w:rPr>
-                <w:sz w:val="18"/>
+                <w:rFonts w:hint="eastAsia" w:asciiTheme="minorEastAsia" w:hAnsiTheme="minorEastAsia" w:eastAsiaTheme="minorEastAsia" w:cstheme="minorEastAsia"/>
+                <w:sz w:val="21"/>
+                <w:szCs w:val="21"/>
+                <w:lang w:val="en-US" w:eastAsia="zh-CN"/>
+              </w:rPr>
+              <w:t>/</w:t>
+            </w:r>
+          </w:p>
+        </w:tc>
+        <w:tc>
+          <w:tcPr>
+            <w:tcW w:w="995" w:type="dxa"/>
+            <w:shd w:val="clear" w:color="auto" w:fill="auto"/>
+            <w:vAlign w:val="center"/>
+          </w:tcPr>
+          <w:p>
+            <w:pPr>
+              <w:wordWrap w:val="0"/>
+              <w:topLinePunct/>
+              <w:spacing w:line="240" w:lineRule="auto"/>
+              <w:jc w:val="center"/>
+              <w:rPr>
+                <w:rFonts w:hint="eastAsia" w:asciiTheme="minorEastAsia" w:hAnsiTheme="minorEastAsia" w:eastAsiaTheme="minorEastAsia" w:cstheme="minorEastAsia"/>
+                <w:sz w:val="21"/>
+                <w:szCs w:val="21"/>
+                <w:lang w:val="en-US" w:eastAsia="zh-CN"/>
+              </w:rPr>
+            </w:pPr>
+            <w:r>
+              <w:rPr>
+                <w:rFonts w:hint="eastAsia" w:asciiTheme="minorEastAsia" w:hAnsiTheme="minorEastAsia" w:eastAsiaTheme="minorEastAsia" w:cstheme="minorEastAsia"/>
+                <w:sz w:val="21"/>
+                <w:szCs w:val="21"/>
+                <w:lang w:val="en-US" w:eastAsia="zh-CN"/>
+              </w:rPr>
+              <w:t>见附件</w:t>
+            </w:r>
+          </w:p>
+        </w:tc>
+        <w:tc>
+          <w:tcPr>
+            <w:tcW w:w="1533" w:type="dxa"/>
+            <w:shd w:val="clear" w:color="auto" w:fill="auto"/>
+            <w:vAlign w:val="center"/>
+          </w:tcPr>
+          <w:p>
+            <w:pPr>
+              <w:wordWrap w:val="0"/>
+              <w:topLinePunct/>
+              <w:spacing w:line="240" w:lineRule="auto"/>
+              <w:jc w:val="center"/>
+              <w:rPr>
+                <w:rFonts w:hint="eastAsia" w:asciiTheme="minorEastAsia" w:hAnsiTheme="minorEastAsia" w:eastAsiaTheme="minorEastAsia" w:cstheme="minorEastAsia"/>
+                <w:sz w:val="21"/>
+                <w:szCs w:val="21"/>
+                <w:lang w:val="en-US" w:eastAsia="zh-CN"/>
+              </w:rPr>
+            </w:pPr>
+            <w:r>
+              <w:rPr>
+                <w:rFonts w:hint="eastAsia" w:asciiTheme="minorEastAsia" w:hAnsiTheme="minorEastAsia" w:eastAsiaTheme="minorEastAsia" w:cstheme="minorEastAsia"/>
+                <w:sz w:val="21"/>
+                <w:szCs w:val="21"/>
+                <w:lang w:val="en-US" w:eastAsia="zh-CN"/>
               </w:rPr>
               <w:t>信息安全</w:t>
             </w:r>
           </w:p>
         </w:tc>
+      </w:tr>
+      <w:tr>
+        <w:tblPrEx>
+          <w:tblBorders>
+            <w:top w:val="single" w:color="auto" w:sz="4" w:space="0"/>
+            <w:left w:val="single" w:color="auto" w:sz="4" w:space="0"/>
+            <w:bottom w:val="single" w:color="auto" w:sz="4" w:space="0"/>
+            <w:right w:val="single" w:color="auto" w:sz="4" w:space="0"/>
+            <w:insideH w:val="single" w:color="auto" w:sz="4" w:space="0"/>
+            <w:insideV w:val="single" w:color="auto" w:sz="4" w:space="0"/>
+          </w:tblBorders>
+          <w:tblCellMar>
+            <w:top w:w="0" w:type="dxa"/>
+            <w:left w:w="108" w:type="dxa"/>
+            <w:bottom w:w="0" w:type="dxa"/>
+            <w:right w:w="108" w:type="dxa"/>
+          </w:tblCellMar>
+        </w:tblPrEx>
+        <w:trPr>
+          <w:cantSplit/>
+          <w:trHeight w:val="780" w:hRule="atLeast"/>
+          <w:jc w:val="center"/>
+        </w:trPr>
         <w:tc>
           <w:tcPr>
-            <w:tcW w:type="dxa" w:w="1441"/>
+            <w:tcW w:w="822" w:type="dxa"/>
+            <w:vMerge w:val="restart"/>
+            <w:vAlign w:val="center"/>
           </w:tcPr>
           <w:p>
             <w:pPr>
-              <w:spacing w:before="40" w:after="40"/>
-              <w:jc w:val="left"/>
+              <w:wordWrap w:val="0"/>
+              <w:topLinePunct/>
+              <w:spacing w:line="400" w:lineRule="exact"/>
+              <w:jc w:val="center"/>
+              <w:rPr>
+                <w:rFonts w:hint="default" w:asciiTheme="minorEastAsia" w:hAnsiTheme="minorEastAsia" w:eastAsiaTheme="minorEastAsia" w:cstheme="minorEastAsia"/>
+                <w:sz w:val="21"/>
+                <w:szCs w:val="21"/>
+                <w:lang w:val="en-US" w:eastAsia="zh-CN"/>
+              </w:rPr>
             </w:pPr>
-            <w:r/>
             <w:r>
               <w:rPr>
-                <w:sz w:val="18"/>
+                <w:rFonts w:hint="eastAsia" w:asciiTheme="minorEastAsia" w:hAnsiTheme="minorEastAsia" w:eastAsiaTheme="minorEastAsia" w:cstheme="minorEastAsia"/>
+                <w:sz w:val="21"/>
+                <w:szCs w:val="21"/>
+                <w:lang w:val="en-US" w:eastAsia="zh-CN"/>
               </w:rPr>
-              <w:t>7年以上信息安全及内容审核经验，持有多项国家权威认证，擅长内容合规性审查及质量管控</w:t>
+              <w:t>技术人员</w:t>
+            </w:r>
+          </w:p>
+        </w:tc>
+        <w:tc>
+          <w:tcPr>
+            <w:tcW w:w="1398" w:type="dxa"/>
+            <w:vAlign w:val="center"/>
+          </w:tcPr>
+          <w:p>
+            <w:pPr>
+              <w:wordWrap w:val="0"/>
+              <w:topLinePunct/>
+              <w:spacing w:line="240" w:lineRule="auto"/>
+              <w:jc w:val="center"/>
+              <w:rPr>
+                <w:rFonts w:hint="eastAsia" w:asciiTheme="minorEastAsia" w:hAnsiTheme="minorEastAsia" w:eastAsiaTheme="minorEastAsia" w:cstheme="minorEastAsia"/>
+                <w:sz w:val="21"/>
+                <w:szCs w:val="21"/>
+                <w:lang w:val="en-US" w:eastAsia="zh-CN"/>
+              </w:rPr>
+            </w:pPr>
+            <w:r>
+              <w:rPr>
+                <w:rFonts w:hint="eastAsia" w:asciiTheme="minorEastAsia" w:hAnsiTheme="minorEastAsia" w:eastAsiaTheme="minorEastAsia" w:cstheme="minorEastAsia"/>
+                <w:sz w:val="21"/>
+                <w:szCs w:val="21"/>
+                <w:lang w:val="en-US" w:eastAsia="zh-CN"/>
+              </w:rPr>
+              <w:t>/</w:t>
+            </w:r>
+          </w:p>
+        </w:tc>
+        <w:tc>
+          <w:tcPr>
+            <w:tcW w:w="972" w:type="dxa"/>
+            <w:vAlign w:val="center"/>
+          </w:tcPr>
+          <w:p>
+            <w:pPr>
+              <w:wordWrap w:val="0"/>
+              <w:topLinePunct/>
+              <w:spacing w:line="240" w:lineRule="auto"/>
+              <w:jc w:val="center"/>
+              <w:rPr>
+                <w:rFonts w:hint="eastAsia" w:asciiTheme="minorEastAsia" w:hAnsiTheme="minorEastAsia" w:eastAsiaTheme="minorEastAsia" w:cstheme="minorEastAsia"/>
+                <w:sz w:val="21"/>
+                <w:szCs w:val="21"/>
+                <w:lang w:val="en-US" w:eastAsia="zh-CN"/>
+              </w:rPr>
+            </w:pPr>
+            <w:r>
+              <w:rPr>
+                <w:rFonts w:hint="eastAsia" w:asciiTheme="minorEastAsia" w:hAnsiTheme="minorEastAsia" w:eastAsiaTheme="minorEastAsia" w:cstheme="minorEastAsia"/>
+                <w:sz w:val="21"/>
+                <w:szCs w:val="21"/>
+                <w:lang w:val="en-US" w:eastAsia="zh-CN"/>
+              </w:rPr>
+              <w:t>/</w:t>
+            </w:r>
+          </w:p>
+        </w:tc>
+        <w:tc>
+          <w:tcPr>
+            <w:tcW w:w="1329" w:type="dxa"/>
+            <w:vAlign w:val="center"/>
+          </w:tcPr>
+          <w:p>
+            <w:pPr>
+              <w:wordWrap w:val="0"/>
+              <w:topLinePunct/>
+              <w:spacing w:line="240" w:lineRule="auto"/>
+              <w:jc w:val="center"/>
+              <w:rPr>
+                <w:rFonts w:hint="eastAsia" w:asciiTheme="minorEastAsia" w:hAnsiTheme="minorEastAsia" w:eastAsiaTheme="minorEastAsia" w:cstheme="minorEastAsia"/>
+                <w:sz w:val="21"/>
+                <w:szCs w:val="21"/>
+                <w:lang w:val="en-US" w:eastAsia="zh-CN"/>
+              </w:rPr>
+            </w:pPr>
+            <w:r>
+              <w:rPr>
+                <w:rFonts w:hint="eastAsia" w:asciiTheme="minorEastAsia" w:hAnsiTheme="minorEastAsia" w:eastAsiaTheme="minorEastAsia" w:cstheme="minorEastAsia"/>
+                <w:sz w:val="21"/>
+                <w:szCs w:val="21"/>
+                <w:lang w:val="en-US" w:eastAsia="zh-CN"/>
+              </w:rPr>
+              <w:t>/</w:t>
+            </w:r>
+          </w:p>
+        </w:tc>
+        <w:tc>
+          <w:tcPr>
+            <w:tcW w:w="719" w:type="dxa"/>
+            <w:vAlign w:val="center"/>
+          </w:tcPr>
+          <w:p>
+            <w:pPr>
+              <w:wordWrap w:val="0"/>
+              <w:topLinePunct/>
+              <w:spacing w:line="240" w:lineRule="auto"/>
+              <w:jc w:val="center"/>
+              <w:rPr>
+                <w:rFonts w:hint="eastAsia" w:asciiTheme="minorEastAsia" w:hAnsiTheme="minorEastAsia" w:eastAsiaTheme="minorEastAsia" w:cstheme="minorEastAsia"/>
+                <w:sz w:val="21"/>
+                <w:szCs w:val="21"/>
+                <w:lang w:val="en-US" w:eastAsia="zh-CN"/>
+              </w:rPr>
+            </w:pPr>
+            <w:r>
+              <w:rPr>
+                <w:rFonts w:hint="eastAsia" w:asciiTheme="minorEastAsia" w:hAnsiTheme="minorEastAsia" w:eastAsiaTheme="minorEastAsia" w:cstheme="minorEastAsia"/>
+                <w:sz w:val="21"/>
+                <w:szCs w:val="21"/>
+                <w:lang w:val="en-US" w:eastAsia="zh-CN"/>
+              </w:rPr>
+              <w:t>/</w:t>
+            </w:r>
+          </w:p>
+        </w:tc>
+        <w:tc>
+          <w:tcPr>
+            <w:tcW w:w="1786" w:type="dxa"/>
+            <w:vAlign w:val="center"/>
+          </w:tcPr>
+          <w:p>
+            <w:pPr>
+              <w:wordWrap w:val="0"/>
+              <w:topLinePunct/>
+              <w:spacing w:line="240" w:lineRule="auto"/>
+              <w:jc w:val="center"/>
+              <w:rPr>
+                <w:rFonts w:hint="eastAsia" w:asciiTheme="minorEastAsia" w:hAnsiTheme="minorEastAsia" w:eastAsiaTheme="minorEastAsia" w:cstheme="minorEastAsia"/>
+                <w:sz w:val="21"/>
+                <w:szCs w:val="21"/>
+                <w:lang w:val="en-US" w:eastAsia="zh-CN"/>
+              </w:rPr>
+            </w:pPr>
+            <w:r>
+              <w:rPr>
+                <w:rFonts w:hint="eastAsia" w:asciiTheme="minorEastAsia" w:hAnsiTheme="minorEastAsia" w:eastAsiaTheme="minorEastAsia" w:cstheme="minorEastAsia"/>
+                <w:sz w:val="21"/>
+                <w:szCs w:val="21"/>
+                <w:lang w:val="en-US" w:eastAsia="zh-CN"/>
+              </w:rPr>
+              <w:t>/</w:t>
+            </w:r>
+          </w:p>
+        </w:tc>
+        <w:tc>
+          <w:tcPr>
+            <w:tcW w:w="705" w:type="dxa"/>
+            <w:vAlign w:val="center"/>
+          </w:tcPr>
+          <w:p>
+            <w:pPr>
+              <w:wordWrap w:val="0"/>
+              <w:topLinePunct/>
+              <w:spacing w:line="240" w:lineRule="auto"/>
+              <w:jc w:val="center"/>
+              <w:rPr>
+                <w:rFonts w:hint="eastAsia" w:asciiTheme="minorEastAsia" w:hAnsiTheme="minorEastAsia" w:eastAsiaTheme="minorEastAsia" w:cstheme="minorEastAsia"/>
+                <w:sz w:val="21"/>
+                <w:szCs w:val="21"/>
+                <w:lang w:val="en-US" w:eastAsia="zh-CN"/>
+              </w:rPr>
+            </w:pPr>
+            <w:r>
+              <w:rPr>
+                <w:rFonts w:hint="eastAsia" w:asciiTheme="minorEastAsia" w:hAnsiTheme="minorEastAsia" w:eastAsiaTheme="minorEastAsia" w:cstheme="minorEastAsia"/>
+                <w:sz w:val="21"/>
+                <w:szCs w:val="21"/>
+                <w:lang w:val="en-US" w:eastAsia="zh-CN"/>
+              </w:rPr>
+              <w:t>/</w:t>
+            </w:r>
+          </w:p>
+        </w:tc>
+        <w:tc>
+          <w:tcPr>
+            <w:tcW w:w="995" w:type="dxa"/>
+            <w:vAlign w:val="center"/>
+          </w:tcPr>
+          <w:p>
+            <w:pPr>
+              <w:wordWrap w:val="0"/>
+              <w:topLinePunct/>
+              <w:spacing w:line="240" w:lineRule="auto"/>
+              <w:jc w:val="center"/>
+              <w:rPr>
+                <w:rFonts w:hint="eastAsia" w:asciiTheme="minorEastAsia" w:hAnsiTheme="minorEastAsia" w:eastAsiaTheme="minorEastAsia" w:cstheme="minorEastAsia"/>
+                <w:sz w:val="21"/>
+                <w:szCs w:val="21"/>
+                <w:lang w:val="en-US" w:eastAsia="zh-CN"/>
+              </w:rPr>
+            </w:pPr>
+            <w:r>
+              <w:rPr>
+                <w:rFonts w:hint="eastAsia" w:asciiTheme="minorEastAsia" w:hAnsiTheme="minorEastAsia" w:eastAsiaTheme="minorEastAsia" w:cstheme="minorEastAsia"/>
+                <w:sz w:val="21"/>
+                <w:szCs w:val="21"/>
+                <w:lang w:val="en-US" w:eastAsia="zh-CN"/>
+              </w:rPr>
+              <w:t>/</w:t>
+            </w:r>
+          </w:p>
+        </w:tc>
+        <w:tc>
+          <w:tcPr>
+            <w:tcW w:w="1533" w:type="dxa"/>
+            <w:vAlign w:val="center"/>
+          </w:tcPr>
+          <w:p>
+            <w:pPr>
+              <w:wordWrap w:val="0"/>
+              <w:topLinePunct/>
+              <w:spacing w:line="240" w:lineRule="auto"/>
+              <w:jc w:val="center"/>
+              <w:rPr>
+                <w:rFonts w:hint="eastAsia" w:asciiTheme="minorEastAsia" w:hAnsiTheme="minorEastAsia" w:eastAsiaTheme="minorEastAsia" w:cstheme="minorEastAsia"/>
+                <w:sz w:val="21"/>
+                <w:szCs w:val="21"/>
+                <w:lang w:val="en-US" w:eastAsia="zh-CN"/>
+              </w:rPr>
+            </w:pPr>
+            <w:r>
+              <w:rPr>
+                <w:rFonts w:hint="eastAsia" w:asciiTheme="minorEastAsia" w:hAnsiTheme="minorEastAsia" w:eastAsiaTheme="minorEastAsia" w:cstheme="minorEastAsia"/>
+                <w:sz w:val="21"/>
+                <w:szCs w:val="21"/>
+                <w:lang w:val="en-US" w:eastAsia="zh-CN"/>
+              </w:rPr>
+              <w:t>/</w:t>
             </w:r>
           </w:p>
         </w:tc>
       </w:tr>
       <w:tr>
+        <w:tblPrEx>
+          <w:tblBorders>
+            <w:top w:val="single" w:color="auto" w:sz="4" w:space="0"/>
+            <w:left w:val="single" w:color="auto" w:sz="4" w:space="0"/>
+            <w:bottom w:val="single" w:color="auto" w:sz="4" w:space="0"/>
+            <w:right w:val="single" w:color="auto" w:sz="4" w:space="0"/>
+            <w:insideH w:val="single" w:color="auto" w:sz="4" w:space="0"/>
+            <w:insideV w:val="single" w:color="auto" w:sz="4" w:space="0"/>
+          </w:tblBorders>
+          <w:tblCellMar>
+            <w:top w:w="0" w:type="dxa"/>
+            <w:left w:w="108" w:type="dxa"/>
+            <w:bottom w:w="0" w:type="dxa"/>
+            <w:right w:w="108" w:type="dxa"/>
+          </w:tblCellMar>
+        </w:tblPrEx>
+        <w:trPr>
+          <w:cantSplit/>
+          <w:trHeight w:val="780" w:hRule="atLeast"/>
+          <w:jc w:val="center"/>
+        </w:trPr>
         <w:tc>
           <w:tcPr>
-            <w:tcW w:type="dxa" w:w="8646"/>
-            <w:gridSpan w:val="6"/>
+            <w:tcW w:w="822" w:type="dxa"/>
+            <w:vMerge w:val="continue"/>
+            <w:vAlign w:val="center"/>
           </w:tcPr>
           <w:p>
             <w:pPr>
-              <w:spacing w:before="40" w:after="40"/>
-              <w:jc w:val="left"/>
+              <w:wordWrap w:val="0"/>
+              <w:topLinePunct/>
+              <w:spacing w:line="400" w:lineRule="exact"/>
+              <w:jc w:val="center"/>
+              <w:rPr>
+                <w:rFonts w:asciiTheme="minorEastAsia" w:hAnsiTheme="minorEastAsia" w:eastAsiaTheme="minorEastAsia" w:cstheme="minorEastAsia"/>
+                <w:sz w:val="21"/>
+                <w:szCs w:val="21"/>
+              </w:rPr>
             </w:pPr>
-            <w:r/>
+            <w:r>
+              <w:t>/</w:t>
+            </w:r>
+          </w:p>
+        </w:tc>
+        <w:tc>
+          <w:tcPr>
+            <w:tcW w:w="1398" w:type="dxa"/>
+            <w:vAlign w:val="center"/>
+          </w:tcPr>
+          <w:p>
+            <w:pPr>
+              <w:wordWrap w:val="0"/>
+              <w:topLinePunct/>
+              <w:spacing w:line="240" w:lineRule="auto"/>
+              <w:jc w:val="center"/>
+              <w:rPr>
+                <w:rFonts w:hint="eastAsia" w:asciiTheme="minorEastAsia" w:hAnsiTheme="minorEastAsia" w:eastAsiaTheme="minorEastAsia" w:cstheme="minorEastAsia"/>
+                <w:sz w:val="21"/>
+                <w:szCs w:val="21"/>
+              </w:rPr>
+            </w:pPr>
             <w:r>
               <w:rPr>
-                <w:sz w:val="20"/>
+                <w:rFonts w:hint="eastAsia" w:asciiTheme="minorEastAsia" w:hAnsiTheme="minorEastAsia" w:eastAsiaTheme="minorEastAsia" w:cstheme="minorEastAsia"/>
+                <w:sz w:val="21"/>
+                <w:szCs w:val="21"/>
+                <w:lang w:val="en-US" w:eastAsia="zh-CN"/>
               </w:rPr>
-              <w:t>供应商名称（盖章）：成都予同科技有限公司     协商日期：2026年6月11日</w:t>
+              <w:t>/</w:t>
+            </w:r>
+          </w:p>
+        </w:tc>
+        <w:tc>
+          <w:tcPr>
+            <w:tcW w:w="972" w:type="dxa"/>
+            <w:vAlign w:val="center"/>
+          </w:tcPr>
+          <w:p>
+            <w:pPr>
+              <w:wordWrap w:val="0"/>
+              <w:topLinePunct/>
+              <w:spacing w:line="240" w:lineRule="auto"/>
+              <w:jc w:val="center"/>
+              <w:rPr>
+                <w:rFonts w:hint="eastAsia" w:asciiTheme="minorEastAsia" w:hAnsiTheme="minorEastAsia" w:eastAsiaTheme="minorEastAsia" w:cstheme="minorEastAsia"/>
+                <w:sz w:val="21"/>
+                <w:szCs w:val="21"/>
+              </w:rPr>
+            </w:pPr>
+            <w:r>
+              <w:rPr>
+                <w:rFonts w:hint="eastAsia" w:asciiTheme="minorEastAsia" w:hAnsiTheme="minorEastAsia" w:eastAsiaTheme="minorEastAsia" w:cstheme="minorEastAsia"/>
+                <w:sz w:val="21"/>
+                <w:szCs w:val="21"/>
+                <w:lang w:val="en-US" w:eastAsia="zh-CN"/>
+              </w:rPr>
+              <w:t>/</w:t>
+            </w:r>
+          </w:p>
+        </w:tc>
+        <w:tc>
+          <w:tcPr>
+            <w:tcW w:w="1329" w:type="dxa"/>
+            <w:vAlign w:val="center"/>
+          </w:tcPr>
+          <w:p>
+            <w:pPr>
+              <w:wordWrap w:val="0"/>
+              <w:topLinePunct/>
+              <w:spacing w:line="240" w:lineRule="auto"/>
+              <w:jc w:val="center"/>
+              <w:rPr>
+                <w:rFonts w:hint="eastAsia" w:asciiTheme="minorEastAsia" w:hAnsiTheme="minorEastAsia" w:eastAsiaTheme="minorEastAsia" w:cstheme="minorEastAsia"/>
+                <w:sz w:val="21"/>
+                <w:szCs w:val="21"/>
+              </w:rPr>
+            </w:pPr>
+            <w:r>
+              <w:rPr>
+                <w:rFonts w:hint="eastAsia" w:asciiTheme="minorEastAsia" w:hAnsiTheme="minorEastAsia" w:eastAsiaTheme="minorEastAsia" w:cstheme="minorEastAsia"/>
+                <w:sz w:val="21"/>
+                <w:szCs w:val="21"/>
+                <w:lang w:val="en-US" w:eastAsia="zh-CN"/>
+              </w:rPr>
+              <w:t>/</w:t>
+            </w:r>
+          </w:p>
+        </w:tc>
+        <w:tc>
+          <w:tcPr>
+            <w:tcW w:w="719" w:type="dxa"/>
+            <w:vAlign w:val="center"/>
+          </w:tcPr>
+          <w:p>
+            <w:pPr>
+              <w:wordWrap w:val="0"/>
+              <w:topLinePunct/>
+              <w:spacing w:line="240" w:lineRule="auto"/>
+              <w:jc w:val="center"/>
+              <w:rPr>
+                <w:rFonts w:hint="eastAsia" w:asciiTheme="minorEastAsia" w:hAnsiTheme="minorEastAsia" w:eastAsiaTheme="minorEastAsia" w:cstheme="minorEastAsia"/>
+                <w:sz w:val="21"/>
+                <w:szCs w:val="21"/>
+              </w:rPr>
+            </w:pPr>
+            <w:r>
+              <w:rPr>
+                <w:rFonts w:hint="eastAsia" w:asciiTheme="minorEastAsia" w:hAnsiTheme="minorEastAsia" w:eastAsiaTheme="minorEastAsia" w:cstheme="minorEastAsia"/>
+                <w:sz w:val="21"/>
+                <w:szCs w:val="21"/>
+                <w:lang w:val="en-US" w:eastAsia="zh-CN"/>
+              </w:rPr>
+              <w:t>/</w:t>
+            </w:r>
+          </w:p>
+        </w:tc>
+        <w:tc>
+          <w:tcPr>
+            <w:tcW w:w="1786" w:type="dxa"/>
+            <w:vAlign w:val="center"/>
+          </w:tcPr>
+          <w:p>
+            <w:pPr>
+              <w:wordWrap w:val="0"/>
+              <w:topLinePunct/>
+              <w:spacing w:line="240" w:lineRule="auto"/>
+              <w:jc w:val="center"/>
+              <w:rPr>
+                <w:rFonts w:hint="eastAsia" w:asciiTheme="minorEastAsia" w:hAnsiTheme="minorEastAsia" w:eastAsiaTheme="minorEastAsia" w:cstheme="minorEastAsia"/>
+                <w:sz w:val="21"/>
+                <w:szCs w:val="21"/>
+              </w:rPr>
+            </w:pPr>
+            <w:r>
+              <w:rPr>
+                <w:rFonts w:hint="eastAsia" w:asciiTheme="minorEastAsia" w:hAnsiTheme="minorEastAsia" w:eastAsiaTheme="minorEastAsia" w:cstheme="minorEastAsia"/>
+                <w:sz w:val="21"/>
+                <w:szCs w:val="21"/>
+                <w:lang w:val="en-US" w:eastAsia="zh-CN"/>
+              </w:rPr>
+              <w:t>/</w:t>
+            </w:r>
+          </w:p>
+        </w:tc>
+        <w:tc>
+          <w:tcPr>
+            <w:tcW w:w="705" w:type="dxa"/>
+            <w:vAlign w:val="center"/>
+          </w:tcPr>
+          <w:p>
+            <w:pPr>
+              <w:wordWrap w:val="0"/>
+              <w:topLinePunct/>
+              <w:spacing w:line="240" w:lineRule="auto"/>
+              <w:jc w:val="center"/>
+              <w:rPr>
+                <w:rFonts w:hint="eastAsia" w:asciiTheme="minorEastAsia" w:hAnsiTheme="minorEastAsia" w:eastAsiaTheme="minorEastAsia" w:cstheme="minorEastAsia"/>
+                <w:sz w:val="21"/>
+                <w:szCs w:val="21"/>
+              </w:rPr>
+            </w:pPr>
+            <w:r>
+              <w:rPr>
+                <w:rFonts w:hint="eastAsia" w:asciiTheme="minorEastAsia" w:hAnsiTheme="minorEastAsia" w:eastAsiaTheme="minorEastAsia" w:cstheme="minorEastAsia"/>
+                <w:sz w:val="21"/>
+                <w:szCs w:val="21"/>
+                <w:lang w:val="en-US" w:eastAsia="zh-CN"/>
+              </w:rPr>
+              <w:t>/</w:t>
+            </w:r>
+          </w:p>
+        </w:tc>
+        <w:tc>
+          <w:tcPr>
+            <w:tcW w:w="995" w:type="dxa"/>
+            <w:vAlign w:val="center"/>
+          </w:tcPr>
+          <w:p>
+            <w:pPr>
+              <w:wordWrap w:val="0"/>
+              <w:topLinePunct/>
+              <w:spacing w:line="240" w:lineRule="auto"/>
+              <w:jc w:val="center"/>
+              <w:rPr>
+                <w:rFonts w:hint="eastAsia" w:asciiTheme="minorEastAsia" w:hAnsiTheme="minorEastAsia" w:eastAsiaTheme="minorEastAsia" w:cstheme="minorEastAsia"/>
+                <w:sz w:val="21"/>
+                <w:szCs w:val="21"/>
+              </w:rPr>
+            </w:pPr>
+            <w:r>
+              <w:rPr>
+                <w:rFonts w:hint="eastAsia" w:asciiTheme="minorEastAsia" w:hAnsiTheme="minorEastAsia" w:eastAsiaTheme="minorEastAsia" w:cstheme="minorEastAsia"/>
+                <w:sz w:val="21"/>
+                <w:szCs w:val="21"/>
+                <w:lang w:val="en-US" w:eastAsia="zh-CN"/>
+              </w:rPr>
+              <w:t>/</w:t>
+            </w:r>
+          </w:p>
+        </w:tc>
+        <w:tc>
+          <w:tcPr>
+            <w:tcW w:w="1533" w:type="dxa"/>
+            <w:vAlign w:val="center"/>
+          </w:tcPr>
+          <w:p>
+            <w:pPr>
+              <w:wordWrap w:val="0"/>
+              <w:topLinePunct/>
+              <w:spacing w:line="240" w:lineRule="auto"/>
+              <w:jc w:val="center"/>
+              <w:rPr>
+                <w:rFonts w:hint="eastAsia" w:asciiTheme="minorEastAsia" w:hAnsiTheme="minorEastAsia" w:eastAsiaTheme="minorEastAsia" w:cstheme="minorEastAsia"/>
+                <w:sz w:val="21"/>
+                <w:szCs w:val="21"/>
+              </w:rPr>
+            </w:pPr>
+            <w:r>
+              <w:rPr>
+                <w:rFonts w:hint="eastAsia" w:asciiTheme="minorEastAsia" w:hAnsiTheme="minorEastAsia" w:eastAsiaTheme="minorEastAsia" w:cstheme="minorEastAsia"/>
+                <w:sz w:val="21"/>
+                <w:szCs w:val="21"/>
+                <w:lang w:val="en-US" w:eastAsia="zh-CN"/>
+              </w:rPr>
+              <w:t>/</w:t>
             </w:r>
           </w:p>
         </w:tc>
@@ -6648,6 +8791,618 @@
           <w:sz w:val="28"/>
         </w:rPr>
         <w:t>协商日期：2026年6月11日</w:t>
+      </w:r>
+    </w:p>
+    <w:p>
+      <w:pPr>
+        <w:pStyle w:val="Normal"/>
+      </w:pPr>
+      <w:r>
+        <w:t/>
+      </w:r>
+    </w:p>
+    <w:p>
+      <w:pPr>
+        <w:pStyle w:val="Normal"/>
+      </w:pPr>
+      <w:r>
+        <w:rPr>
+          <w:b/>
+        </w:rPr>
+        <w:t>二十、其他供应商认为应该提供的材料</w:t>
+      </w:r>
+    </w:p>
+    <w:p>
+      <w:pPr>
+        <w:pStyle w:val="Normal"/>
+      </w:pPr>
+      <w:r>
+        <w:t>其他供应商认为应该提供的材料</w:t>
+      </w:r>
+    </w:p>
+    <w:p>
+      <w:pPr>
+        <w:pStyle w:val="Normal"/>
+      </w:pPr>
+      <w:r>
+        <w:rPr>
+          <w:b/>
+        </w:rPr>
+        <w:t>20.1 履约能力</w:t>
+      </w:r>
+    </w:p>
+    <w:p>
+      <w:pPr>
+        <w:pStyle w:val="Normal"/>
+      </w:pPr>
+      <w:r>
+        <w:t>（一）人员团队配置及资质文件</w:t>
+      </w:r>
+    </w:p>
+    <w:p>
+      <w:pPr>
+        <w:pStyle w:val="Normal"/>
+      </w:pPr>
+      <w:r>
+        <w:t>人员配置表（详见十二、项目管理、技术、服务人员情况表）</w:t>
+      </w:r>
+    </w:p>
+    <w:p>
+      <w:pPr>
+        <w:pStyle w:val="Normal"/>
+      </w:pPr>
+      <w:r>
+        <w:t>附在职证明、身份证复印件及相关证书等复印件，见予同人员配置附件。</w:t>
+      </w:r>
+    </w:p>
+    <w:p>
+      <w:pPr>
+        <w:pStyle w:val="Normal"/>
+      </w:pPr>
+      <w:r>
+        <w:t/>
+      </w:r>
+    </w:p>
+    <w:p>
+      <w:pPr>
+        <w:pStyle w:val="Normal"/>
+      </w:pPr>
+      <w:r>
+        <w:t>在职证明材料</w:t>
+      </w:r>
+    </w:p>
+    <w:p>
+      <w:pPr>
+        <w:pStyle w:val="Normal"/>
+      </w:pPr>
+      <w:r>
+        <w:t>（详见附件：予同人员配置.pdf）</w:t>
+      </w:r>
+    </w:p>
+    <w:p>
+      <w:pPr>
+        <w:pStyle w:val="Normal"/>
+      </w:pPr>
+      <w:r>
+        <w:t/>
+      </w:r>
+    </w:p>
+    <w:p>
+      <w:pPr>
+        <w:pStyle w:val="Normal"/>
+      </w:pPr>
+      <w:r>
+        <w:t>身份证复印件及相关证书</w:t>
+      </w:r>
+    </w:p>
+    <w:p>
+      <w:pPr>
+        <w:pStyle w:val="Normal"/>
+      </w:pPr>
+      <w:r>
+        <w:t>项目经理张茂辰</w:t>
+      </w:r>
+    </w:p>
+    <w:p>
+      <w:pPr>
+        <w:pStyle w:val="Normal"/>
+      </w:pPr>
+      <w:r>
+        <w:t>（详见附件：予同人员配置.pdf）</w:t>
+      </w:r>
+    </w:p>
+    <w:p>
+      <w:pPr>
+        <w:pStyle w:val="Normal"/>
+      </w:pPr>
+      <w:r>
+        <w:t>元数据工程师陈小玉</w:t>
+      </w:r>
+    </w:p>
+    <w:p>
+      <w:pPr>
+        <w:pStyle w:val="Normal"/>
+      </w:pPr>
+      <w:r>
+        <w:t>（详见附件：予同人员配置.pdf）</w:t>
+      </w:r>
+    </w:p>
+    <w:p>
+      <w:pPr>
+        <w:pStyle w:val="Normal"/>
+      </w:pPr>
+      <w:r>
+        <w:t>元数据处理员周俊豪</w:t>
+      </w:r>
+    </w:p>
+    <w:p>
+      <w:pPr>
+        <w:pStyle w:val="Normal"/>
+      </w:pPr>
+      <w:r>
+        <w:t>（详见附件：予同人员配置.pdf）</w:t>
+      </w:r>
+    </w:p>
+    <w:p>
+      <w:pPr>
+        <w:pStyle w:val="Normal"/>
+      </w:pPr>
+      <w:r>
+        <w:t>质量审核专员刘情</w:t>
+      </w:r>
+    </w:p>
+    <w:p>
+      <w:pPr>
+        <w:pStyle w:val="Normal"/>
+      </w:pPr>
+      <w:r>
+        <w:t>（详见附件：予同人员配置.pdf）</w:t>
+      </w:r>
+    </w:p>
+    <w:p>
+      <w:pPr>
+        <w:pStyle w:val="Normal"/>
+      </w:pPr>
+      <w:r>
+        <w:t/>
+      </w:r>
+    </w:p>
+    <w:p>
+      <w:pPr>
+        <w:pStyle w:val="Normal"/>
+      </w:pPr>
+      <w:r>
+        <w:t>（二）具有承担本项目运营能力的相关设备采购合同复印件（见附件）</w:t>
+      </w:r>
+    </w:p>
+    <w:p>
+      <w:pPr>
+        <w:pStyle w:val="Normal"/>
+      </w:pPr>
+      <w:r>
+        <w:t/>
+      </w:r>
+    </w:p>
+    <w:p>
+      <w:pPr>
+        <w:pStyle w:val="Normal"/>
+      </w:pPr>
+      <w:r>
+        <w:rPr>
+          <w:b/>
+        </w:rPr>
+        <w:t>20.2 供应商类似项目业绩一览表</w:t>
+      </w:r>
+    </w:p>
+    <w:tbl>
+      <w:tblPr>
+        <w:tblStyle w:val="13"/>
+        <w:tblW w:w="10259" w:type="dxa"/>
+        <w:jc w:val="center"/>
+        <w:tblBorders>
+          <w:top w:val="single" w:color="auto" w:sz="4" w:space="0"/>
+          <w:left w:val="single" w:color="auto" w:sz="4" w:space="0"/>
+          <w:bottom w:val="single" w:color="auto" w:sz="4" w:space="0"/>
+          <w:right w:val="single" w:color="auto" w:sz="4" w:space="0"/>
+          <w:insideH w:val="single" w:color="auto" w:sz="4" w:space="0"/>
+          <w:insideV w:val="single" w:color="auto" w:sz="4" w:space="0"/>
+        </w:tblBorders>
+      </w:tblPr>
+      <w:tblGrid>
+        <w:gridCol w:w="1000"/>
+        <w:gridCol w:w="2200"/>
+        <w:gridCol w:w="4300"/>
+        <w:gridCol w:w="2759"/>
+      </w:tblGrid>
+      <w:tr>
+        <w:trPr>
+          <w:trHeight w:val="500" w:hRule="atLeast"/>
+        </w:trPr>
+        <w:tc>
+          <w:tcPr>
+            <w:tcW w:w="1000" w:type="dxa"/>
+            <w:vAlign w:val="center"/>
+          </w:tcPr>
+          <w:p>
+            <w:pPr>
+              <w:jc w:val="center"/>
+            </w:pPr>
+            <w:r>
+              <w:rPr>
+                <w:rFonts w:asciiTheme="minorEastAsia" w:hAnsiTheme="minorEastAsia" w:eastAsiaTheme="minorEastAsia"/>
+                <w:sz w:val="21"/>
+              </w:rPr>
+              <w:t>年份</w:t>
+            </w:r>
+          </w:p>
+        </w:tc>
+        <w:tc>
+          <w:tcPr>
+            <w:tcW w:w="2200" w:type="dxa"/>
+            <w:vAlign w:val="center"/>
+          </w:tcPr>
+          <w:p>
+            <w:pPr>
+              <w:jc w:val="center"/>
+            </w:pPr>
+            <w:r>
+              <w:rPr>
+                <w:rFonts w:asciiTheme="minorEastAsia" w:hAnsiTheme="minorEastAsia" w:eastAsiaTheme="minorEastAsia"/>
+                <w:sz w:val="21"/>
+              </w:rPr>
+              <w:t>业主名称</w:t>
+            </w:r>
+          </w:p>
+        </w:tc>
+        <w:tc>
+          <w:tcPr>
+            <w:tcW w:w="4300" w:type="dxa"/>
+            <w:vAlign w:val="center"/>
+          </w:tcPr>
+          <w:p>
+            <w:pPr>
+              <w:jc w:val="center"/>
+            </w:pPr>
+            <w:r>
+              <w:rPr>
+                <w:rFonts w:asciiTheme="minorEastAsia" w:hAnsiTheme="minorEastAsia" w:eastAsiaTheme="minorEastAsia"/>
+                <w:sz w:val="21"/>
+              </w:rPr>
+              <w:t>项目名称</w:t>
+            </w:r>
+          </w:p>
+        </w:tc>
+        <w:tc>
+          <w:tcPr>
+            <w:tcW w:w="2759" w:type="dxa"/>
+            <w:vAlign w:val="center"/>
+          </w:tcPr>
+          <w:p>
+            <w:pPr>
+              <w:jc w:val="center"/>
+            </w:pPr>
+            <w:r>
+              <w:rPr>
+                <w:rFonts w:asciiTheme="minorEastAsia" w:hAnsiTheme="minorEastAsia" w:eastAsiaTheme="minorEastAsia"/>
+                <w:sz w:val="21"/>
+              </w:rPr>
+              <w:t>备注</w:t>
+            </w:r>
+          </w:p>
+        </w:tc>
+      </w:tr>
+      <w:tr>
+        <w:trPr>
+          <w:trHeight w:val="500" w:hRule="atLeast"/>
+        </w:trPr>
+        <w:tc>
+          <w:tcPr>
+            <w:tcW w:w="1000" w:type="dxa"/>
+            <w:vAlign w:val="center"/>
+          </w:tcPr>
+          <w:p>
+            <w:pPr>
+              <w:jc w:val="center"/>
+            </w:pPr>
+            <w:r>
+              <w:rPr>
+                <w:rFonts w:asciiTheme="minorEastAsia" w:hAnsiTheme="minorEastAsia" w:eastAsiaTheme="minorEastAsia"/>
+                <w:sz w:val="21"/>
+              </w:rPr>
+              <w:t>2025</w:t>
+            </w:r>
+          </w:p>
+        </w:tc>
+        <w:tc>
+          <w:tcPr>
+            <w:tcW w:w="2200" w:type="dxa"/>
+            <w:vAlign w:val="center"/>
+          </w:tcPr>
+          <w:p>
+            <w:pPr>
+              <w:jc w:val="center"/>
+            </w:pPr>
+            <w:r>
+              <w:rPr>
+                <w:rFonts w:asciiTheme="minorEastAsia" w:hAnsiTheme="minorEastAsia" w:eastAsiaTheme="minorEastAsia"/>
+                <w:sz w:val="21"/>
+              </w:rPr>
+              <w:t>四川星海视听新媒体有限公司</w:t>
+            </w:r>
+          </w:p>
+        </w:tc>
+        <w:tc>
+          <w:tcPr>
+            <w:tcW w:w="4300" w:type="dxa"/>
+            <w:vAlign w:val="center"/>
+          </w:tcPr>
+          <w:p>
+            <w:pPr>
+              <w:jc w:val="center"/>
+            </w:pPr>
+            <w:r>
+              <w:rPr>
+                <w:rFonts w:asciiTheme="minorEastAsia" w:hAnsiTheme="minorEastAsia" w:eastAsiaTheme="minorEastAsia"/>
+                <w:sz w:val="21"/>
+              </w:rPr>
+              <w:t>2025-2026年四川IPTV业务视听内容元数据维护服务</w:t>
+            </w:r>
+          </w:p>
+        </w:tc>
+        <w:tc>
+          <w:tcPr>
+            <w:tcW w:w="2759" w:type="dxa"/>
+            <w:vAlign w:val="center"/>
+          </w:tcPr>
+          <w:p>
+            <w:pPr>
+              <w:jc w:val="center"/>
+            </w:pPr>
+            <w:r>
+              <w:rPr>
+                <w:rFonts w:asciiTheme="minorEastAsia" w:hAnsiTheme="minorEastAsia" w:eastAsiaTheme="minorEastAsia"/>
+                <w:sz w:val="21"/>
+              </w:rPr>
+              <w:t/>
+            </w:r>
+          </w:p>
+        </w:tc>
+      </w:tr>
+      <w:tr>
+        <w:trPr>
+          <w:trHeight w:val="500" w:hRule="atLeast"/>
+        </w:trPr>
+        <w:tc>
+          <w:tcPr>
+            <w:tcW w:w="1000" w:type="dxa"/>
+            <w:vAlign w:val="center"/>
+          </w:tcPr>
+          <w:p>
+            <w:pPr>
+              <w:jc w:val="center"/>
+            </w:pPr>
+            <w:r>
+              <w:rPr>
+                <w:rFonts w:asciiTheme="minorEastAsia" w:hAnsiTheme="minorEastAsia" w:eastAsiaTheme="minorEastAsia"/>
+                <w:sz w:val="21"/>
+              </w:rPr>
+              <w:t>2024</w:t>
+            </w:r>
+          </w:p>
+        </w:tc>
+        <w:tc>
+          <w:tcPr>
+            <w:tcW w:w="2200" w:type="dxa"/>
+            <w:vAlign w:val="center"/>
+          </w:tcPr>
+          <w:p>
+            <w:pPr>
+              <w:jc w:val="center"/>
+            </w:pPr>
+            <w:r>
+              <w:rPr>
+                <w:rFonts w:asciiTheme="minorEastAsia" w:hAnsiTheme="minorEastAsia" w:eastAsiaTheme="minorEastAsia"/>
+                <w:sz w:val="21"/>
+              </w:rPr>
+              <w:t>四川星海视听新媒体有限公司</w:t>
+            </w:r>
+          </w:p>
+        </w:tc>
+        <w:tc>
+          <w:tcPr>
+            <w:tcW w:w="4300" w:type="dxa"/>
+            <w:vAlign w:val="center"/>
+          </w:tcPr>
+          <w:p>
+            <w:pPr>
+              <w:jc w:val="center"/>
+            </w:pPr>
+            <w:r>
+              <w:rPr>
+                <w:rFonts w:asciiTheme="minorEastAsia" w:hAnsiTheme="minorEastAsia" w:eastAsiaTheme="minorEastAsia"/>
+                <w:sz w:val="21"/>
+              </w:rPr>
+              <w:t>四川IPTV平台内容元数据清洗与标准化服务</w:t>
+            </w:r>
+          </w:p>
+        </w:tc>
+        <w:tc>
+          <w:tcPr>
+            <w:tcW w:w="2759" w:type="dxa"/>
+            <w:vAlign w:val="center"/>
+          </w:tcPr>
+          <w:p>
+            <w:pPr>
+              <w:jc w:val="center"/>
+            </w:pPr>
+            <w:r>
+              <w:rPr>
+                <w:rFonts w:asciiTheme="minorEastAsia" w:hAnsiTheme="minorEastAsia" w:eastAsiaTheme="minorEastAsia"/>
+                <w:sz w:val="21"/>
+              </w:rPr>
+              <w:t/>
+            </w:r>
+          </w:p>
+        </w:tc>
+      </w:tr>
+      <w:tr>
+        <w:trPr>
+          <w:trHeight w:val="500" w:hRule="atLeast"/>
+        </w:trPr>
+        <w:tc>
+          <w:tcPr>
+            <w:tcW w:w="1000" w:type="dxa"/>
+            <w:vAlign w:val="center"/>
+          </w:tcPr>
+          <w:p>
+            <w:pPr>
+              <w:jc w:val="center"/>
+            </w:pPr>
+            <w:r>
+              <w:rPr>
+                <w:rFonts w:asciiTheme="minorEastAsia" w:hAnsiTheme="minorEastAsia" w:eastAsiaTheme="minorEastAsia"/>
+                <w:sz w:val="21"/>
+              </w:rPr>
+              <w:t/>
+            </w:r>
+          </w:p>
+        </w:tc>
+        <w:tc>
+          <w:tcPr>
+            <w:tcW w:w="2200" w:type="dxa"/>
+            <w:vAlign w:val="center"/>
+          </w:tcPr>
+          <w:p>
+            <w:pPr>
+              <w:jc w:val="center"/>
+            </w:pPr>
+            <w:r>
+              <w:rPr>
+                <w:rFonts w:asciiTheme="minorEastAsia" w:hAnsiTheme="minorEastAsia" w:eastAsiaTheme="minorEastAsia"/>
+                <w:sz w:val="21"/>
+              </w:rPr>
+              <w:t/>
+            </w:r>
+          </w:p>
+        </w:tc>
+        <w:tc>
+          <w:tcPr>
+            <w:tcW w:w="4300" w:type="dxa"/>
+            <w:vAlign w:val="center"/>
+          </w:tcPr>
+          <w:p>
+            <w:pPr>
+              <w:jc w:val="center"/>
+            </w:pPr>
+            <w:r>
+              <w:rPr>
+                <w:rFonts w:asciiTheme="minorEastAsia" w:hAnsiTheme="minorEastAsia" w:eastAsiaTheme="minorEastAsia"/>
+                <w:sz w:val="21"/>
+              </w:rPr>
+              <w:t/>
+            </w:r>
+          </w:p>
+        </w:tc>
+        <w:tc>
+          <w:tcPr>
+            <w:tcW w:w="2759" w:type="dxa"/>
+            <w:vAlign w:val="center"/>
+          </w:tcPr>
+          <w:p>
+            <w:pPr>
+              <w:jc w:val="center"/>
+            </w:pPr>
+            <w:r>
+              <w:rPr>
+                <w:rFonts w:asciiTheme="minorEastAsia" w:hAnsiTheme="minorEastAsia" w:eastAsiaTheme="minorEastAsia"/>
+                <w:sz w:val="21"/>
+              </w:rPr>
+              <w:t/>
+            </w:r>
+          </w:p>
+        </w:tc>
+      </w:tr>
+      <w:tr>
+        <w:trPr>
+          <w:trHeight w:val="500" w:hRule="atLeast"/>
+        </w:trPr>
+        <w:tc>
+          <w:tcPr>
+            <w:tcW w:w="1000" w:type="dxa"/>
+            <w:vAlign w:val="center"/>
+          </w:tcPr>
+          <w:p>
+            <w:pPr>
+              <w:jc w:val="center"/>
+            </w:pPr>
+            <w:r>
+              <w:rPr>
+                <w:rFonts w:asciiTheme="minorEastAsia" w:hAnsiTheme="minorEastAsia" w:eastAsiaTheme="minorEastAsia"/>
+                <w:sz w:val="21"/>
+              </w:rPr>
+              <w:t>注</w:t>
+            </w:r>
+          </w:p>
+        </w:tc>
+        <w:tc>
+          <w:tcPr>
+            <w:tcW w:w="2200" w:type="dxa"/>
+            <w:vAlign w:val="center"/>
+          </w:tcPr>
+          <w:p>
+            <w:pPr>
+              <w:jc w:val="center"/>
+            </w:pPr>
+            <w:r>
+              <w:rPr>
+                <w:rFonts w:asciiTheme="minorEastAsia" w:hAnsiTheme="minorEastAsia" w:eastAsiaTheme="minorEastAsia"/>
+                <w:sz w:val="21"/>
+              </w:rPr>
+              <w:t>以上业绩需提供有关书面证明材料</w:t>
+            </w:r>
+          </w:p>
+        </w:tc>
+        <w:tc>
+          <w:tcPr>
+            <w:tcW w:w="4300" w:type="dxa"/>
+            <w:vAlign w:val="center"/>
+          </w:tcPr>
+          <w:p>
+            <w:pPr>
+              <w:jc w:val="center"/>
+            </w:pPr>
+            <w:r>
+              <w:rPr>
+                <w:rFonts w:asciiTheme="minorEastAsia" w:hAnsiTheme="minorEastAsia" w:eastAsiaTheme="minorEastAsia"/>
+                <w:sz w:val="21"/>
+              </w:rPr>
+              <w:t/>
+            </w:r>
+          </w:p>
+        </w:tc>
+        <w:tc>
+          <w:tcPr>
+            <w:tcW w:w="2759" w:type="dxa"/>
+            <w:vAlign w:val="center"/>
+          </w:tcPr>
+          <w:p>
+            <w:pPr>
+              <w:jc w:val="center"/>
+            </w:pPr>
+            <w:r>
+              <w:rPr>
+                <w:rFonts w:asciiTheme="minorEastAsia" w:hAnsiTheme="minorEastAsia" w:eastAsiaTheme="minorEastAsia"/>
+                <w:sz w:val="21"/>
+              </w:rPr>
+              <w:t/>
+            </w:r>
+          </w:p>
+        </w:tc>
+      </w:tr>
+    </w:tbl>
+    <w:p>
+      <w:r>
+        <w:t>注：以上业绩需提供有关书面证明材料。</w:t>
       </w:r>
     </w:p>
     <w:sectPr>

--- a/投标文件.docx
+++ b/投标文件.docx
@@ -4476,6 +4476,484 @@
         </w:tblPrEx>
         <w:trPr>
           <w:cantSplit/>
+          <w:trHeight w:val="530" w:hRule="atLeast"/>
+          <w:jc w:val="center"/>
+        </w:trPr>
+        <w:tc>
+          <w:tcPr>
+            <w:tcW w:w="822" w:type="dxa"/>
+            <w:vMerge w:val="restart"/>
+            <w:vAlign w:val="center"/>
+          </w:tcPr>
+          <w:p>
+            <w:pPr>
+              <w:wordWrap w:val="0"/>
+              <w:topLinePunct/>
+              <w:spacing w:line="400" w:lineRule="exact"/>
+              <w:jc w:val="center"/>
+              <w:rPr>
+                <w:rFonts w:hint="default" w:asciiTheme="minorEastAsia" w:hAnsiTheme="minorEastAsia" w:eastAsiaTheme="minorEastAsia" w:cstheme="minorEastAsia"/>
+                <w:sz w:val="21"/>
+                <w:szCs w:val="21"/>
+                <w:lang w:val="en-US" w:eastAsia="zh-CN"/>
+              </w:rPr>
+            </w:pPr>
+            <w:r>
+              <w:t>技术人员</w:t>
+            </w:r>
+          </w:p>
+        </w:tc>
+        <w:tc>
+          <w:tcPr>
+            <w:tcW w:w="1398" w:type="dxa"/>
+            <w:shd w:val="clear" w:color="auto" w:fill="auto"/>
+            <w:vAlign w:val="center"/>
+          </w:tcPr>
+          <w:p>
+            <w:pPr>
+              <w:wordWrap w:val="0"/>
+              <w:topLinePunct/>
+              <w:spacing w:line="240" w:lineRule="auto"/>
+              <w:jc w:val="center"/>
+              <w:rPr>
+                <w:rFonts w:hint="default" w:asciiTheme="minorEastAsia" w:hAnsiTheme="minorEastAsia" w:eastAsiaTheme="minorEastAsia" w:cstheme="minorEastAsia"/>
+                <w:sz w:val="21"/>
+                <w:szCs w:val="21"/>
+                <w:lang w:val="en-US" w:eastAsia="zh-CN" w:bidi="ar-SA"/>
+              </w:rPr>
+            </w:pPr>
+            <w:r>
+              <w:t>元数据工程师</w:t>
+            </w:r>
+          </w:p>
+        </w:tc>
+        <w:tc>
+          <w:tcPr>
+            <w:tcW w:w="972" w:type="dxa"/>
+            <w:shd w:val="clear" w:color="auto" w:fill="auto"/>
+            <w:vAlign w:val="center"/>
+          </w:tcPr>
+          <w:p>
+            <w:pPr>
+              <w:wordWrap w:val="0"/>
+              <w:topLinePunct/>
+              <w:spacing w:line="240" w:lineRule="auto"/>
+              <w:jc w:val="center"/>
+              <w:rPr>
+                <w:rFonts w:hint="default" w:asciiTheme="minorEastAsia" w:hAnsiTheme="minorEastAsia" w:eastAsiaTheme="minorEastAsia" w:cstheme="minorEastAsia"/>
+                <w:sz w:val="21"/>
+                <w:szCs w:val="21"/>
+                <w:lang w:val="en-US" w:eastAsia="zh-CN" w:bidi="ar-SA"/>
+              </w:rPr>
+            </w:pPr>
+            <w:r>
+              <w:t>陈小玉</w:t>
+            </w:r>
+          </w:p>
+        </w:tc>
+        <w:tc>
+          <w:tcPr>
+            <w:tcW w:w="1329" w:type="dxa"/>
+            <w:shd w:val="clear" w:color="auto" w:fill="auto"/>
+            <w:vAlign w:val="center"/>
+          </w:tcPr>
+          <w:p>
+            <w:pPr>
+              <w:wordWrap w:val="0"/>
+              <w:topLinePunct/>
+              <w:spacing w:line="240" w:lineRule="auto"/>
+              <w:jc w:val="center"/>
+              <w:rPr>
+                <w:rFonts w:hint="eastAsia" w:asciiTheme="minorEastAsia" w:hAnsiTheme="minorEastAsia" w:eastAsiaTheme="minorEastAsia" w:cstheme="minorEastAsia"/>
+                <w:sz w:val="21"/>
+                <w:szCs w:val="21"/>
+                <w:lang w:val="en-US" w:eastAsia="zh-CN" w:bidi="ar-SA"/>
+              </w:rPr>
+            </w:pPr>
+            <w:r>
+              <w:t>网络工程师（中级）</w:t>
+            </w:r>
+          </w:p>
+        </w:tc>
+        <w:tc>
+          <w:tcPr>
+            <w:tcW w:w="719" w:type="dxa"/>
+            <w:shd w:val="clear" w:color="auto" w:fill="auto"/>
+            <w:vAlign w:val="center"/>
+          </w:tcPr>
+          <w:p>
+            <w:pPr>
+              <w:wordWrap w:val="0"/>
+              <w:topLinePunct/>
+              <w:spacing w:line="240" w:lineRule="auto"/>
+              <w:jc w:val="center"/>
+              <w:rPr>
+                <w:rFonts w:hint="eastAsia" w:asciiTheme="minorEastAsia" w:hAnsiTheme="minorEastAsia" w:eastAsiaTheme="minorEastAsia" w:cstheme="minorEastAsia"/>
+                <w:sz w:val="21"/>
+                <w:szCs w:val="21"/>
+                <w:lang w:val="en-US" w:eastAsia="zh-CN" w:bidi="ar-SA"/>
+              </w:rPr>
+            </w:pPr>
+            <w:r>
+              <w:t>成都</w:t>
+            </w:r>
+          </w:p>
+        </w:tc>
+        <w:tc>
+          <w:tcPr>
+            <w:tcW w:w="1786" w:type="dxa"/>
+            <w:shd w:val="clear" w:color="auto" w:fill="auto"/>
+            <w:vAlign w:val="center"/>
+          </w:tcPr>
+          <w:p>
+            <w:pPr>
+              <w:wordWrap w:val="0"/>
+              <w:topLinePunct/>
+              <w:spacing w:line="240" w:lineRule="auto"/>
+              <w:jc w:val="center"/>
+              <w:rPr>
+                <w:rFonts w:hint="eastAsia" w:asciiTheme="minorEastAsia" w:hAnsiTheme="minorEastAsia" w:eastAsiaTheme="minorEastAsia" w:cstheme="minorEastAsia"/>
+                <w:sz w:val="21"/>
+                <w:szCs w:val="21"/>
+                <w:lang w:val="en-US" w:eastAsia="zh-CN" w:bidi="ar-SA"/>
+              </w:rPr>
+            </w:pPr>
+            <w:r>
+              <w:t>计算机技术与软件专业技术资格</w:t>
+            </w:r>
+          </w:p>
+        </w:tc>
+        <w:tc>
+          <w:tcPr>
+            <w:tcW w:w="705" w:type="dxa"/>
+            <w:shd w:val="clear" w:color="auto" w:fill="auto"/>
+            <w:vAlign w:val="center"/>
+          </w:tcPr>
+          <w:p>
+            <w:pPr>
+              <w:wordWrap w:val="0"/>
+              <w:topLinePunct/>
+              <w:spacing w:line="240" w:lineRule="auto"/>
+              <w:jc w:val="center"/>
+              <w:rPr>
+                <w:rFonts w:hint="eastAsia" w:asciiTheme="minorEastAsia" w:hAnsiTheme="minorEastAsia" w:eastAsiaTheme="minorEastAsia" w:cstheme="minorEastAsia"/>
+                <w:sz w:val="21"/>
+                <w:szCs w:val="21"/>
+                <w:lang w:val="en-US" w:eastAsia="zh-CN" w:bidi="ar-SA"/>
+              </w:rPr>
+            </w:pPr>
+            <w:r>
+              <w:t>中级</w:t>
+            </w:r>
+          </w:p>
+        </w:tc>
+        <w:tc>
+          <w:tcPr>
+            <w:tcW w:w="995" w:type="dxa"/>
+            <w:shd w:val="clear" w:color="auto" w:fill="auto"/>
+            <w:vAlign w:val="center"/>
+          </w:tcPr>
+          <w:p>
+            <w:pPr>
+              <w:wordWrap w:val="0"/>
+              <w:topLinePunct/>
+              <w:spacing w:line="240" w:lineRule="auto"/>
+              <w:jc w:val="center"/>
+              <w:rPr>
+                <w:rFonts w:hint="eastAsia" w:asciiTheme="minorEastAsia" w:hAnsiTheme="minorEastAsia" w:eastAsiaTheme="minorEastAsia" w:cstheme="minorEastAsia"/>
+                <w:sz w:val="21"/>
+                <w:szCs w:val="21"/>
+                <w:lang w:val="en-US" w:eastAsia="zh-CN" w:bidi="ar-SA"/>
+              </w:rPr>
+            </w:pPr>
+            <w:r>
+              <w:t>见附件</w:t>
+            </w:r>
+          </w:p>
+        </w:tc>
+        <w:tc>
+          <w:tcPr>
+            <w:tcW w:w="1533" w:type="dxa"/>
+            <w:shd w:val="clear" w:color="auto" w:fill="auto"/>
+            <w:vAlign w:val="center"/>
+          </w:tcPr>
+          <w:p>
+            <w:pPr>
+              <w:wordWrap w:val="0"/>
+              <w:topLinePunct/>
+              <w:spacing w:line="240" w:lineRule="auto"/>
+              <w:jc w:val="center"/>
+              <w:rPr>
+                <w:rFonts w:hint="eastAsia" w:asciiTheme="minorEastAsia" w:hAnsiTheme="minorEastAsia" w:eastAsiaTheme="minorEastAsia" w:cstheme="minorEastAsia"/>
+                <w:sz w:val="21"/>
+                <w:szCs w:val="21"/>
+                <w:lang w:val="en-US" w:eastAsia="zh-CN" w:bidi="ar-SA"/>
+              </w:rPr>
+            </w:pPr>
+            <w:r>
+              <w:t>网络工程师</w:t>
+            </w:r>
+          </w:p>
+        </w:tc>
+      </w:tr>
+      <w:tr>
+        <w:tblPrEx>
+          <w:tblBorders>
+            <w:top w:val="single" w:color="auto" w:sz="4" w:space="0"/>
+            <w:left w:val="single" w:color="auto" w:sz="4" w:space="0"/>
+            <w:bottom w:val="single" w:color="auto" w:sz="4" w:space="0"/>
+            <w:right w:val="single" w:color="auto" w:sz="4" w:space="0"/>
+            <w:insideH w:val="single" w:color="auto" w:sz="4" w:space="0"/>
+            <w:insideV w:val="single" w:color="auto" w:sz="4" w:space="0"/>
+          </w:tblBorders>
+          <w:tblCellMar>
+            <w:top w:w="0" w:type="dxa"/>
+            <w:left w:w="108" w:type="dxa"/>
+            <w:bottom w:w="0" w:type="dxa"/>
+            <w:right w:w="108" w:type="dxa"/>
+          </w:tblCellMar>
+        </w:tblPrEx>
+        <w:trPr>
+          <w:cantSplit/>
+          <w:trHeight w:val="530" w:hRule="atLeast"/>
+          <w:jc w:val="center"/>
+        </w:trPr>
+        <w:tc>
+          <w:tcPr>
+            <w:tcW w:w="822" w:type="dxa"/>
+            <w:vMerge w:val="restart"/>
+            <w:vAlign w:val="center"/>
+          </w:tcPr>
+          <w:p>
+            <w:pPr>
+              <w:wordWrap w:val="0"/>
+              <w:topLinePunct/>
+              <w:spacing w:line="400" w:lineRule="exact"/>
+              <w:jc w:val="center"/>
+              <w:rPr>
+                <w:rFonts w:hint="default" w:asciiTheme="minorEastAsia" w:hAnsiTheme="minorEastAsia" w:eastAsiaTheme="minorEastAsia" w:cstheme="minorEastAsia"/>
+                <w:sz w:val="21"/>
+                <w:szCs w:val="21"/>
+                <w:lang w:val="en-US" w:eastAsia="zh-CN"/>
+              </w:rPr>
+            </w:pPr>
+            <w:r>
+              <w:t>技术人员</w:t>
+            </w:r>
+          </w:p>
+        </w:tc>
+        <w:tc>
+          <w:tcPr>
+            <w:tcW w:w="1398" w:type="dxa"/>
+            <w:shd w:val="clear" w:color="auto" w:fill="auto"/>
+            <w:vAlign w:val="center"/>
+          </w:tcPr>
+          <w:p>
+            <w:pPr>
+              <w:wordWrap w:val="0"/>
+              <w:topLinePunct/>
+              <w:spacing w:line="240" w:lineRule="auto"/>
+              <w:jc w:val="center"/>
+              <w:rPr>
+                <w:rFonts w:hint="default" w:asciiTheme="minorEastAsia" w:hAnsiTheme="minorEastAsia" w:eastAsiaTheme="minorEastAsia" w:cstheme="minorEastAsia"/>
+                <w:sz w:val="21"/>
+                <w:szCs w:val="21"/>
+                <w:lang w:val="en-US" w:eastAsia="zh-CN" w:bidi="ar-SA"/>
+              </w:rPr>
+            </w:pPr>
+            <w:r>
+              <w:t>元数据工程师</w:t>
+            </w:r>
+          </w:p>
+        </w:tc>
+        <w:tc>
+          <w:tcPr>
+            <w:tcW w:w="972" w:type="dxa"/>
+            <w:shd w:val="clear" w:color="auto" w:fill="auto"/>
+            <w:vAlign w:val="center"/>
+          </w:tcPr>
+          <w:p>
+            <w:pPr>
+              <w:wordWrap w:val="0"/>
+              <w:topLinePunct/>
+              <w:spacing w:line="240" w:lineRule="auto"/>
+              <w:jc w:val="center"/>
+              <w:rPr>
+                <w:rFonts w:hint="default" w:asciiTheme="minorEastAsia" w:hAnsiTheme="minorEastAsia" w:eastAsiaTheme="minorEastAsia" w:cstheme="minorEastAsia"/>
+                <w:sz w:val="21"/>
+                <w:szCs w:val="21"/>
+                <w:lang w:val="en-US" w:eastAsia="zh-CN" w:bidi="ar-SA"/>
+              </w:rPr>
+            </w:pPr>
+            <w:r>
+              <w:t>陈小玉</w:t>
+            </w:r>
+          </w:p>
+        </w:tc>
+        <w:tc>
+          <w:tcPr>
+            <w:tcW w:w="1329" w:type="dxa"/>
+            <w:shd w:val="clear" w:color="auto" w:fill="auto"/>
+            <w:vAlign w:val="center"/>
+          </w:tcPr>
+          <w:p>
+            <w:pPr>
+              <w:wordWrap w:val="0"/>
+              <w:topLinePunct/>
+              <w:spacing w:line="240" w:lineRule="auto"/>
+              <w:jc w:val="center"/>
+              <w:rPr>
+                <w:rFonts w:hint="eastAsia" w:asciiTheme="minorEastAsia" w:hAnsiTheme="minorEastAsia" w:eastAsiaTheme="minorEastAsia" w:cstheme="minorEastAsia"/>
+                <w:sz w:val="21"/>
+                <w:szCs w:val="21"/>
+                <w:lang w:val="en-US" w:eastAsia="zh-CN" w:bidi="ar-SA"/>
+              </w:rPr>
+            </w:pPr>
+            <w:r>
+              <w:t>信息处理技术员（初级）</w:t>
+            </w:r>
+          </w:p>
+        </w:tc>
+        <w:tc>
+          <w:tcPr>
+            <w:tcW w:w="719" w:type="dxa"/>
+            <w:shd w:val="clear" w:color="auto" w:fill="auto"/>
+            <w:vAlign w:val="center"/>
+          </w:tcPr>
+          <w:p>
+            <w:pPr>
+              <w:wordWrap w:val="0"/>
+              <w:topLinePunct/>
+              <w:spacing w:line="240" w:lineRule="auto"/>
+              <w:jc w:val="center"/>
+              <w:rPr>
+                <w:rFonts w:hint="eastAsia" w:asciiTheme="minorEastAsia" w:hAnsiTheme="minorEastAsia" w:eastAsiaTheme="minorEastAsia" w:cstheme="minorEastAsia"/>
+                <w:sz w:val="21"/>
+                <w:szCs w:val="21"/>
+                <w:lang w:val="en-US" w:eastAsia="zh-CN" w:bidi="ar-SA"/>
+              </w:rPr>
+            </w:pPr>
+            <w:r>
+              <w:t>成都</w:t>
+            </w:r>
+          </w:p>
+        </w:tc>
+        <w:tc>
+          <w:tcPr>
+            <w:tcW w:w="1786" w:type="dxa"/>
+            <w:shd w:val="clear" w:color="auto" w:fill="auto"/>
+            <w:vAlign w:val="center"/>
+          </w:tcPr>
+          <w:p>
+            <w:pPr>
+              <w:wordWrap w:val="0"/>
+              <w:topLinePunct/>
+              <w:spacing w:line="240" w:lineRule="auto"/>
+              <w:jc w:val="center"/>
+              <w:rPr>
+                <w:rFonts w:hint="eastAsia" w:asciiTheme="minorEastAsia" w:hAnsiTheme="minorEastAsia" w:eastAsiaTheme="minorEastAsia" w:cstheme="minorEastAsia"/>
+                <w:sz w:val="21"/>
+                <w:szCs w:val="21"/>
+                <w:lang w:val="en-US" w:eastAsia="zh-CN" w:bidi="ar-SA"/>
+              </w:rPr>
+            </w:pPr>
+            <w:r>
+              <w:t>计算机技术与软件专业技术资格</w:t>
+            </w:r>
+          </w:p>
+        </w:tc>
+        <w:tc>
+          <w:tcPr>
+            <w:tcW w:w="705" w:type="dxa"/>
+            <w:shd w:val="clear" w:color="auto" w:fill="auto"/>
+            <w:vAlign w:val="center"/>
+          </w:tcPr>
+          <w:p>
+            <w:pPr>
+              <w:wordWrap w:val="0"/>
+              <w:topLinePunct/>
+              <w:spacing w:line="240" w:lineRule="auto"/>
+              <w:jc w:val="center"/>
+              <w:rPr>
+                <w:rFonts w:hint="eastAsia" w:asciiTheme="minorEastAsia" w:hAnsiTheme="minorEastAsia" w:eastAsiaTheme="minorEastAsia" w:cstheme="minorEastAsia"/>
+                <w:sz w:val="21"/>
+                <w:szCs w:val="21"/>
+                <w:lang w:val="en-US" w:eastAsia="zh-CN" w:bidi="ar-SA"/>
+              </w:rPr>
+            </w:pPr>
+            <w:r>
+              <w:t>初级</w:t>
+            </w:r>
+          </w:p>
+        </w:tc>
+        <w:tc>
+          <w:tcPr>
+            <w:tcW w:w="995" w:type="dxa"/>
+            <w:shd w:val="clear" w:color="auto" w:fill="auto"/>
+            <w:vAlign w:val="center"/>
+          </w:tcPr>
+          <w:p>
+            <w:pPr>
+              <w:wordWrap w:val="0"/>
+              <w:topLinePunct/>
+              <w:spacing w:line="240" w:lineRule="auto"/>
+              <w:jc w:val="center"/>
+              <w:rPr>
+                <w:rFonts w:hint="eastAsia" w:asciiTheme="minorEastAsia" w:hAnsiTheme="minorEastAsia" w:eastAsiaTheme="minorEastAsia" w:cstheme="minorEastAsia"/>
+                <w:sz w:val="21"/>
+                <w:szCs w:val="21"/>
+                <w:lang w:val="en-US" w:eastAsia="zh-CN" w:bidi="ar-SA"/>
+              </w:rPr>
+            </w:pPr>
+            <w:r>
+              <w:t>见附件</w:t>
+            </w:r>
+          </w:p>
+        </w:tc>
+        <w:tc>
+          <w:tcPr>
+            <w:tcW w:w="1533" w:type="dxa"/>
+            <w:shd w:val="clear" w:color="auto" w:fill="auto"/>
+            <w:vAlign w:val="center"/>
+          </w:tcPr>
+          <w:p>
+            <w:pPr>
+              <w:wordWrap w:val="0"/>
+              <w:topLinePunct/>
+              <w:spacing w:line="240" w:lineRule="auto"/>
+              <w:jc w:val="center"/>
+              <w:rPr>
+                <w:rFonts w:hint="eastAsia" w:asciiTheme="minorEastAsia" w:hAnsiTheme="minorEastAsia" w:eastAsiaTheme="minorEastAsia" w:cstheme="minorEastAsia"/>
+                <w:sz w:val="21"/>
+                <w:szCs w:val="21"/>
+                <w:lang w:val="en-US" w:eastAsia="zh-CN" w:bidi="ar-SA"/>
+              </w:rPr>
+            </w:pPr>
+            <w:r>
+              <w:t>信息处理技术员</w:t>
+            </w:r>
+          </w:p>
+        </w:tc>
+      </w:tr>
+      <w:tr>
+        <w:tblPrEx>
+          <w:tblBorders>
+            <w:top w:val="single" w:color="auto" w:sz="4" w:space="0"/>
+            <w:left w:val="single" w:color="auto" w:sz="4" w:space="0"/>
+            <w:bottom w:val="single" w:color="auto" w:sz="4" w:space="0"/>
+            <w:right w:val="single" w:color="auto" w:sz="4" w:space="0"/>
+            <w:insideH w:val="single" w:color="auto" w:sz="4" w:space="0"/>
+            <w:insideV w:val="single" w:color="auto" w:sz="4" w:space="0"/>
+          </w:tblBorders>
+          <w:tblCellMar>
+            <w:top w:w="0" w:type="dxa"/>
+            <w:left w:w="108" w:type="dxa"/>
+            <w:bottom w:w="0" w:type="dxa"/>
+            <w:right w:w="108" w:type="dxa"/>
+          </w:tblCellMar>
+        </w:tblPrEx>
+        <w:trPr>
+          <w:cantSplit/>
           <w:trHeight w:val="531" w:hRule="atLeast"/>
           <w:jc w:val="center"/>
         </w:trPr>
@@ -4762,6 +5240,244 @@
         </w:tblPrEx>
         <w:trPr>
           <w:cantSplit/>
+          <w:trHeight w:val="531" w:hRule="atLeast"/>
+          <w:jc w:val="center"/>
+        </w:trPr>
+        <w:tc>
+          <w:tcPr>
+            <w:tcW w:w="822" w:type="dxa"/>
+            <w:vMerge w:val="continue"/>
+            <w:vAlign w:val="center"/>
+          </w:tcPr>
+          <w:p>
+            <w:pPr>
+              <w:wordWrap w:val="0"/>
+              <w:topLinePunct/>
+              <w:spacing w:line="400" w:lineRule="exact"/>
+              <w:jc w:val="center"/>
+              <w:rPr>
+                <w:rFonts w:asciiTheme="minorEastAsia" w:hAnsiTheme="minorEastAsia" w:eastAsiaTheme="minorEastAsia" w:cstheme="minorEastAsia"/>
+                <w:sz w:val="21"/>
+                <w:szCs w:val="21"/>
+              </w:rPr>
+            </w:pPr>
+            <w:r>
+              <w:t>技术人员</w:t>
+            </w:r>
+          </w:p>
+        </w:tc>
+        <w:tc>
+          <w:tcPr>
+            <w:tcW w:w="1398" w:type="dxa"/>
+            <w:shd w:val="clear" w:color="auto" w:fill="auto"/>
+            <w:vAlign w:val="center"/>
+          </w:tcPr>
+          <w:p>
+            <w:pPr>
+              <w:wordWrap w:val="0"/>
+              <w:topLinePunct/>
+              <w:spacing w:line="240" w:lineRule="auto"/>
+              <w:jc w:val="center"/>
+              <w:rPr>
+                <w:rFonts w:hint="eastAsia" w:asciiTheme="minorEastAsia" w:hAnsiTheme="minorEastAsia" w:eastAsiaTheme="minorEastAsia" w:cstheme="minorEastAsia"/>
+                <w:sz w:val="21"/>
+                <w:szCs w:val="21"/>
+                <w:lang w:val="en-US" w:eastAsia="zh-CN" w:bidi="ar-SA"/>
+              </w:rPr>
+            </w:pPr>
+            <w:r>
+              <w:t>元数据处理员</w:t>
+            </w:r>
+          </w:p>
+        </w:tc>
+        <w:tc>
+          <w:tcPr>
+            <w:tcW w:w="972" w:type="dxa"/>
+            <w:shd w:val="clear" w:color="auto" w:fill="auto"/>
+            <w:vAlign w:val="center"/>
+          </w:tcPr>
+          <w:p>
+            <w:pPr>
+              <w:wordWrap w:val="0"/>
+              <w:topLinePunct/>
+              <w:spacing w:line="240" w:lineRule="auto"/>
+              <w:jc w:val="center"/>
+              <w:rPr>
+                <w:rFonts w:hint="eastAsia" w:asciiTheme="minorEastAsia" w:hAnsiTheme="minorEastAsia" w:eastAsiaTheme="minorEastAsia" w:cstheme="minorEastAsia"/>
+                <w:sz w:val="21"/>
+                <w:szCs w:val="21"/>
+                <w:lang w:val="en-US" w:eastAsia="zh-CN" w:bidi="ar-SA"/>
+              </w:rPr>
+            </w:pPr>
+            <w:r>
+              <w:t>周俊豪</w:t>
+            </w:r>
+          </w:p>
+        </w:tc>
+        <w:tc>
+          <w:tcPr>
+            <w:tcW w:w="1329" w:type="dxa"/>
+            <w:shd w:val="clear" w:color="auto" w:fill="auto"/>
+            <w:vAlign w:val="center"/>
+          </w:tcPr>
+          <w:p>
+            <w:pPr>
+              <w:wordWrap w:val="0"/>
+              <w:topLinePunct/>
+              <w:spacing w:line="240" w:lineRule="auto"/>
+              <w:jc w:val="center"/>
+              <w:rPr>
+                <w:rFonts w:hint="eastAsia" w:asciiTheme="minorEastAsia" w:hAnsiTheme="minorEastAsia" w:eastAsiaTheme="minorEastAsia" w:cstheme="minorEastAsia"/>
+                <w:sz w:val="21"/>
+                <w:szCs w:val="21"/>
+                <w:lang w:val="en-US" w:eastAsia="zh-CN" w:bidi="ar-SA"/>
+              </w:rPr>
+            </w:pPr>
+            <w:r>
+              <w:t>计算机等级考试三级（网络技术）</w:t>
+            </w:r>
+          </w:p>
+        </w:tc>
+        <w:tc>
+          <w:tcPr>
+            <w:tcW w:w="719" w:type="dxa"/>
+            <w:shd w:val="clear" w:color="auto" w:fill="auto"/>
+            <w:vAlign w:val="center"/>
+          </w:tcPr>
+          <w:p>
+            <w:pPr>
+              <w:wordWrap w:val="0"/>
+              <w:topLinePunct/>
+              <w:spacing w:line="240" w:lineRule="auto"/>
+              <w:jc w:val="center"/>
+              <w:rPr>
+                <w:rFonts w:hint="eastAsia" w:asciiTheme="minorEastAsia" w:hAnsiTheme="minorEastAsia" w:eastAsiaTheme="minorEastAsia" w:cstheme="minorEastAsia"/>
+                <w:sz w:val="21"/>
+                <w:szCs w:val="21"/>
+                <w:lang w:val="en-US" w:eastAsia="zh-CN" w:bidi="ar-SA"/>
+              </w:rPr>
+            </w:pPr>
+            <w:r>
+              <w:t>成都</w:t>
+            </w:r>
+          </w:p>
+        </w:tc>
+        <w:tc>
+          <w:tcPr>
+            <w:tcW w:w="1786" w:type="dxa"/>
+            <w:shd w:val="clear" w:color="auto" w:fill="auto"/>
+            <w:vAlign w:val="center"/>
+          </w:tcPr>
+          <w:p>
+            <w:pPr>
+              <w:wordWrap w:val="0"/>
+              <w:topLinePunct/>
+              <w:spacing w:line="240" w:lineRule="auto"/>
+              <w:jc w:val="center"/>
+              <w:rPr>
+                <w:rFonts w:hint="eastAsia" w:asciiTheme="minorEastAsia" w:hAnsiTheme="minorEastAsia" w:eastAsiaTheme="minorEastAsia" w:cstheme="minorEastAsia"/>
+                <w:sz w:val="21"/>
+                <w:szCs w:val="21"/>
+                <w:lang w:val="en-US" w:eastAsia="zh-CN" w:bidi="ar-SA"/>
+              </w:rPr>
+            </w:pPr>
+            <w:r>
+              <w:t>全国计算机等级考试证书</w:t>
+            </w:r>
+          </w:p>
+        </w:tc>
+        <w:tc>
+          <w:tcPr>
+            <w:tcW w:w="705" w:type="dxa"/>
+            <w:shd w:val="clear" w:color="auto" w:fill="auto"/>
+            <w:vAlign w:val="center"/>
+          </w:tcPr>
+          <w:p>
+            <w:pPr>
+              <w:wordWrap w:val="0"/>
+              <w:topLinePunct/>
+              <w:spacing w:line="240" w:lineRule="auto"/>
+              <w:jc w:val="center"/>
+              <w:rPr>
+                <w:rFonts w:hint="eastAsia" w:asciiTheme="minorEastAsia" w:hAnsiTheme="minorEastAsia" w:eastAsiaTheme="minorEastAsia" w:cstheme="minorEastAsia"/>
+                <w:sz w:val="21"/>
+                <w:szCs w:val="21"/>
+                <w:lang w:val="en-US" w:eastAsia="zh-CN" w:bidi="ar-SA"/>
+              </w:rPr>
+            </w:pPr>
+            <w:r>
+              <w:t>三级</w:t>
+            </w:r>
+          </w:p>
+        </w:tc>
+        <w:tc>
+          <w:tcPr>
+            <w:tcW w:w="995" w:type="dxa"/>
+            <w:shd w:val="clear" w:color="auto" w:fill="auto"/>
+            <w:vAlign w:val="center"/>
+          </w:tcPr>
+          <w:p>
+            <w:pPr>
+              <w:wordWrap w:val="0"/>
+              <w:topLinePunct/>
+              <w:spacing w:line="240" w:lineRule="auto"/>
+              <w:jc w:val="center"/>
+              <w:rPr>
+                <w:rFonts w:hint="eastAsia" w:asciiTheme="minorEastAsia" w:hAnsiTheme="minorEastAsia" w:eastAsiaTheme="minorEastAsia" w:cstheme="minorEastAsia"/>
+                <w:sz w:val="21"/>
+                <w:szCs w:val="21"/>
+                <w:lang w:val="en-US" w:eastAsia="zh-CN" w:bidi="ar-SA"/>
+              </w:rPr>
+            </w:pPr>
+            <w:r>
+              <w:t>见附件</w:t>
+            </w:r>
+          </w:p>
+        </w:tc>
+        <w:tc>
+          <w:tcPr>
+            <w:tcW w:w="1533" w:type="dxa"/>
+            <w:shd w:val="clear" w:color="auto" w:fill="auto"/>
+            <w:vAlign w:val="center"/>
+          </w:tcPr>
+          <w:p>
+            <w:pPr>
+              <w:wordWrap w:val="0"/>
+              <w:topLinePunct/>
+              <w:spacing w:line="240" w:lineRule="auto"/>
+              <w:jc w:val="center"/>
+              <w:rPr>
+                <w:rFonts w:hint="eastAsia" w:asciiTheme="minorEastAsia" w:hAnsiTheme="minorEastAsia" w:eastAsiaTheme="minorEastAsia" w:cstheme="minorEastAsia"/>
+                <w:sz w:val="21"/>
+                <w:szCs w:val="21"/>
+                <w:lang w:val="en-US" w:eastAsia="zh-CN" w:bidi="ar-SA"/>
+              </w:rPr>
+            </w:pPr>
+            <w:r>
+              <w:t>网络技术</w:t>
+            </w:r>
+          </w:p>
+        </w:tc>
+      </w:tr>
+      <w:tr>
+        <w:tblPrEx>
+          <w:tblBorders>
+            <w:top w:val="single" w:color="auto" w:sz="4" w:space="0"/>
+            <w:left w:val="single" w:color="auto" w:sz="4" w:space="0"/>
+            <w:bottom w:val="single" w:color="auto" w:sz="4" w:space="0"/>
+            <w:right w:val="single" w:color="auto" w:sz="4" w:space="0"/>
+            <w:insideH w:val="single" w:color="auto" w:sz="4" w:space="0"/>
+            <w:insideV w:val="single" w:color="auto" w:sz="4" w:space="0"/>
+          </w:tblBorders>
+          <w:tblCellMar>
+            <w:top w:w="0" w:type="dxa"/>
+            <w:left w:w="108" w:type="dxa"/>
+            <w:bottom w:w="0" w:type="dxa"/>
+            <w:right w:w="108" w:type="dxa"/>
+          </w:tblCellMar>
+        </w:tblPrEx>
+        <w:trPr>
+          <w:cantSplit/>
           <w:trHeight w:val="530" w:hRule="atLeast"/>
           <w:jc w:val="center"/>
         </w:trPr>
@@ -5025,6 +5741,482 @@
                 <w:lang w:val="en-US" w:eastAsia="zh-CN"/>
               </w:rPr>
               <w:t>信息安全</w:t>
+            </w:r>
+          </w:p>
+        </w:tc>
+      </w:tr>
+      <w:tr>
+        <w:tblPrEx>
+          <w:tblBorders>
+            <w:top w:val="single" w:color="auto" w:sz="4" w:space="0"/>
+            <w:left w:val="single" w:color="auto" w:sz="4" w:space="0"/>
+            <w:bottom w:val="single" w:color="auto" w:sz="4" w:space="0"/>
+            <w:right w:val="single" w:color="auto" w:sz="4" w:space="0"/>
+            <w:insideH w:val="single" w:color="auto" w:sz="4" w:space="0"/>
+            <w:insideV w:val="single" w:color="auto" w:sz="4" w:space="0"/>
+          </w:tblBorders>
+          <w:tblCellMar>
+            <w:top w:w="0" w:type="dxa"/>
+            <w:left w:w="108" w:type="dxa"/>
+            <w:bottom w:w="0" w:type="dxa"/>
+            <w:right w:w="108" w:type="dxa"/>
+          </w:tblCellMar>
+        </w:tblPrEx>
+        <w:trPr>
+          <w:cantSplit/>
+          <w:trHeight w:val="530" w:hRule="atLeast"/>
+          <w:jc w:val="center"/>
+        </w:trPr>
+        <w:tc>
+          <w:tcPr>
+            <w:tcW w:w="822" w:type="dxa"/>
+            <w:vMerge w:val="continue"/>
+            <w:vAlign w:val="center"/>
+          </w:tcPr>
+          <w:p>
+            <w:pPr>
+              <w:wordWrap w:val="0"/>
+              <w:topLinePunct/>
+              <w:spacing w:line="400" w:lineRule="exact"/>
+              <w:jc w:val="center"/>
+              <w:rPr>
+                <w:rFonts w:asciiTheme="minorEastAsia" w:hAnsiTheme="minorEastAsia" w:eastAsiaTheme="minorEastAsia" w:cstheme="minorEastAsia"/>
+                <w:sz w:val="21"/>
+                <w:szCs w:val="21"/>
+              </w:rPr>
+            </w:pPr>
+            <w:r>
+              <w:t>技术人员</w:t>
+            </w:r>
+          </w:p>
+        </w:tc>
+        <w:tc>
+          <w:tcPr>
+            <w:tcW w:w="1398" w:type="dxa"/>
+            <w:shd w:val="clear" w:color="auto" w:fill="auto"/>
+            <w:vAlign w:val="center"/>
+          </w:tcPr>
+          <w:p>
+            <w:pPr>
+              <w:wordWrap w:val="0"/>
+              <w:topLinePunct/>
+              <w:spacing w:line="240" w:lineRule="auto"/>
+              <w:jc w:val="center"/>
+              <w:rPr>
+                <w:rFonts w:hint="eastAsia" w:asciiTheme="minorEastAsia" w:hAnsiTheme="minorEastAsia" w:eastAsiaTheme="minorEastAsia" w:cstheme="minorEastAsia"/>
+                <w:sz w:val="21"/>
+                <w:szCs w:val="21"/>
+                <w:lang w:val="en-US" w:eastAsia="zh-CN"/>
+              </w:rPr>
+            </w:pPr>
+            <w:r>
+              <w:t>质量审核专员</w:t>
+            </w:r>
+          </w:p>
+        </w:tc>
+        <w:tc>
+          <w:tcPr>
+            <w:tcW w:w="972" w:type="dxa"/>
+            <w:shd w:val="clear" w:color="auto" w:fill="auto"/>
+            <w:vAlign w:val="center"/>
+          </w:tcPr>
+          <w:p>
+            <w:pPr>
+              <w:wordWrap w:val="0"/>
+              <w:topLinePunct/>
+              <w:spacing w:line="240" w:lineRule="auto"/>
+              <w:jc w:val="center"/>
+              <w:rPr>
+                <w:rFonts w:hint="eastAsia" w:asciiTheme="minorEastAsia" w:hAnsiTheme="minorEastAsia" w:eastAsiaTheme="minorEastAsia" w:cstheme="minorEastAsia"/>
+                <w:sz w:val="21"/>
+                <w:szCs w:val="21"/>
+                <w:lang w:val="en-US" w:eastAsia="zh-CN"/>
+              </w:rPr>
+            </w:pPr>
+            <w:r>
+              <w:t>刘情</w:t>
+            </w:r>
+          </w:p>
+        </w:tc>
+        <w:tc>
+          <w:tcPr>
+            <w:tcW w:w="1329" w:type="dxa"/>
+            <w:shd w:val="clear" w:color="auto" w:fill="auto"/>
+            <w:vAlign w:val="center"/>
+          </w:tcPr>
+          <w:p>
+            <w:pPr>
+              <w:wordWrap w:val="0"/>
+              <w:topLinePunct/>
+              <w:spacing w:line="240" w:lineRule="auto"/>
+              <w:jc w:val="center"/>
+              <w:rPr>
+                <w:rFonts w:hint="eastAsia" w:asciiTheme="minorEastAsia" w:hAnsiTheme="minorEastAsia" w:eastAsiaTheme="minorEastAsia" w:cstheme="minorEastAsia"/>
+                <w:sz w:val="21"/>
+                <w:szCs w:val="21"/>
+                <w:lang w:val="en-US" w:eastAsia="zh-CN"/>
+              </w:rPr>
+            </w:pPr>
+            <w:r>
+              <w:t>CISAW信息安全保障人员</w:t>
+            </w:r>
+          </w:p>
+        </w:tc>
+        <w:tc>
+          <w:tcPr>
+            <w:tcW w:w="719" w:type="dxa"/>
+            <w:shd w:val="clear" w:color="auto" w:fill="auto"/>
+            <w:vAlign w:val="center"/>
+          </w:tcPr>
+          <w:p>
+            <w:pPr>
+              <w:wordWrap w:val="0"/>
+              <w:topLinePunct/>
+              <w:spacing w:line="240" w:lineRule="auto"/>
+              <w:jc w:val="center"/>
+              <w:rPr>
+                <w:rFonts w:hint="eastAsia" w:asciiTheme="minorEastAsia" w:hAnsiTheme="minorEastAsia" w:eastAsiaTheme="minorEastAsia" w:cstheme="minorEastAsia"/>
+                <w:sz w:val="21"/>
+                <w:szCs w:val="21"/>
+                <w:lang w:val="en-US" w:eastAsia="zh-CN"/>
+              </w:rPr>
+            </w:pPr>
+            <w:r>
+              <w:t>成都</w:t>
+            </w:r>
+          </w:p>
+        </w:tc>
+        <w:tc>
+          <w:tcPr>
+            <w:tcW w:w="1786" w:type="dxa"/>
+            <w:shd w:val="clear" w:color="auto" w:fill="auto"/>
+            <w:vAlign w:val="center"/>
+          </w:tcPr>
+          <w:p>
+            <w:pPr>
+              <w:wordWrap w:val="0"/>
+              <w:topLinePunct/>
+              <w:spacing w:line="240" w:lineRule="auto"/>
+              <w:jc w:val="center"/>
+              <w:rPr>
+                <w:rFonts w:hint="eastAsia" w:asciiTheme="minorEastAsia" w:hAnsiTheme="minorEastAsia" w:eastAsiaTheme="minorEastAsia" w:cstheme="minorEastAsia"/>
+                <w:sz w:val="21"/>
+                <w:szCs w:val="21"/>
+                <w:lang w:val="en-US" w:eastAsia="zh-CN"/>
+              </w:rPr>
+            </w:pPr>
+            <w:r>
+              <w:t>CISAW信息安全保障人员证书</w:t>
+            </w:r>
+          </w:p>
+        </w:tc>
+        <w:tc>
+          <w:tcPr>
+            <w:tcW w:w="705" w:type="dxa"/>
+            <w:shd w:val="clear" w:color="auto" w:fill="auto"/>
+            <w:vAlign w:val="center"/>
+          </w:tcPr>
+          <w:p>
+            <w:pPr>
+              <w:wordWrap w:val="0"/>
+              <w:topLinePunct/>
+              <w:spacing w:line="240" w:lineRule="auto"/>
+              <w:jc w:val="center"/>
+              <w:rPr>
+                <w:rFonts w:hint="eastAsia" w:asciiTheme="minorEastAsia" w:hAnsiTheme="minorEastAsia" w:eastAsiaTheme="minorEastAsia" w:cstheme="minorEastAsia"/>
+                <w:sz w:val="21"/>
+                <w:szCs w:val="21"/>
+                <w:lang w:val="en-US" w:eastAsia="zh-CN"/>
+              </w:rPr>
+            </w:pPr>
+            <w:r>
+              <w:t>Web安全专业级</w:t>
+            </w:r>
+          </w:p>
+        </w:tc>
+        <w:tc>
+          <w:tcPr>
+            <w:tcW w:w="995" w:type="dxa"/>
+            <w:shd w:val="clear" w:color="auto" w:fill="auto"/>
+            <w:vAlign w:val="center"/>
+          </w:tcPr>
+          <w:p>
+            <w:pPr>
+              <w:wordWrap w:val="0"/>
+              <w:topLinePunct/>
+              <w:spacing w:line="240" w:lineRule="auto"/>
+              <w:jc w:val="center"/>
+              <w:rPr>
+                <w:rFonts w:hint="eastAsia" w:asciiTheme="minorEastAsia" w:hAnsiTheme="minorEastAsia" w:eastAsiaTheme="minorEastAsia" w:cstheme="minorEastAsia"/>
+                <w:sz w:val="21"/>
+                <w:szCs w:val="21"/>
+                <w:lang w:val="en-US" w:eastAsia="zh-CN"/>
+              </w:rPr>
+            </w:pPr>
+            <w:r>
+              <w:t>见附件</w:t>
+            </w:r>
+          </w:p>
+        </w:tc>
+        <w:tc>
+          <w:tcPr>
+            <w:tcW w:w="1533" w:type="dxa"/>
+            <w:shd w:val="clear" w:color="auto" w:fill="auto"/>
+            <w:vAlign w:val="center"/>
+          </w:tcPr>
+          <w:p>
+            <w:pPr>
+              <w:wordWrap w:val="0"/>
+              <w:topLinePunct/>
+              <w:spacing w:line="240" w:lineRule="auto"/>
+              <w:jc w:val="center"/>
+              <w:rPr>
+                <w:rFonts w:hint="eastAsia" w:asciiTheme="minorEastAsia" w:hAnsiTheme="minorEastAsia" w:eastAsiaTheme="minorEastAsia" w:cstheme="minorEastAsia"/>
+                <w:sz w:val="21"/>
+                <w:szCs w:val="21"/>
+                <w:lang w:val="en-US" w:eastAsia="zh-CN"/>
+              </w:rPr>
+            </w:pPr>
+            <w:r>
+              <w:t>信息安全</w:t>
+            </w:r>
+          </w:p>
+        </w:tc>
+      </w:tr>
+      <w:tr>
+        <w:tblPrEx>
+          <w:tblBorders>
+            <w:top w:val="single" w:color="auto" w:sz="4" w:space="0"/>
+            <w:left w:val="single" w:color="auto" w:sz="4" w:space="0"/>
+            <w:bottom w:val="single" w:color="auto" w:sz="4" w:space="0"/>
+            <w:right w:val="single" w:color="auto" w:sz="4" w:space="0"/>
+            <w:insideH w:val="single" w:color="auto" w:sz="4" w:space="0"/>
+            <w:insideV w:val="single" w:color="auto" w:sz="4" w:space="0"/>
+          </w:tblBorders>
+          <w:tblCellMar>
+            <w:top w:w="0" w:type="dxa"/>
+            <w:left w:w="108" w:type="dxa"/>
+            <w:bottom w:w="0" w:type="dxa"/>
+            <w:right w:w="108" w:type="dxa"/>
+          </w:tblCellMar>
+        </w:tblPrEx>
+        <w:trPr>
+          <w:cantSplit/>
+          <w:trHeight w:val="530" w:hRule="atLeast"/>
+          <w:jc w:val="center"/>
+        </w:trPr>
+        <w:tc>
+          <w:tcPr>
+            <w:tcW w:w="822" w:type="dxa"/>
+            <w:vMerge w:val="continue"/>
+            <w:vAlign w:val="center"/>
+          </w:tcPr>
+          <w:p>
+            <w:pPr>
+              <w:wordWrap w:val="0"/>
+              <w:topLinePunct/>
+              <w:spacing w:line="400" w:lineRule="exact"/>
+              <w:jc w:val="center"/>
+              <w:rPr>
+                <w:rFonts w:asciiTheme="minorEastAsia" w:hAnsiTheme="minorEastAsia" w:eastAsiaTheme="minorEastAsia" w:cstheme="minorEastAsia"/>
+                <w:sz w:val="21"/>
+                <w:szCs w:val="21"/>
+              </w:rPr>
+            </w:pPr>
+            <w:r>
+              <w:t>技术人员</w:t>
+            </w:r>
+          </w:p>
+        </w:tc>
+        <w:tc>
+          <w:tcPr>
+            <w:tcW w:w="1398" w:type="dxa"/>
+            <w:shd w:val="clear" w:color="auto" w:fill="auto"/>
+            <w:vAlign w:val="center"/>
+          </w:tcPr>
+          <w:p>
+            <w:pPr>
+              <w:wordWrap w:val="0"/>
+              <w:topLinePunct/>
+              <w:spacing w:line="240" w:lineRule="auto"/>
+              <w:jc w:val="center"/>
+              <w:rPr>
+                <w:rFonts w:hint="eastAsia" w:asciiTheme="minorEastAsia" w:hAnsiTheme="minorEastAsia" w:eastAsiaTheme="minorEastAsia" w:cstheme="minorEastAsia"/>
+                <w:sz w:val="21"/>
+                <w:szCs w:val="21"/>
+                <w:lang w:val="en-US" w:eastAsia="zh-CN"/>
+              </w:rPr>
+            </w:pPr>
+            <w:r>
+              <w:t>质量审核专员</w:t>
+            </w:r>
+          </w:p>
+        </w:tc>
+        <w:tc>
+          <w:tcPr>
+            <w:tcW w:w="972" w:type="dxa"/>
+            <w:shd w:val="clear" w:color="auto" w:fill="auto"/>
+            <w:vAlign w:val="center"/>
+          </w:tcPr>
+          <w:p>
+            <w:pPr>
+              <w:wordWrap w:val="0"/>
+              <w:topLinePunct/>
+              <w:spacing w:line="240" w:lineRule="auto"/>
+              <w:jc w:val="center"/>
+              <w:rPr>
+                <w:rFonts w:hint="eastAsia" w:asciiTheme="minorEastAsia" w:hAnsiTheme="minorEastAsia" w:eastAsiaTheme="minorEastAsia" w:cstheme="minorEastAsia"/>
+                <w:sz w:val="21"/>
+                <w:szCs w:val="21"/>
+                <w:lang w:val="en-US" w:eastAsia="zh-CN"/>
+              </w:rPr>
+            </w:pPr>
+            <w:r>
+              <w:t>刘情</w:t>
+            </w:r>
+          </w:p>
+        </w:tc>
+        <w:tc>
+          <w:tcPr>
+            <w:tcW w:w="1329" w:type="dxa"/>
+            <w:shd w:val="clear" w:color="auto" w:fill="auto"/>
+            <w:vAlign w:val="center"/>
+          </w:tcPr>
+          <w:p>
+            <w:pPr>
+              <w:wordWrap w:val="0"/>
+              <w:topLinePunct/>
+              <w:spacing w:line="240" w:lineRule="auto"/>
+              <w:jc w:val="center"/>
+              <w:rPr>
+                <w:rFonts w:hint="eastAsia" w:asciiTheme="minorEastAsia" w:hAnsiTheme="minorEastAsia" w:eastAsiaTheme="minorEastAsia" w:cstheme="minorEastAsia"/>
+                <w:sz w:val="21"/>
+                <w:szCs w:val="21"/>
+                <w:lang w:val="en-US" w:eastAsia="zh-CN"/>
+              </w:rPr>
+            </w:pPr>
+            <w:r>
+              <w:t>网络视听节目审核员</w:t>
+            </w:r>
+          </w:p>
+        </w:tc>
+        <w:tc>
+          <w:tcPr>
+            <w:tcW w:w="719" w:type="dxa"/>
+            <w:shd w:val="clear" w:color="auto" w:fill="auto"/>
+            <w:vAlign w:val="center"/>
+          </w:tcPr>
+          <w:p>
+            <w:pPr>
+              <w:wordWrap w:val="0"/>
+              <w:topLinePunct/>
+              <w:spacing w:line="240" w:lineRule="auto"/>
+              <w:jc w:val="center"/>
+              <w:rPr>
+                <w:rFonts w:hint="eastAsia" w:asciiTheme="minorEastAsia" w:hAnsiTheme="minorEastAsia" w:eastAsiaTheme="minorEastAsia" w:cstheme="minorEastAsia"/>
+                <w:sz w:val="21"/>
+                <w:szCs w:val="21"/>
+                <w:lang w:val="en-US" w:eastAsia="zh-CN"/>
+              </w:rPr>
+            </w:pPr>
+            <w:r>
+              <w:t>成都</w:t>
+            </w:r>
+          </w:p>
+        </w:tc>
+        <w:tc>
+          <w:tcPr>
+            <w:tcW w:w="1786" w:type="dxa"/>
+            <w:shd w:val="clear" w:color="auto" w:fill="auto"/>
+            <w:vAlign w:val="center"/>
+          </w:tcPr>
+          <w:p>
+            <w:pPr>
+              <w:wordWrap w:val="0"/>
+              <w:topLinePunct/>
+              <w:spacing w:line="240" w:lineRule="auto"/>
+              <w:jc w:val="center"/>
+              <w:rPr>
+                <w:rFonts w:hint="eastAsia" w:asciiTheme="minorEastAsia" w:hAnsiTheme="minorEastAsia" w:eastAsiaTheme="minorEastAsia" w:cstheme="minorEastAsia"/>
+                <w:sz w:val="21"/>
+                <w:szCs w:val="21"/>
+                <w:lang w:val="en-US" w:eastAsia="zh-CN"/>
+              </w:rPr>
+            </w:pPr>
+            <w:r>
+              <w:t>网络视听节目审核员证书</w:t>
+            </w:r>
+          </w:p>
+        </w:tc>
+        <w:tc>
+          <w:tcPr>
+            <w:tcW w:w="705" w:type="dxa"/>
+            <w:shd w:val="clear" w:color="auto" w:fill="auto"/>
+            <w:vAlign w:val="center"/>
+          </w:tcPr>
+          <w:p>
+            <w:pPr>
+              <w:wordWrap w:val="0"/>
+              <w:topLinePunct/>
+              <w:spacing w:line="240" w:lineRule="auto"/>
+              <w:jc w:val="center"/>
+              <w:rPr>
+                <w:rFonts w:hint="eastAsia" w:asciiTheme="minorEastAsia" w:hAnsiTheme="minorEastAsia" w:eastAsiaTheme="minorEastAsia" w:cstheme="minorEastAsia"/>
+                <w:sz w:val="21"/>
+                <w:szCs w:val="21"/>
+                <w:lang w:val="en-US" w:eastAsia="zh-CN"/>
+              </w:rPr>
+            </w:pPr>
+            <w:r>
+              <w:t>/</w:t>
+            </w:r>
+          </w:p>
+        </w:tc>
+        <w:tc>
+          <w:tcPr>
+            <w:tcW w:w="995" w:type="dxa"/>
+            <w:shd w:val="clear" w:color="auto" w:fill="auto"/>
+            <w:vAlign w:val="center"/>
+          </w:tcPr>
+          <w:p>
+            <w:pPr>
+              <w:wordWrap w:val="0"/>
+              <w:topLinePunct/>
+              <w:spacing w:line="240" w:lineRule="auto"/>
+              <w:jc w:val="center"/>
+              <w:rPr>
+                <w:rFonts w:hint="eastAsia" w:asciiTheme="minorEastAsia" w:hAnsiTheme="minorEastAsia" w:eastAsiaTheme="minorEastAsia" w:cstheme="minorEastAsia"/>
+                <w:sz w:val="21"/>
+                <w:szCs w:val="21"/>
+                <w:lang w:val="en-US" w:eastAsia="zh-CN"/>
+              </w:rPr>
+            </w:pPr>
+            <w:r>
+              <w:t>见附件</w:t>
+            </w:r>
+          </w:p>
+        </w:tc>
+        <w:tc>
+          <w:tcPr>
+            <w:tcW w:w="1533" w:type="dxa"/>
+            <w:shd w:val="clear" w:color="auto" w:fill="auto"/>
+            <w:vAlign w:val="center"/>
+          </w:tcPr>
+          <w:p>
+            <w:pPr>
+              <w:wordWrap w:val="0"/>
+              <w:topLinePunct/>
+              <w:spacing w:line="240" w:lineRule="auto"/>
+              <w:jc w:val="center"/>
+              <w:rPr>
+                <w:rFonts w:hint="eastAsia" w:asciiTheme="minorEastAsia" w:hAnsiTheme="minorEastAsia" w:eastAsiaTheme="minorEastAsia" w:cstheme="minorEastAsia"/>
+                <w:sz w:val="21"/>
+                <w:szCs w:val="21"/>
+                <w:lang w:val="en-US" w:eastAsia="zh-CN"/>
+              </w:rPr>
+            </w:pPr>
+            <w:r>
+              <w:t>内容审核</w:t>
             </w:r>
           </w:p>
         </w:tc>
@@ -9240,6 +10432,128 @@
                 <w:rFonts w:asciiTheme="minorEastAsia" w:hAnsiTheme="minorEastAsia" w:eastAsiaTheme="minorEastAsia"/>
                 <w:sz w:val="21"/>
               </w:rPr>
+              <w:t/>
+            </w:r>
+          </w:p>
+        </w:tc>
+      </w:tr>
+      <w:tr>
+        <w:trPr>
+          <w:trHeight w:val="500" w:hRule="atLeast"/>
+        </w:trPr>
+        <w:tc>
+          <w:tcPr>
+            <w:tcW w:w="1000" w:type="dxa"/>
+            <w:vAlign w:val="center"/>
+          </w:tcPr>
+          <w:p>
+            <w:pPr>
+              <w:jc w:val="center"/>
+            </w:pPr>
+            <w:r>
+              <w:t>2023</w:t>
+            </w:r>
+          </w:p>
+        </w:tc>
+        <w:tc>
+          <w:tcPr>
+            <w:tcW w:w="2200" w:type="dxa"/>
+            <w:vAlign w:val="center"/>
+          </w:tcPr>
+          <w:p>
+            <w:pPr>
+              <w:jc w:val="center"/>
+            </w:pPr>
+            <w:r>
+              <w:t>四川星海视听新媒体有限公司</w:t>
+            </w:r>
+          </w:p>
+        </w:tc>
+        <w:tc>
+          <w:tcPr>
+            <w:tcW w:w="4300" w:type="dxa"/>
+            <w:vAlign w:val="center"/>
+          </w:tcPr>
+          <w:p>
+            <w:pPr>
+              <w:jc w:val="center"/>
+            </w:pPr>
+            <w:r>
+              <w:t>四川IPTV平台视听内容数据清洗与标准化服务</w:t>
+            </w:r>
+          </w:p>
+        </w:tc>
+        <w:tc>
+          <w:tcPr>
+            <w:tcW w:w="2759" w:type="dxa"/>
+            <w:vAlign w:val="center"/>
+          </w:tcPr>
+          <w:p>
+            <w:pPr>
+              <w:jc w:val="center"/>
+            </w:pPr>
+            <w:r>
+              <w:t/>
+            </w:r>
+          </w:p>
+        </w:tc>
+      </w:tr>
+      <w:tr>
+        <w:trPr>
+          <w:trHeight w:val="500" w:hRule="atLeast"/>
+        </w:trPr>
+        <w:tc>
+          <w:tcPr>
+            <w:tcW w:w="1000" w:type="dxa"/>
+            <w:vAlign w:val="center"/>
+          </w:tcPr>
+          <w:p>
+            <w:pPr>
+              <w:jc w:val="center"/>
+            </w:pPr>
+            <w:r>
+              <w:t>2023</w:t>
+            </w:r>
+          </w:p>
+        </w:tc>
+        <w:tc>
+          <w:tcPr>
+            <w:tcW w:w="2200" w:type="dxa"/>
+            <w:vAlign w:val="center"/>
+          </w:tcPr>
+          <w:p>
+            <w:pPr>
+              <w:jc w:val="center"/>
+            </w:pPr>
+            <w:r>
+              <w:t>四川移动互联网媒体有限责任公司</w:t>
+            </w:r>
+          </w:p>
+        </w:tc>
+        <w:tc>
+          <w:tcPr>
+            <w:tcW w:w="4300" w:type="dxa"/>
+            <w:vAlign w:val="center"/>
+          </w:tcPr>
+          <w:p>
+            <w:pPr>
+              <w:jc w:val="center"/>
+            </w:pPr>
+            <w:r>
+              <w:t>IPTV平台视听内容元数据规范化运营服务</w:t>
+            </w:r>
+          </w:p>
+        </w:tc>
+        <w:tc>
+          <w:tcPr>
+            <w:tcW w:w="2759" w:type="dxa"/>
+            <w:vAlign w:val="center"/>
+          </w:tcPr>
+          <w:p>
+            <w:pPr>
+              <w:jc w:val="center"/>
+            </w:pPr>
+            <w:r>
               <w:t/>
             </w:r>
           </w:p>
